--- a/06-学生侧材料/讲义/6-有机化学/有机合成与逆合成-超级充实版（自学完整）.docx
+++ b/06-学生侧材料/讲义/6-有机化学/有机合成与逆合成-超级充实版（自学完整）.docx
@@ -728,13 +728,55 @@
     <w:p>
       <w:pPr>
         <w:pStyle w:val="Heading2"/>
-        <w:spacing w:after="120" w:before="280"/>
+        <w:spacing w:before="280" w:after="120"/>
       </w:pPr>
       <w:r>
         <w:rPr>
           <w:rFonts w:hint="eastAsia" w:ascii="Times New Roman" w:hAnsi="Times New Roman" w:eastAsia="SimHei" w:cs="Times New Roman"/>
         </w:rPr>
         <w:t xml:space="preserve">学习目标</w:t>
+      </w:r>
+    </w:p>
+    <w:p>
+      <w:pPr>
+        <w:pStyle w:val="BlockText"/>
+        <w:spacing w:after="80"/>
+      </w:pPr>
+      <w:r>
+        <w:rPr>
+          <w:rFonts w:hint="eastAsia" w:ascii="Times New Roman" w:hAnsi="Times New Roman" w:eastAsia="FangSong" w:cs="Times New Roman"/>
+        </w:rPr>
+        <w:t>对齐考纲</w:t>
+      </w:r>
+      <w:r>
+        <w:rPr>
+          <w:rFonts w:hint="eastAsia" w:ascii="Times New Roman" w:hAnsi="Times New Roman" w:eastAsia="Times New Roman" w:cs="Times New Roman"/>
+        </w:rPr>
+        <w:t>：§50</w:t>
+      </w:r>
+      <w:r>
+        <w:rPr>
+          <w:rFonts w:ascii="Times New Roman" w:hAnsi="Times New Roman" w:eastAsia="Times New Roman" w:cs="Times New Roman"/>
+        </w:rPr>
+        <w:t xml:space="preserve"> </w:t>
+      </w:r>
+      <w:r>
+        <w:rPr>
+          <w:rFonts w:hint="eastAsia" w:ascii="Times New Roman" w:hAnsi="Times New Roman" w:eastAsia="FangSong" w:cs="Times New Roman"/>
+        </w:rPr>
+        <w:t xml:space="preserve">有机合成</w:t>
+      </w:r>
+      <w:r>
+        <w:rPr>
+          <w:rFonts w:ascii="Times New Roman" w:hAnsi="Times New Roman" w:eastAsia="Times New Roman" w:cs="Times New Roman"/>
+        </w:rPr>
+        <w:t xml:space="preserve"> · §51 </w:t>
+      </w:r>
+      <w:r>
+        <w:rPr>
+          <w:rFonts w:hint="eastAsia" w:ascii="Times New Roman" w:hAnsi="Times New Roman" w:eastAsia="FangSong" w:cs="Times New Roman"/>
+        </w:rPr>
+        <w:t xml:space="preserve">金属有机</w:t>
       </w:r>
     </w:p>
     <w:tbl>
@@ -764,7 +806,7 @@
                 <w:rFonts w:hint="eastAsia" w:ascii="Times New Roman" w:hAnsi="Times New Roman" w:eastAsia="SimHei" w:cs="Times New Roman"/>
                 <w:b/>
               </w:rPr>
-              <w:t xml:space="preserve">模块</w:t>
+              <w:t xml:space="preserve">考纲条目</w:t>
             </w:r>
           </w:p>
         </w:tc>
@@ -780,7 +822,7 @@
                 <w:rFonts w:hint="eastAsia" w:ascii="Times New Roman" w:hAnsi="Times New Roman" w:eastAsia="SimHei" w:cs="Times New Roman"/>
                 <w:b/>
               </w:rPr>
-              <w:t xml:space="preserve">核心能力</w:t>
+              <w:t xml:space="preserve">学完本讲你应能</w:t>
             </w:r>
           </w:p>
         </w:tc>
@@ -795,11 +837,27 @@
             </w:pPr>
             <w:r>
               <w:rPr>
-                <w:rFonts w:hint="eastAsia" w:ascii="Times New Roman" w:hAnsi="Times New Roman" w:eastAsia="FangSong" w:cs="Times New Roman"/>
-                <w:b/>
-                <w:bCs/>
-              </w:rPr>
-              <w:t xml:space="preserve">逆合成起手</w:t>
+                <w:rFonts w:ascii="Times New Roman" w:hAnsi="Times New Roman" w:eastAsia="Times New Roman" w:cs="Times New Roman"/>
+              </w:rPr>
+              <w:t xml:space="preserve">§50 </w:t>
+            </w:r>
+            <w:r>
+              <w:rPr>
+                <w:rFonts w:hint="eastAsia" w:ascii="Times New Roman" w:hAnsi="Times New Roman" w:eastAsia="FangSong" w:cs="Times New Roman"/>
+              </w:rPr>
+              <w:t xml:space="preserve">有机合成</w:t>
+            </w:r>
+            <w:r>
+              <w:rPr>
+                <w:rFonts w:ascii="Times New Roman" w:hAnsi="Times New Roman" w:eastAsia="Times New Roman" w:cs="Times New Roman"/>
+              </w:rPr>
+              <w:t xml:space="preserve"> · </w:t>
+            </w:r>
+            <w:r>
+              <w:rPr>
+                <w:rFonts w:hint="eastAsia" w:ascii="Times New Roman" w:hAnsi="Times New Roman" w:eastAsia="FangSong" w:cs="Times New Roman"/>
+              </w:rPr>
+              <w:t xml:space="preserve">逆合成分析与断键</w:t>
             </w:r>
           </w:p>
         </w:tc>
@@ -841,11 +899,27 @@
             </w:pPr>
             <w:r>
               <w:rPr>
-                <w:rFonts w:hint="eastAsia" w:ascii="Times New Roman" w:hAnsi="Times New Roman" w:eastAsia="FangSong" w:cs="Times New Roman"/>
-                <w:b/>
-                <w:bCs/>
-              </w:rPr>
-              <w:t xml:space="preserve">断键评估</w:t>
+                <w:rFonts w:ascii="Times New Roman" w:hAnsi="Times New Roman" w:eastAsia="Times New Roman" w:cs="Times New Roman"/>
+              </w:rPr>
+              <w:t xml:space="preserve">§50 </w:t>
+            </w:r>
+            <w:r>
+              <w:rPr>
+                <w:rFonts w:hint="eastAsia" w:ascii="Times New Roman" w:hAnsi="Times New Roman" w:eastAsia="FangSong" w:cs="Times New Roman"/>
+              </w:rPr>
+              <w:t xml:space="preserve">有机合成</w:t>
+            </w:r>
+            <w:r>
+              <w:rPr>
+                <w:rFonts w:ascii="Times New Roman" w:hAnsi="Times New Roman" w:eastAsia="Times New Roman" w:cs="Times New Roman"/>
+              </w:rPr>
+              <w:t xml:space="preserve"> · </w:t>
+            </w:r>
+            <w:r>
+              <w:rPr>
+                <w:rFonts w:hint="eastAsia" w:ascii="Times New Roman" w:hAnsi="Times New Roman" w:eastAsia="FangSong" w:cs="Times New Roman"/>
+              </w:rPr>
+              <w:t xml:space="preserve">高价值断键判断</w:t>
             </w:r>
           </w:p>
         </w:tc>
@@ -924,18 +998,26 @@
             <w:r>
               <w:rPr>
                 <w:rFonts w:ascii="Times New Roman" w:hAnsi="Times New Roman" w:eastAsia="Times New Roman" w:cs="Times New Roman"/>
-                <w:b/>
-                <w:bCs/>
-              </w:rPr>
-              <w:t xml:space="preserve">C–X / C–C </w:t>
-            </w:r>
-            <w:r>
-              <w:rPr>
-                <w:rFonts w:hint="eastAsia" w:ascii="Times New Roman" w:hAnsi="Times New Roman" w:eastAsia="FangSong" w:cs="Times New Roman"/>
-                <w:b/>
-                <w:bCs/>
-              </w:rPr>
-              <w:t xml:space="preserve">切断</w:t>
+              </w:rPr>
+              <w:t xml:space="preserve">§50 </w:t>
+            </w:r>
+            <w:r>
+              <w:rPr>
+                <w:rFonts w:hint="eastAsia" w:ascii="Times New Roman" w:hAnsi="Times New Roman" w:eastAsia="FangSong" w:cs="Times New Roman"/>
+              </w:rPr>
+              <w:t xml:space="preserve">有机合成</w:t>
+            </w:r>
+            <w:r>
+              <w:rPr>
+                <w:rFonts w:ascii="Times New Roman" w:hAnsi="Times New Roman" w:eastAsia="Times New Roman" w:cs="Times New Roman"/>
+              </w:rPr>
+              <w:t xml:space="preserve"> · </w:t>
+            </w:r>
+            <w:r>
+              <w:rPr>
+                <w:rFonts w:hint="eastAsia" w:ascii="Times New Roman" w:hAnsi="Times New Roman" w:eastAsia="FangSong" w:cs="Times New Roman"/>
+              </w:rPr>
+              <w:t xml:space="preserve">切断策略</w:t>
             </w:r>
           </w:p>
         </w:tc>
@@ -978,10 +1060,26 @@
             <w:r>
               <w:rPr>
                 <w:rFonts w:ascii="Times New Roman" w:hAnsi="Times New Roman" w:eastAsia="Times New Roman" w:cs="Times New Roman"/>
-                <w:b/>
-                <w:bCs/>
-              </w:rPr>
-              <w:t xml:space="preserve">FGI / FGA</w:t>
+              </w:rPr>
+              <w:t xml:space="preserve">§50 </w:t>
+            </w:r>
+            <w:r>
+              <w:rPr>
+                <w:rFonts w:hint="eastAsia" w:ascii="Times New Roman" w:hAnsi="Times New Roman" w:eastAsia="FangSong" w:cs="Times New Roman"/>
+              </w:rPr>
+              <w:t xml:space="preserve">有机合成</w:t>
+            </w:r>
+            <w:r>
+              <w:rPr>
+                <w:rFonts w:ascii="Times New Roman" w:hAnsi="Times New Roman" w:eastAsia="Times New Roman" w:cs="Times New Roman"/>
+              </w:rPr>
+              <w:t xml:space="preserve"> · </w:t>
+            </w:r>
+            <w:r>
+              <w:rPr>
+                <w:rFonts w:hint="eastAsia" w:ascii="Times New Roman" w:hAnsi="Times New Roman" w:eastAsia="FangSong" w:cs="Times New Roman"/>
+              </w:rPr>
+              <w:t xml:space="preserve">官能团互换与添加</w:t>
             </w:r>
           </w:p>
         </w:tc>
@@ -1023,11 +1121,27 @@
             </w:pPr>
             <w:r>
               <w:rPr>
-                <w:rFonts w:hint="eastAsia" w:ascii="Times New Roman" w:hAnsi="Times New Roman" w:eastAsia="FangSong" w:cs="Times New Roman"/>
-                <w:b/>
-                <w:bCs/>
-              </w:rPr>
-              <w:t xml:space="preserve">试剂边界</w:t>
+                <w:rFonts w:ascii="Times New Roman" w:hAnsi="Times New Roman" w:eastAsia="Times New Roman" w:cs="Times New Roman"/>
+              </w:rPr>
+              <w:t xml:space="preserve">§50 </w:t>
+            </w:r>
+            <w:r>
+              <w:rPr>
+                <w:rFonts w:hint="eastAsia" w:ascii="Times New Roman" w:hAnsi="Times New Roman" w:eastAsia="FangSong" w:cs="Times New Roman"/>
+              </w:rPr>
+              <w:t xml:space="preserve">有机合成</w:t>
+            </w:r>
+            <w:r>
+              <w:rPr>
+                <w:rFonts w:ascii="Times New Roman" w:hAnsi="Times New Roman" w:eastAsia="Times New Roman" w:cs="Times New Roman"/>
+              </w:rPr>
+              <w:t xml:space="preserve"> · Wittig </w:t>
+            </w:r>
+            <w:r>
+              <w:rPr>
+                <w:rFonts w:hint="eastAsia" w:ascii="Times New Roman" w:hAnsi="Times New Roman" w:eastAsia="FangSong" w:cs="Times New Roman"/>
+              </w:rPr>
+              <w:t xml:space="preserve">路线设计</w:t>
             </w:r>
           </w:p>
         </w:tc>
@@ -1042,55 +1156,43 @@
               <w:rPr>
                 <w:rFonts w:hint="eastAsia" w:ascii="Times New Roman" w:hAnsi="Times New Roman" w:eastAsia="FangSong" w:cs="Times New Roman"/>
               </w:rPr>
-              <w:t>能按亲核性强弱</w:t>
+              <w:t xml:space="preserve">能从目标烯烃倒推</w:t>
+            </w:r>
+            <w:r>
+              <w:rPr>
+                <w:rFonts w:ascii="Times New Roman" w:hAnsi="Times New Roman" w:eastAsia="Times New Roman" w:cs="Times New Roman"/>
+              </w:rPr>
+              <w:t xml:space="preserve"> Wittig </w:t>
+            </w:r>
+            <w:r>
+              <w:rPr>
+                <w:rFonts w:hint="eastAsia" w:ascii="Times New Roman" w:hAnsi="Times New Roman" w:eastAsia="FangSong" w:cs="Times New Roman"/>
+              </w:rPr>
+              <w:t>的羰基片段与叶立德片段</w:t>
             </w:r>
             <w:r>
               <w:rPr>
                 <w:rFonts w:hint="eastAsia" w:ascii="Times New Roman" w:hAnsi="Times New Roman" w:eastAsia="Times New Roman" w:cs="Times New Roman"/>
               </w:rPr>
-              <w:t>、</w:t>
-            </w:r>
-            <w:r>
-              <w:rPr>
-                <w:rFonts w:hint="eastAsia" w:ascii="Times New Roman" w:hAnsi="Times New Roman" w:eastAsia="FangSong" w:cs="Times New Roman"/>
-              </w:rPr>
-              <w:t>碱性强弱</w:t>
-            </w:r>
-            <w:r>
-              <w:rPr>
-                <w:rFonts w:hint="eastAsia" w:ascii="Times New Roman" w:hAnsi="Times New Roman" w:eastAsia="Times New Roman" w:cs="Times New Roman"/>
-              </w:rPr>
-              <w:t>、1,2/1,4</w:t>
+              <w:t>，</w:t>
+            </w:r>
+            <w:r>
+              <w:rPr>
+                <w:rFonts w:hint="eastAsia" w:ascii="Times New Roman" w:hAnsi="Times New Roman" w:eastAsia="FangSong" w:cs="Times New Roman"/>
+              </w:rPr>
+              <w:t>并说明</w:t>
             </w:r>
             <w:r>
               <w:rPr>
                 <w:rFonts w:ascii="Times New Roman" w:hAnsi="Times New Roman" w:eastAsia="Times New Roman" w:cs="Times New Roman"/>
               </w:rPr>
-              <w:t xml:space="preserve"> </w:t>
-            </w:r>
-            <w:r>
-              <w:rPr>
-                <w:rFonts w:hint="eastAsia" w:ascii="Times New Roman" w:hAnsi="Times New Roman" w:eastAsia="FangSong" w:cs="Times New Roman"/>
-              </w:rPr>
-              <w:t xml:space="preserve">倾向与官能团兼容性区分</w:t>
-            </w:r>
-            <w:r>
-              <w:rPr>
-                <w:rFonts w:ascii="Times New Roman" w:hAnsi="Times New Roman" w:eastAsia="Times New Roman" w:cs="Times New Roman"/>
-              </w:rPr>
-              <w:t xml:space="preserve"> </w:t>
-            </w:r>
-            <w:r>
-              <w:rPr>
-                <w:rFonts w:hint="eastAsia" w:ascii="Times New Roman" w:hAnsi="Times New Roman" w:eastAsia="Times New Roman" w:cs="Times New Roman"/>
-              </w:rPr>
-              <w:t>Grignard、</w:t>
-            </w:r>
-            <w:r>
-              <w:rPr>
-                <w:rFonts w:hint="eastAsia" w:ascii="Times New Roman" w:hAnsi="Times New Roman" w:eastAsia="FangSong" w:cs="Times New Roman"/>
-              </w:rPr>
-              <w:t>有机锂与铜锂试剂</w:t>
+              <w:t xml:space="preserve"> E/Z </w:t>
+            </w:r>
+            <w:r>
+              <w:rPr>
+                <w:rFonts w:hint="eastAsia" w:ascii="Times New Roman" w:hAnsi="Times New Roman" w:eastAsia="FangSong" w:cs="Times New Roman"/>
+              </w:rPr>
+              <w:t xml:space="preserve">控制依据</w:t>
             </w:r>
           </w:p>
         </w:tc>
@@ -1105,11 +1207,27 @@
             </w:pPr>
             <w:r>
               <w:rPr>
-                <w:rFonts w:hint="eastAsia" w:ascii="Times New Roman" w:hAnsi="Times New Roman" w:eastAsia="FangSong" w:cs="Times New Roman"/>
-                <w:b/>
-                <w:bCs/>
-              </w:rPr>
-              <w:t xml:space="preserve">双键断键</w:t>
+                <w:rFonts w:ascii="Times New Roman" w:hAnsi="Times New Roman" w:eastAsia="Times New Roman" w:cs="Times New Roman"/>
+              </w:rPr>
+              <w:t xml:space="preserve">§50 </w:t>
+            </w:r>
+            <w:r>
+              <w:rPr>
+                <w:rFonts w:hint="eastAsia" w:ascii="Times New Roman" w:hAnsi="Times New Roman" w:eastAsia="FangSong" w:cs="Times New Roman"/>
+              </w:rPr>
+              <w:t xml:space="preserve">有机合成</w:t>
+            </w:r>
+            <w:r>
+              <w:rPr>
+                <w:rFonts w:ascii="Times New Roman" w:hAnsi="Times New Roman" w:eastAsia="Times New Roman" w:cs="Times New Roman"/>
+              </w:rPr>
+              <w:t xml:space="preserve"> · </w:t>
+            </w:r>
+            <w:r>
+              <w:rPr>
+                <w:rFonts w:hint="eastAsia" w:ascii="Times New Roman" w:hAnsi="Times New Roman" w:eastAsia="FangSong" w:cs="Times New Roman"/>
+              </w:rPr>
+              <w:t xml:space="preserve">官能团保护策略</w:t>
             </w:r>
           </w:p>
         </w:tc>
@@ -1124,19 +1242,7 @@
               <w:rPr>
                 <w:rFonts w:hint="eastAsia" w:ascii="Times New Roman" w:hAnsi="Times New Roman" w:eastAsia="FangSong" w:cs="Times New Roman"/>
               </w:rPr>
-              <w:t xml:space="preserve">能从目标烯烃倒推</w:t>
-            </w:r>
-            <w:r>
-              <w:rPr>
-                <w:rFonts w:ascii="Times New Roman" w:hAnsi="Times New Roman" w:eastAsia="Times New Roman" w:cs="Times New Roman"/>
-              </w:rPr>
-              <w:t xml:space="preserve"> Wittig </w:t>
-            </w:r>
-            <w:r>
-              <w:rPr>
-                <w:rFonts w:hint="eastAsia" w:ascii="Times New Roman" w:hAnsi="Times New Roman" w:eastAsia="FangSong" w:cs="Times New Roman"/>
-              </w:rPr>
-              <w:t>的羰基片段与叶立德片段</w:t>
+              <w:t>能识别活泼氢冲突与羰基串扰</w:t>
             </w:r>
             <w:r>
               <w:rPr>
@@ -1148,19 +1254,19 @@
               <w:rPr>
                 <w:rFonts w:hint="eastAsia" w:ascii="Times New Roman" w:hAnsi="Times New Roman" w:eastAsia="FangSong" w:cs="Times New Roman"/>
               </w:rPr>
-              <w:t>并说明</w:t>
-            </w:r>
-            <w:r>
-              <w:rPr>
-                <w:rFonts w:ascii="Times New Roman" w:hAnsi="Times New Roman" w:eastAsia="Times New Roman" w:cs="Times New Roman"/>
-              </w:rPr>
-              <w:t xml:space="preserve"> E/Z </w:t>
-            </w:r>
-            <w:r>
-              <w:rPr>
-                <w:rFonts w:hint="eastAsia" w:ascii="Times New Roman" w:hAnsi="Times New Roman" w:eastAsia="FangSong" w:cs="Times New Roman"/>
-              </w:rPr>
-              <w:t xml:space="preserve">控制依据</w:t>
+              <w:t>判断何时必须保护</w:t>
+            </w:r>
+            <w:r>
+              <w:rPr>
+                <w:rFonts w:hint="eastAsia" w:ascii="Times New Roman" w:hAnsi="Times New Roman" w:eastAsia="Times New Roman" w:cs="Times New Roman"/>
+              </w:rPr>
+              <w:t>、</w:t>
+            </w:r>
+            <w:r>
+              <w:rPr>
+                <w:rFonts w:hint="eastAsia" w:ascii="Times New Roman" w:hAnsi="Times New Roman" w:eastAsia="FangSong" w:cs="Times New Roman"/>
+              </w:rPr>
+              <w:t>何时应改为更换断键</w:t>
             </w:r>
           </w:p>
         </w:tc>
@@ -1175,11 +1281,27 @@
             </w:pPr>
             <w:r>
               <w:rPr>
-                <w:rFonts w:hint="eastAsia" w:ascii="Times New Roman" w:hAnsi="Times New Roman" w:eastAsia="FangSong" w:cs="Times New Roman"/>
-                <w:b/>
-                <w:bCs/>
-              </w:rPr>
-              <w:t xml:space="preserve">兼容性管理</w:t>
+                <w:rFonts w:ascii="Times New Roman" w:hAnsi="Times New Roman" w:eastAsia="Times New Roman" w:cs="Times New Roman"/>
+              </w:rPr>
+              <w:t xml:space="preserve">§50 </w:t>
+            </w:r>
+            <w:r>
+              <w:rPr>
+                <w:rFonts w:hint="eastAsia" w:ascii="Times New Roman" w:hAnsi="Times New Roman" w:eastAsia="FangSong" w:cs="Times New Roman"/>
+              </w:rPr>
+              <w:t xml:space="preserve">有机合成</w:t>
+            </w:r>
+            <w:r>
+              <w:rPr>
+                <w:rFonts w:ascii="Times New Roman" w:hAnsi="Times New Roman" w:eastAsia="Times New Roman" w:cs="Times New Roman"/>
+              </w:rPr>
+              <w:t xml:space="preserve"> · </w:t>
+            </w:r>
+            <w:r>
+              <w:rPr>
+                <w:rFonts w:hint="eastAsia" w:ascii="Times New Roman" w:hAnsi="Times New Roman" w:eastAsia="FangSong" w:cs="Times New Roman"/>
+              </w:rPr>
+              <w:t xml:space="preserve">线性与汇聚式路线比较</w:t>
             </w:r>
           </w:p>
         </w:tc>
@@ -1194,31 +1316,7 @@
               <w:rPr>
                 <w:rFonts w:hint="eastAsia" w:ascii="Times New Roman" w:hAnsi="Times New Roman" w:eastAsia="FangSong" w:cs="Times New Roman"/>
               </w:rPr>
-              <w:t>能识别活泼氢冲突与羰基串扰</w:t>
-            </w:r>
-            <w:r>
-              <w:rPr>
-                <w:rFonts w:hint="eastAsia" w:ascii="Times New Roman" w:hAnsi="Times New Roman" w:eastAsia="Times New Roman" w:cs="Times New Roman"/>
-              </w:rPr>
-              <w:t>，</w:t>
-            </w:r>
-            <w:r>
-              <w:rPr>
-                <w:rFonts w:hint="eastAsia" w:ascii="Times New Roman" w:hAnsi="Times New Roman" w:eastAsia="FangSong" w:cs="Times New Roman"/>
-              </w:rPr>
-              <w:t>判断何时必须保护</w:t>
-            </w:r>
-            <w:r>
-              <w:rPr>
-                <w:rFonts w:hint="eastAsia" w:ascii="Times New Roman" w:hAnsi="Times New Roman" w:eastAsia="Times New Roman" w:cs="Times New Roman"/>
-              </w:rPr>
-              <w:t>、</w:t>
-            </w:r>
-            <w:r>
-              <w:rPr>
-                <w:rFonts w:hint="eastAsia" w:ascii="Times New Roman" w:hAnsi="Times New Roman" w:eastAsia="FangSong" w:cs="Times New Roman"/>
-              </w:rPr>
-              <w:t>何时应改为更换断键</w:t>
+              <w:t xml:space="preserve">能用步骤经济性与总产率比较线性合成与汇聚式合成</w:t>
             </w:r>
           </w:p>
         </w:tc>
@@ -1233,11 +1331,27 @@
             </w:pPr>
             <w:r>
               <w:rPr>
-                <w:rFonts w:hint="eastAsia" w:ascii="Times New Roman" w:hAnsi="Times New Roman" w:eastAsia="FangSong" w:cs="Times New Roman"/>
-                <w:b/>
-                <w:bCs/>
-              </w:rPr>
-              <w:t xml:space="preserve">路线评估</w:t>
+                <w:rFonts w:ascii="Times New Roman" w:hAnsi="Times New Roman" w:eastAsia="Times New Roman" w:cs="Times New Roman"/>
+              </w:rPr>
+              <w:t xml:space="preserve">§51 </w:t>
+            </w:r>
+            <w:r>
+              <w:rPr>
+                <w:rFonts w:hint="eastAsia" w:ascii="Times New Roman" w:hAnsi="Times New Roman" w:eastAsia="FangSong" w:cs="Times New Roman"/>
+              </w:rPr>
+              <w:t xml:space="preserve">金属有机</w:t>
+            </w:r>
+            <w:r>
+              <w:rPr>
+                <w:rFonts w:ascii="Times New Roman" w:hAnsi="Times New Roman" w:eastAsia="Times New Roman" w:cs="Times New Roman"/>
+              </w:rPr>
+              <w:t xml:space="preserve"> · </w:t>
+            </w:r>
+            <w:r>
+              <w:rPr>
+                <w:rFonts w:hint="eastAsia" w:ascii="Times New Roman" w:hAnsi="Times New Roman" w:eastAsia="FangSong" w:cs="Times New Roman"/>
+              </w:rPr>
+              <w:t xml:space="preserve">有机金属试剂的区分选用</w:t>
             </w:r>
           </w:p>
         </w:tc>
@@ -1252,7 +1366,55 @@
               <w:rPr>
                 <w:rFonts w:hint="eastAsia" w:ascii="Times New Roman" w:hAnsi="Times New Roman" w:eastAsia="FangSong" w:cs="Times New Roman"/>
               </w:rPr>
-              <w:t xml:space="preserve">能用步骤经济性与总产率比较线性合成与汇聚式合成</w:t>
+              <w:t>能按亲核性强弱</w:t>
+            </w:r>
+            <w:r>
+              <w:rPr>
+                <w:rFonts w:hint="eastAsia" w:ascii="Times New Roman" w:hAnsi="Times New Roman" w:eastAsia="Times New Roman" w:cs="Times New Roman"/>
+              </w:rPr>
+              <w:t>、</w:t>
+            </w:r>
+            <w:r>
+              <w:rPr>
+                <w:rFonts w:hint="eastAsia" w:ascii="Times New Roman" w:hAnsi="Times New Roman" w:eastAsia="FangSong" w:cs="Times New Roman"/>
+              </w:rPr>
+              <w:t>碱性强弱</w:t>
+            </w:r>
+            <w:r>
+              <w:rPr>
+                <w:rFonts w:hint="eastAsia" w:ascii="Times New Roman" w:hAnsi="Times New Roman" w:eastAsia="Times New Roman" w:cs="Times New Roman"/>
+              </w:rPr>
+              <w:t>、1,2/1,4</w:t>
+            </w:r>
+            <w:r>
+              <w:rPr>
+                <w:rFonts w:ascii="Times New Roman" w:hAnsi="Times New Roman" w:eastAsia="Times New Roman" w:cs="Times New Roman"/>
+              </w:rPr>
+              <w:t xml:space="preserve"> </w:t>
+            </w:r>
+            <w:r>
+              <w:rPr>
+                <w:rFonts w:hint="eastAsia" w:ascii="Times New Roman" w:hAnsi="Times New Roman" w:eastAsia="FangSong" w:cs="Times New Roman"/>
+              </w:rPr>
+              <w:t xml:space="preserve">倾向与官能团兼容性区分</w:t>
+            </w:r>
+            <w:r>
+              <w:rPr>
+                <w:rFonts w:ascii="Times New Roman" w:hAnsi="Times New Roman" w:eastAsia="Times New Roman" w:cs="Times New Roman"/>
+              </w:rPr>
+              <w:t xml:space="preserve"> </w:t>
+            </w:r>
+            <w:r>
+              <w:rPr>
+                <w:rFonts w:hint="eastAsia" w:ascii="Times New Roman" w:hAnsi="Times New Roman" w:eastAsia="Times New Roman" w:cs="Times New Roman"/>
+              </w:rPr>
+              <w:t>Grignard、</w:t>
+            </w:r>
+            <w:r>
+              <w:rPr>
+                <w:rFonts w:hint="eastAsia" w:ascii="Times New Roman" w:hAnsi="Times New Roman" w:eastAsia="FangSong" w:cs="Times New Roman"/>
+              </w:rPr>
+              <w:t>有机锂与铜锂试剂</w:t>
             </w:r>
           </w:p>
         </w:tc>

--- a/06-学生侧材料/讲义/6-有机化学/有机合成与逆合成-超级充实版（自学完整）.docx
+++ b/06-学生侧材料/讲义/6-有机化学/有机合成与逆合成-超级充实版（自学完整）.docx
@@ -6629,7 +6629,7 @@
         <w:rPr>
           <w:rFonts w:hint="eastAsia" w:ascii="Times New Roman" w:hAnsi="Times New Roman" w:eastAsia="FangSong" w:cs="Times New Roman"/>
         </w:rPr>
-        <w:t>此外杂原子还能通过配位作用引导立体选择性</w:t>
+        <w:t>此外杂原子旁的切断几乎总有一两个选择性明确的成熟正向反应与之对应</w:t>
       </w:r>
       <w:r>
         <w:rPr>
@@ -6641,7 +6641,7 @@
         <w:rPr>
           <w:rFonts w:hint="eastAsia" w:ascii="Times New Roman" w:hAnsi="Times New Roman" w:eastAsia="FangSong" w:cs="Times New Roman"/>
         </w:rPr>
-        <w:t>使切断方案的可执行性更强</w:t>
+        <w:t>路线落地时不必担心区域或化学选择性失控</w:t>
       </w:r>
       <w:r>
         <w:rPr>
@@ -9080,14 +9080,15 @@
     <w:tbl>
       <w:tblPr>
         <w:tblStyle w:val="Table"/>
-        <w:tblW w:type="auto" w:w="0"/>
+        <w:tblW w:type="pct" w:w="5000"/>
+        <w:tblLayout w:type="fixed"/>
         <w:tblLook w:firstRow="1" w:lastRow="0" w:firstColumn="0" w:lastColumn="0" w:noHBand="0" w:noVBand="0" w:val="0020"/>
       </w:tblPr>
       <w:tblGrid>
-        <w:gridCol w:w="1980"/>
-        <w:gridCol w:w="1980"/>
-        <w:gridCol w:w="1980"/>
-        <w:gridCol w:w="1980"/>
+        <w:gridCol w:w="1863"/>
+        <w:gridCol w:w="1863"/>
+        <w:gridCol w:w="2329"/>
+        <w:gridCol w:w="1863"/>
       </w:tblGrid>
       <w:tr>
         <w:trPr>
@@ -9399,13 +9400,19 @@
               <w:rPr>
                 <w:rFonts w:hint="eastAsia" w:ascii="Times New Roman" w:hAnsi="Times New Roman" w:eastAsia="FangSong" w:cs="Times New Roman"/>
               </w:rPr>
-              <w:t>酯</w:t>
+              <w:t xml:space="preserve">酯</w:t>
+            </w:r>
+            <w:r>
+              <w:rPr>
+                <w:rFonts w:ascii="Times New Roman" w:hAnsi="Times New Roman" w:eastAsia="Times New Roman" w:cs="Times New Roman"/>
+              </w:rPr>
+              <w:t xml:space="preserve"> </w:t>
             </w:r>
             <w:r>
               <w:rPr>
                 <w:rFonts w:hint="eastAsia" w:ascii="Times New Roman" w:hAnsi="Times New Roman" w:eastAsia="Times New Roman" w:cs="Times New Roman"/>
               </w:rPr>
-              <w:t>（2</w:t>
+              <w:t xml:space="preserve">R′COOR″（2</w:t>
             </w:r>
             <w:r>
               <w:rPr>
@@ -9438,7 +9445,14 @@
               <w:rPr>
                 <w:rFonts w:ascii="Times New Roman" w:hAnsi="Times New Roman" w:eastAsia="Times New Roman" w:cs="Times New Roman"/>
               </w:rPr>
-              <w:t xml:space="preserve">R−C(OH)R’R</w:t>
+              <w:t>R′−C(OH)R</w:t>
+            </w:r>
+            <w:r>
+              <w:rPr>
+                <w:rFonts w:ascii="Times New Roman" w:hAnsi="Times New Roman" w:eastAsia="Times New Roman" w:cs="Times New Roman"/>
+                <w:vertAlign w:val="subscript"/>
+              </w:rPr>
+              <w:t>2</w:t>
             </w:r>
           </w:p>
         </w:tc>
@@ -9468,7 +9482,37 @@
               <w:rPr>
                 <w:rFonts w:hint="eastAsia" w:ascii="Times New Roman" w:hAnsi="Times New Roman" w:eastAsia="FangSong" w:cs="Times New Roman"/>
               </w:rPr>
-              <w:t xml:space="preserve">酯的碳保留</w:t>
+              <w:t>酰基碳保留</w:t>
+            </w:r>
+            <w:r>
+              <w:rPr>
+                <w:rFonts w:hint="eastAsia" w:ascii="Times New Roman" w:hAnsi="Times New Roman" w:eastAsia="Times New Roman" w:cs="Times New Roman"/>
+              </w:rPr>
+              <w:t>，−OR″</w:t>
+            </w:r>
+            <w:r>
+              <w:rPr>
+                <w:rFonts w:ascii="Times New Roman" w:hAnsi="Times New Roman" w:eastAsia="Times New Roman" w:cs="Times New Roman"/>
+              </w:rPr>
+              <w:t xml:space="preserve"> </w:t>
+            </w:r>
+            <w:r>
+              <w:rPr>
+                <w:rFonts w:hint="eastAsia" w:ascii="Times New Roman" w:hAnsi="Times New Roman" w:eastAsia="FangSong" w:cs="Times New Roman"/>
+              </w:rPr>
+              <w:t xml:space="preserve">以</w:t>
+            </w:r>
+            <w:r>
+              <w:rPr>
+                <w:rFonts w:ascii="Times New Roman" w:hAnsi="Times New Roman" w:eastAsia="Times New Roman" w:cs="Times New Roman"/>
+              </w:rPr>
+              <w:t xml:space="preserve"> R″OH </w:t>
+            </w:r>
+            <w:r>
+              <w:rPr>
+                <w:rFonts w:hint="eastAsia" w:ascii="Times New Roman" w:hAnsi="Times New Roman" w:eastAsia="FangSong" w:cs="Times New Roman"/>
+              </w:rPr>
+              <w:t xml:space="preserve">离去</w:t>
             </w:r>
           </w:p>
         </w:tc>
@@ -10720,14 +10764,20 @@
             </m:rPr>
             <m:t>→</m:t>
           </m:r>
-          <m:r>
-            <m:t>R</m:t>
-          </m:r>
+          <m:sSub>
+            <m:e>
+              <m:r>
+                <m:t>R</m:t>
+              </m:r>
+            </m:e>
+            <m:sub>
+              <m:r>
+                <m:t>2</m:t>
+              </m:r>
+            </m:sub>
+          </m:sSub>
           <m:r>
             <m:t>C</m:t>
-          </m:r>
-          <m:r>
-            <m:t>H</m:t>
           </m:r>
           <m:r>
             <m:rPr>
@@ -11286,42 +11336,72 @@
             </w:pPr>
             <w:r>
               <w:rPr>
+                <w:rFonts w:hint="eastAsia" w:ascii="Times New Roman" w:hAnsi="Times New Roman" w:eastAsia="Times New Roman" w:cs="Times New Roman"/>
+              </w:rPr>
+              <w:t>Ph</w:t>
+            </w:r>
+            <w:r>
+              <w:rPr>
+                <w:rFonts w:hint="eastAsia" w:ascii="Times New Roman" w:hAnsi="Times New Roman" w:eastAsia="Times New Roman" w:cs="Times New Roman"/>
+                <w:vertAlign w:val="subscript"/>
+              </w:rPr>
+              <w:t>3</w:t>
+            </w:r>
+            <w:r>
+              <w:rPr>
+                <w:rFonts w:hint="eastAsia" w:ascii="Times New Roman" w:hAnsi="Times New Roman" w:eastAsia="Times New Roman" w:cs="Times New Roman"/>
+              </w:rPr>
+              <w:t>P=CHMe（Ph</w:t>
+            </w:r>
+            <w:r>
+              <w:rPr>
+                <w:rFonts w:hint="eastAsia" w:ascii="Times New Roman" w:hAnsi="Times New Roman" w:eastAsia="Times New Roman" w:cs="Times New Roman"/>
+                <w:vertAlign w:val="subscript"/>
+              </w:rPr>
+              <w:t>3</w:t>
+            </w:r>
+            <w:r>
+              <w:rPr>
+                <w:rFonts w:hint="eastAsia" w:ascii="Times New Roman" w:hAnsi="Times New Roman" w:eastAsia="Times New Roman" w:cs="Times New Roman"/>
+              </w:rPr>
+              <w:t>P=CH</w:t>
+            </w:r>
+            <w:r>
+              <w:rPr>
+                <w:rFonts w:hint="eastAsia" w:ascii="Times New Roman" w:hAnsi="Times New Roman" w:eastAsia="Times New Roman" w:cs="Times New Roman"/>
+                <w:vertAlign w:val="subscript"/>
+              </w:rPr>
+              <w:t>2</w:t>
+            </w:r>
+            <w:r>
+              <w:rPr>
                 <w:rFonts w:ascii="Times New Roman" w:hAnsi="Times New Roman" w:eastAsia="Times New Roman" w:cs="Times New Roman"/>
               </w:rPr>
-              <w:t>Ph</w:t>
+              <w:t xml:space="preserve"> </w:t>
+            </w:r>
+            <w:r>
+              <w:rPr>
+                <w:rFonts w:hint="eastAsia" w:ascii="Times New Roman" w:hAnsi="Times New Roman" w:eastAsia="FangSong" w:cs="Times New Roman"/>
+              </w:rPr>
+              <w:t xml:space="preserve">无</w:t>
             </w:r>
             <w:r>
               <w:rPr>
                 <w:rFonts w:ascii="Times New Roman" w:hAnsi="Times New Roman" w:eastAsia="Times New Roman" w:cs="Times New Roman"/>
-                <w:vertAlign w:val="subscript"/>
-              </w:rPr>
-              <w:t>3</w:t>
-            </w:r>
-            <w:r>
-              <w:rPr>
-                <w:rFonts w:ascii="Times New Roman" w:hAnsi="Times New Roman" w:eastAsia="Times New Roman" w:cs="Times New Roman"/>
-              </w:rPr>
-              <w:t>P=CHMe、Ph</w:t>
-            </w:r>
-            <w:r>
-              <w:rPr>
-                <w:rFonts w:ascii="Times New Roman" w:hAnsi="Times New Roman" w:eastAsia="Times New Roman" w:cs="Times New Roman"/>
-                <w:vertAlign w:val="subscript"/>
-              </w:rPr>
-              <w:t>3</w:t>
-            </w:r>
-            <w:r>
-              <w:rPr>
-                <w:rFonts w:ascii="Times New Roman" w:hAnsi="Times New Roman" w:eastAsia="Times New Roman" w:cs="Times New Roman"/>
-              </w:rPr>
-              <w:t>P=CH</w:t>
-            </w:r>
-            <w:r>
-              <w:rPr>
-                <w:rFonts w:ascii="Times New Roman" w:hAnsi="Times New Roman" w:eastAsia="Times New Roman" w:cs="Times New Roman"/>
-                <w:vertAlign w:val="subscript"/>
-              </w:rPr>
-              <w:t>2</w:t>
+              </w:rPr>
+              <w:t xml:space="preserve"> E/Z </w:t>
+            </w:r>
+            <w:r>
+              <w:rPr>
+                <w:rFonts w:hint="eastAsia" w:ascii="Times New Roman" w:hAnsi="Times New Roman" w:eastAsia="FangSong" w:cs="Times New Roman"/>
+              </w:rPr>
+              <w:t>之分</w:t>
+            </w:r>
+            <w:r>
+              <w:rPr>
+                <w:rFonts w:hint="eastAsia" w:ascii="Times New Roman" w:hAnsi="Times New Roman" w:eastAsia="Times New Roman" w:cs="Times New Roman"/>
+              </w:rPr>
+              <w:t>）</w:t>
             </w:r>
           </w:p>
         </w:tc>
@@ -12418,8 +12498,28 @@
       <w:r>
         <w:rPr>
           <w:rFonts w:hint="eastAsia" w:ascii="Times New Roman" w:hAnsi="Times New Roman" w:eastAsia="FangSong" w:cs="Times New Roman"/>
-        </w:rPr>
-        <w:t>则应改用含有吸电子基的被稳定叶立德</w:t>
+          <w:b/>
+          <w:bCs/>
+        </w:rPr>
+        <w:t xml:space="preserve">不能</w:t>
+      </w:r>
+      <w:r>
+        <w:rPr>
+          <w:rFonts w:hint="eastAsia" w:ascii="Times New Roman" w:hAnsi="Times New Roman" w:eastAsia="FangSong" w:cs="Times New Roman"/>
+        </w:rPr>
+        <w:t>改用含吸电子基的被稳定叶立德</w:t>
+      </w:r>
+      <w:r>
+        <w:rPr>
+          <w:rFonts w:hint="eastAsia" w:ascii="Times New Roman" w:hAnsi="Times New Roman" w:eastAsia="Times New Roman" w:cs="Times New Roman"/>
+        </w:rPr>
+        <w:t>——</w:t>
+      </w:r>
+      <w:r>
+        <w:rPr>
+          <w:rFonts w:hint="eastAsia" w:ascii="Times New Roman" w:hAnsi="Times New Roman" w:eastAsia="FangSong" w:cs="Times New Roman"/>
+        </w:rPr>
+        <w:t>那样叶立德碳上的酯基或氰基会进入产物</w:t>
       </w:r>
       <w:r>
         <w:rPr>
@@ -12431,19 +12531,111 @@
         <w:rPr>
           <w:rFonts w:hint="eastAsia" w:ascii="Times New Roman" w:hAnsi="Times New Roman" w:eastAsia="FangSong" w:cs="Times New Roman"/>
         </w:rPr>
-        <w:t>或经由</w:t>
-      </w:r>
-      <w:r>
-        <w:rPr>
-          <w:rFonts w:ascii="Times New Roman" w:hAnsi="Times New Roman" w:eastAsia="Times New Roman" w:cs="Times New Roman"/>
-        </w:rPr>
-        <w:t xml:space="preserve"> HWE </w:t>
-      </w:r>
-      <w:r>
-        <w:rPr>
-          <w:rFonts w:hint="eastAsia" w:ascii="Times New Roman" w:hAnsi="Times New Roman" w:eastAsia="FangSong" w:cs="Times New Roman"/>
-        </w:rPr>
-        <w:t>反应构建</w:t>
+        <w:t>得到的是</w:t>
+      </w:r>
+      <w:r>
+        <w:rPr>
+          <w:rFonts w:ascii="Times New Roman" w:hAnsi="Times New Roman" w:eastAsia="Times New Roman" w:cs="Times New Roman"/>
+        </w:rPr>
+        <w:t xml:space="preserve"> </w:t>
+      </w:r>
+      <w:r>
+        <w:rPr>
+          <w:rFonts w:hint="eastAsia" w:ascii="Times New Roman" w:hAnsi="Times New Roman" w:eastAsia="Times New Roman" w:cs="Times New Roman"/>
+        </w:rPr>
+        <w:t>α,β-</w:t>
+      </w:r>
+      <w:r>
+        <w:rPr>
+          <w:rFonts w:hint="eastAsia" w:ascii="Times New Roman" w:hAnsi="Times New Roman" w:eastAsia="FangSong" w:cs="Times New Roman"/>
+        </w:rPr>
+        <w:t>不饱和酯而不再是</w:t>
+      </w:r>
+      <w:r>
+        <w:rPr>
+          <w:rFonts w:ascii="Times New Roman" w:hAnsi="Times New Roman" w:eastAsia="Times New Roman" w:cs="Times New Roman"/>
+        </w:rPr>
+        <w:t xml:space="preserve"> </w:t>
+      </w:r>
+      <w:r>
+        <w:rPr>
+          <w:rFonts w:hint="eastAsia" w:ascii="Times New Roman" w:hAnsi="Times New Roman" w:eastAsia="Times New Roman" w:cs="Times New Roman"/>
+        </w:rPr>
+        <w:t>PhCH=CHCH</w:t>
+      </w:r>
+      <w:r>
+        <w:rPr>
+          <w:rFonts w:hint="eastAsia" w:ascii="Times New Roman" w:hAnsi="Times New Roman" w:eastAsia="Times New Roman" w:cs="Times New Roman"/>
+          <w:vertAlign w:val="subscript"/>
+        </w:rPr>
+        <w:t>3</w:t>
+      </w:r>
+      <w:r>
+        <w:rPr>
+          <w:rFonts w:hint="eastAsia" w:ascii="Times New Roman" w:hAnsi="Times New Roman" w:eastAsia="Times New Roman" w:cs="Times New Roman"/>
+        </w:rPr>
+        <w:t>；</w:t>
+      </w:r>
+      <w:r>
+        <w:rPr>
+          <w:rFonts w:hint="eastAsia" w:ascii="Times New Roman" w:hAnsi="Times New Roman" w:eastAsia="FangSong" w:cs="Times New Roman"/>
+        </w:rPr>
+        <w:t>正确做法是在保持叶立德碳取代基仍为</w:t>
+      </w:r>
+      <w:r>
+        <w:rPr>
+          <w:rFonts w:ascii="Times New Roman" w:hAnsi="Times New Roman" w:eastAsia="Times New Roman" w:cs="Times New Roman"/>
+        </w:rPr>
+        <w:t xml:space="preserve"> CH</w:t>
+      </w:r>
+      <w:r>
+        <w:rPr>
+          <w:rFonts w:ascii="Times New Roman" w:hAnsi="Times New Roman" w:eastAsia="Times New Roman" w:cs="Times New Roman"/>
+          <w:vertAlign w:val="subscript"/>
+        </w:rPr>
+        <w:t>3</w:t>
+      </w:r>
+      <w:r>
+        <w:rPr>
+          <w:rFonts w:ascii="Times New Roman" w:hAnsi="Times New Roman" w:eastAsia="Times New Roman" w:cs="Times New Roman"/>
+        </w:rPr>
+        <w:t xml:space="preserve"> </w:t>
+      </w:r>
+      <w:r>
+        <w:rPr>
+          <w:rFonts w:hint="eastAsia" w:ascii="Times New Roman" w:hAnsi="Times New Roman" w:eastAsia="FangSong" w:cs="Times New Roman"/>
+        </w:rPr>
+        <w:t xml:space="preserve">的前提下改用</w:t>
+      </w:r>
+      <w:r>
+        <w:rPr>
+          <w:rFonts w:ascii="Times New Roman" w:hAnsi="Times New Roman" w:eastAsia="Times New Roman" w:cs="Times New Roman"/>
+        </w:rPr>
+        <w:t xml:space="preserve"> Schlosser </w:t>
+      </w:r>
+      <w:r>
+        <w:rPr>
+          <w:rFonts w:hint="eastAsia" w:ascii="Times New Roman" w:hAnsi="Times New Roman" w:eastAsia="FangSong" w:cs="Times New Roman"/>
+        </w:rPr>
+        <w:t>改良法</w:t>
+      </w:r>
+      <w:r>
+        <w:rPr>
+          <w:rFonts w:hint="eastAsia" w:ascii="Times New Roman" w:hAnsi="Times New Roman" w:eastAsia="Times New Roman" w:cs="Times New Roman"/>
+        </w:rPr>
+        <w:t>、HWE</w:t>
+      </w:r>
+      <w:r>
+        <w:rPr>
+          <w:rFonts w:ascii="Times New Roman" w:hAnsi="Times New Roman" w:eastAsia="Times New Roman" w:cs="Times New Roman"/>
+        </w:rPr>
+        <w:t xml:space="preserve"> </w:t>
+      </w:r>
+      <w:r>
+        <w:rPr>
+          <w:rFonts w:hint="eastAsia" w:ascii="Times New Roman" w:hAnsi="Times New Roman" w:eastAsia="FangSong" w:cs="Times New Roman"/>
+        </w:rPr>
+        <w:t>变体或添加锂盐调节</w:t>
       </w:r>
       <w:r>
         <w:rPr>
@@ -13560,7 +13752,7 @@
           <w:i w:val="0"/>
           <w:sz w:val="21"/>
         </w:rPr>
-        <w:t>先生成缩醛把酮保护起来</w:t>
+        <w:t>先生成环状缩酮把酮保护起来</w:t>
       </w:r>
       <w:r>
         <w:rPr>
@@ -13981,19 +14173,31 @@
               <w:rPr>
                 <w:rFonts w:hint="eastAsia" w:ascii="Times New Roman" w:hAnsi="Times New Roman" w:eastAsia="FangSong" w:cs="Times New Roman"/>
               </w:rPr>
-              <w:t>与酸</w:t>
+              <w:t>耐碱与氢解</w:t>
             </w:r>
             <w:r>
               <w:rPr>
                 <w:rFonts w:hint="eastAsia" w:ascii="Times New Roman" w:hAnsi="Times New Roman" w:eastAsia="Times New Roman" w:cs="Times New Roman"/>
               </w:rPr>
-              <w:t>、</w:t>
-            </w:r>
-            <w:r>
-              <w:rPr>
-                <w:rFonts w:hint="eastAsia" w:ascii="Times New Roman" w:hAnsi="Times New Roman" w:eastAsia="FangSong" w:cs="Times New Roman"/>
-              </w:rPr>
-              <w:t>氢解条件正交</w:t>
+              <w:t>；</w:t>
+            </w:r>
+            <w:r>
+              <w:rPr>
+                <w:rFonts w:hint="eastAsia" w:ascii="Times New Roman" w:hAnsi="Times New Roman" w:eastAsia="FangSong" w:cs="Times New Roman"/>
+              </w:rPr>
+              <w:t>遇酸也会脱除</w:t>
+            </w:r>
+            <w:r>
+              <w:rPr>
+                <w:rFonts w:hint="eastAsia" w:ascii="Times New Roman" w:hAnsi="Times New Roman" w:eastAsia="Times New Roman" w:cs="Times New Roman"/>
+              </w:rPr>
+              <w:t>，</w:t>
+            </w:r>
+            <w:r>
+              <w:rPr>
+                <w:rFonts w:hint="eastAsia" w:ascii="Times New Roman" w:hAnsi="Times New Roman" w:eastAsia="FangSong" w:cs="Times New Roman"/>
+              </w:rPr>
+              <w:t>不宜与强酸条件并用</w:t>
             </w:r>
           </w:p>
         </w:tc>
@@ -15545,7 +15749,7 @@
               <w:rPr>
                 <w:rFonts w:hint="eastAsia" w:ascii="Times New Roman" w:hAnsi="Times New Roman" w:eastAsia="FangSong" w:cs="Times New Roman"/>
               </w:rPr>
-              <w:t xml:space="preserve">总步骤数</w:t>
+              <w:t xml:space="preserve">最长线性步骤数</w:t>
             </w:r>
           </w:p>
         </w:tc>
@@ -15560,7 +15764,7 @@
               <w:rPr>
                 <w:rFonts w:hint="eastAsia" w:ascii="Times New Roman" w:hAnsi="Times New Roman" w:eastAsia="FangSong" w:cs="Times New Roman"/>
               </w:rPr>
-              <w:t xml:space="preserve">相同或更多</w:t>
+              <w:t xml:space="preserve">等于总反应步数</w:t>
             </w:r>
           </w:p>
         </w:tc>
@@ -15575,7 +15779,25 @@
               <w:rPr>
                 <w:rFonts w:hint="eastAsia" w:ascii="Times New Roman" w:hAnsi="Times New Roman" w:eastAsia="FangSong" w:cs="Times New Roman"/>
               </w:rPr>
-              <w:t xml:space="preserve">通常更少</w:t>
+              <w:t>明显更短</w:t>
+            </w:r>
+            <w:r>
+              <w:rPr>
+                <w:rFonts w:hint="eastAsia" w:ascii="Times New Roman" w:hAnsi="Times New Roman" w:eastAsia="Times New Roman" w:cs="Times New Roman"/>
+              </w:rPr>
+              <w:t>（</w:t>
+            </w:r>
+            <w:r>
+              <w:rPr>
+                <w:rFonts w:hint="eastAsia" w:ascii="Times New Roman" w:hAnsi="Times New Roman" w:eastAsia="FangSong" w:cs="Times New Roman"/>
+              </w:rPr>
+              <w:t>支线并行推进</w:t>
+            </w:r>
+            <w:r>
+              <w:rPr>
+                <w:rFonts w:hint="eastAsia" w:ascii="Times New Roman" w:hAnsi="Times New Roman" w:eastAsia="Times New Roman" w:cs="Times New Roman"/>
+              </w:rPr>
+              <w:t>）</w:t>
             </w:r>
           </w:p>
         </w:tc>
@@ -15977,31 +16199,7 @@
         <w:rPr>
           <w:rFonts w:hint="eastAsia" w:ascii="Times New Roman" w:hAnsi="Times New Roman" w:eastAsia="FangSong" w:cs="Times New Roman"/>
         </w:rPr>
-        <w:t>这个计算说明</w:t>
-      </w:r>
-      <w:r>
-        <w:rPr>
-          <w:rFonts w:hint="eastAsia" w:ascii="Times New Roman" w:hAnsi="Times New Roman" w:eastAsia="Times New Roman" w:cs="Times New Roman"/>
-        </w:rPr>
-        <w:t>：</w:t>
-      </w:r>
-      <w:r>
-        <w:rPr>
-          <w:rFonts w:hint="eastAsia" w:ascii="Times New Roman" w:hAnsi="Times New Roman" w:eastAsia="FangSong" w:cs="Times New Roman"/>
-        </w:rPr>
-        <w:t>汇聚式的优势不在单步产率</w:t>
-      </w:r>
-      <w:r>
-        <w:rPr>
-          <w:rFonts w:hint="eastAsia" w:ascii="Times New Roman" w:hAnsi="Times New Roman" w:eastAsia="Times New Roman" w:cs="Times New Roman"/>
-        </w:rPr>
-        <w:t>，</w:t>
-      </w:r>
-      <w:r>
-        <w:rPr>
-          <w:rFonts w:hint="eastAsia" w:ascii="Times New Roman" w:hAnsi="Times New Roman" w:eastAsia="FangSong" w:cs="Times New Roman"/>
-        </w:rPr>
-        <w:t>而在于</w:t>
+        <w:t xml:space="preserve">注意两条路线的</w:t>
       </w:r>
       <w:r>
         <w:rPr>
@@ -16009,13 +16207,205 @@
           <w:b/>
           <w:bCs/>
         </w:rPr>
-        <w:t xml:space="preserve">缩短了最长的线性步骤数</w:t>
-      </w:r>
-      <w:r>
-        <w:rPr>
-          <w:rFonts w:hint="eastAsia" w:ascii="Times New Roman" w:hAnsi="Times New Roman" w:eastAsia="Times New Roman" w:cs="Times New Roman"/>
-        </w:rPr>
-        <w:t>。</w:t>
+        <w:t>总反应步数相同</w:t>
+      </w:r>
+      <w:r>
+        <w:rPr>
+          <w:rFonts w:hint="eastAsia" w:ascii="Times New Roman" w:hAnsi="Times New Roman" w:eastAsia="Times New Roman" w:cs="Times New Roman"/>
+          <w:b/>
+          <w:bCs/>
+        </w:rPr>
+        <w:t>（</w:t>
+      </w:r>
+      <w:r>
+        <w:rPr>
+          <w:rFonts w:hint="eastAsia" w:ascii="Times New Roman" w:hAnsi="Times New Roman" w:eastAsia="FangSong" w:cs="Times New Roman"/>
+          <w:b/>
+          <w:bCs/>
+        </w:rPr>
+        <w:t>都是</w:t>
+      </w:r>
+      <w:r>
+        <w:rPr>
+          <w:rFonts w:ascii="Times New Roman" w:hAnsi="Times New Roman" w:eastAsia="Times New Roman" w:cs="Times New Roman"/>
+          <w:b/>
+          <w:bCs/>
+        </w:rPr>
+        <w:t xml:space="preserve"> 9 </w:t>
+      </w:r>
+      <w:r>
+        <w:rPr>
+          <w:rFonts w:hint="eastAsia" w:ascii="Times New Roman" w:hAnsi="Times New Roman" w:eastAsia="FangSong" w:cs="Times New Roman"/>
+          <w:b/>
+          <w:bCs/>
+        </w:rPr>
+        <w:t>步</w:t>
+      </w:r>
+      <w:r>
+        <w:rPr>
+          <w:rFonts w:hint="eastAsia" w:ascii="Times New Roman" w:hAnsi="Times New Roman" w:eastAsia="Times New Roman" w:cs="Times New Roman"/>
+          <w:b/>
+          <w:bCs/>
+        </w:rPr>
+        <w:t>）</w:t>
+      </w:r>
+      <w:r>
+        <w:rPr>
+          <w:rFonts w:hint="eastAsia" w:ascii="Times New Roman" w:hAnsi="Times New Roman" w:eastAsia="Times New Roman" w:cs="Times New Roman"/>
+        </w:rPr>
+        <w:t>，</w:t>
+      </w:r>
+      <w:r>
+        <w:rPr>
+          <w:rFonts w:hint="eastAsia" w:ascii="Times New Roman" w:hAnsi="Times New Roman" w:eastAsia="FangSong" w:cs="Times New Roman"/>
+        </w:rPr>
+        <w:t>所以总产率也相同</w:t>
+      </w:r>
+      <w:r>
+        <w:rPr>
+          <w:rFonts w:hint="eastAsia" w:ascii="Times New Roman" w:hAnsi="Times New Roman" w:eastAsia="Times New Roman" w:cs="Times New Roman"/>
+        </w:rPr>
+        <w:t>（</w:t>
+      </w:r>
+      <w:r>
+        <w:rPr>
+          <w:rFonts w:hint="eastAsia" w:ascii="Times New Roman" w:hAnsi="Times New Roman" w:eastAsia="FangSong" w:cs="Times New Roman"/>
+        </w:rPr>
+        <w:t>均约</w:t>
+      </w:r>
+      <w:r>
+        <w:rPr>
+          <w:rFonts w:ascii="Times New Roman" w:hAnsi="Times New Roman" w:eastAsia="Times New Roman" w:cs="Times New Roman"/>
+        </w:rPr>
+        <w:t xml:space="preserve"> </w:t>
+      </w:r>
+      <w:r>
+        <w:rPr>
+          <w:rFonts w:hint="eastAsia" w:ascii="Times New Roman" w:hAnsi="Times New Roman" w:eastAsia="Times New Roman" w:cs="Times New Roman"/>
+        </w:rPr>
+        <w:t>39%）——</w:t>
+      </w:r>
+      <w:r>
+        <w:rPr>
+          <w:rFonts w:hint="eastAsia" w:ascii="Times New Roman" w:hAnsi="Times New Roman" w:eastAsia="FangSong" w:cs="Times New Roman"/>
+        </w:rPr>
+        <w:t>汇聚式的优势</w:t>
+      </w:r>
+      <w:r>
+        <w:rPr>
+          <w:rFonts w:hint="eastAsia" w:ascii="Times New Roman" w:hAnsi="Times New Roman" w:eastAsia="FangSong" w:cs="Times New Roman"/>
+          <w:b/>
+          <w:bCs/>
+        </w:rPr>
+        <w:t xml:space="preserve">不在总产率</w:t>
+      </w:r>
+      <w:r>
+        <w:rPr>
+          <w:rFonts w:hint="eastAsia" w:ascii="Times New Roman" w:hAnsi="Times New Roman" w:eastAsia="Times New Roman" w:cs="Times New Roman"/>
+        </w:rPr>
+        <w:t>，</w:t>
+      </w:r>
+      <w:r>
+        <w:rPr>
+          <w:rFonts w:hint="eastAsia" w:ascii="Times New Roman" w:hAnsi="Times New Roman" w:eastAsia="FangSong" w:cs="Times New Roman"/>
+        </w:rPr>
+        <w:t>而在于把最长线性步骤数从</w:t>
+      </w:r>
+      <w:r>
+        <w:rPr>
+          <w:rFonts w:ascii="Times New Roman" w:hAnsi="Times New Roman" w:eastAsia="Times New Roman" w:cs="Times New Roman"/>
+        </w:rPr>
+        <w:t xml:space="preserve"> 9 </w:t>
+      </w:r>
+      <w:r>
+        <w:rPr>
+          <w:rFonts w:hint="eastAsia" w:ascii="Times New Roman" w:hAnsi="Times New Roman" w:eastAsia="FangSong" w:cs="Times New Roman"/>
+        </w:rPr>
+        <w:t xml:space="preserve">步压到</w:t>
+      </w:r>
+      <w:r>
+        <w:rPr>
+          <w:rFonts w:ascii="Times New Roman" w:hAnsi="Times New Roman" w:eastAsia="Times New Roman" w:cs="Times New Roman"/>
+        </w:rPr>
+        <w:t xml:space="preserve"> 5 </w:t>
+      </w:r>
+      <w:r>
+        <w:rPr>
+          <w:rFonts w:hint="eastAsia" w:ascii="Times New Roman" w:hAnsi="Times New Roman" w:eastAsia="FangSong" w:cs="Times New Roman"/>
+        </w:rPr>
+        <w:t>步</w:t>
+      </w:r>
+      <w:r>
+        <w:rPr>
+          <w:rFonts w:hint="eastAsia" w:ascii="Times New Roman" w:hAnsi="Times New Roman" w:eastAsia="Times New Roman" w:cs="Times New Roman"/>
+        </w:rPr>
+        <w:t>：</w:t>
+      </w:r>
+      <w:r>
+        <w:rPr>
+          <w:rFonts w:hint="eastAsia" w:ascii="Times New Roman" w:hAnsi="Times New Roman" w:eastAsia="FangSong" w:cs="Times New Roman"/>
+        </w:rPr>
+        <w:t>任一支线失败只需重做该支线</w:t>
+      </w:r>
+      <w:r>
+        <w:rPr>
+          <w:rFonts w:hint="eastAsia" w:ascii="Times New Roman" w:hAnsi="Times New Roman" w:eastAsia="Times New Roman" w:cs="Times New Roman"/>
+        </w:rPr>
+        <w:t>，</w:t>
+      </w:r>
+      <w:r>
+        <w:rPr>
+          <w:rFonts w:hint="eastAsia" w:ascii="Times New Roman" w:hAnsi="Times New Roman" w:eastAsia="FangSong" w:cs="Times New Roman"/>
+        </w:rPr>
+        <w:t>不必推倒重来</w:t>
+      </w:r>
+      <w:r>
+        <w:rPr>
+          <w:rFonts w:hint="eastAsia" w:ascii="Times New Roman" w:hAnsi="Times New Roman" w:eastAsia="Times New Roman" w:cs="Times New Roman"/>
+        </w:rPr>
+        <w:t>（</w:t>
+      </w:r>
+      <w:r>
+        <w:rPr>
+          <w:rFonts w:hint="eastAsia" w:ascii="Times New Roman" w:hAnsi="Times New Roman" w:eastAsia="FangSong" w:cs="Times New Roman"/>
+        </w:rPr>
+        <w:t>只有当汇聚式同时减少总反应步数时</w:t>
+      </w:r>
+      <w:r>
+        <w:rPr>
+          <w:rFonts w:hint="eastAsia" w:ascii="Times New Roman" w:hAnsi="Times New Roman" w:eastAsia="Times New Roman" w:cs="Times New Roman"/>
+        </w:rPr>
+        <w:t>，</w:t>
+      </w:r>
+      <w:r>
+        <w:rPr>
+          <w:rFonts w:hint="eastAsia" w:ascii="Times New Roman" w:hAnsi="Times New Roman" w:eastAsia="FangSong" w:cs="Times New Roman"/>
+        </w:rPr>
+        <w:t>总产率才会同步提高</w:t>
+      </w:r>
+      <w:r>
+        <w:rPr>
+          <w:rFonts w:hint="eastAsia" w:ascii="Times New Roman" w:hAnsi="Times New Roman" w:eastAsia="Times New Roman" w:cs="Times New Roman"/>
+        </w:rPr>
+        <w:t>，</w:t>
+      </w:r>
+      <w:r>
+        <w:rPr>
+          <w:rFonts w:hint="eastAsia" w:ascii="Times New Roman" w:hAnsi="Times New Roman" w:eastAsia="FangSong" w:cs="Times New Roman"/>
+        </w:rPr>
+        <w:t>见例题</w:t>
+      </w:r>
+      <w:r>
+        <w:rPr>
+          <w:rFonts w:ascii="Times New Roman" w:hAnsi="Times New Roman" w:eastAsia="Times New Roman" w:cs="Times New Roman"/>
+        </w:rPr>
+        <w:t xml:space="preserve"> </w:t>
+      </w:r>
+      <w:r>
+        <w:rPr>
+          <w:rFonts w:hint="eastAsia" w:ascii="Times New Roman" w:hAnsi="Times New Roman" w:eastAsia="Times New Roman" w:cs="Times New Roman"/>
+        </w:rPr>
+        <w:t>4）。</w:t>
       </w:r>
       <w:r>
         <w:rPr>
@@ -16870,46 +17260,133 @@
         <w:rPr>
           <w:rFonts w:ascii="Times New Roman" w:hAnsi="Times New Roman" w:eastAsia="Times New Roman" w:cs="Times New Roman"/>
         </w:rPr>
-        <w:t xml:space="preserve"> ⇒ CH</w:t>
-      </w:r>
-      <w:r>
-        <w:rPr>
-          <w:rFonts w:ascii="Times New Roman" w:hAnsi="Times New Roman" w:eastAsia="Times New Roman" w:cs="Times New Roman"/>
+        <w:t xml:space="preserve"> </w:t>
+      </w:r>
+      <w:r>
+        <w:rPr>
+          <w:rFonts w:hint="eastAsia" w:ascii="Times New Roman" w:hAnsi="Times New Roman" w:eastAsia="Times New Roman" w:cs="Times New Roman"/>
+        </w:rPr>
+        <w:t>⇒（</w:t>
+      </w:r>
+      <w:r>
+        <w:rPr>
+          <w:rFonts w:hint="eastAsia" w:ascii="Times New Roman" w:hAnsi="Times New Roman" w:eastAsia="FangSong" w:cs="Times New Roman"/>
+        </w:rPr>
+        <w:t>先</w:t>
+      </w:r>
+      <w:r>
+        <w:rPr>
+          <w:rFonts w:ascii="Times New Roman" w:hAnsi="Times New Roman" w:eastAsia="Times New Roman" w:cs="Times New Roman"/>
+        </w:rPr>
+        <w:t xml:space="preserve"> FGI </w:t>
+      </w:r>
+      <w:r>
+        <w:rPr>
+          <w:rFonts w:hint="eastAsia" w:ascii="Times New Roman" w:hAnsi="Times New Roman" w:eastAsia="FangSong" w:cs="Times New Roman"/>
+        </w:rPr>
+        <w:t xml:space="preserve">回推为</w:t>
+      </w:r>
+      <w:r>
+        <w:rPr>
+          <w:rFonts w:ascii="Times New Roman" w:hAnsi="Times New Roman" w:eastAsia="Times New Roman" w:cs="Times New Roman"/>
+        </w:rPr>
+        <w:t xml:space="preserve"> </w:t>
+      </w:r>
+      <w:r>
+        <w:rPr>
+          <w:rFonts w:hint="eastAsia" w:ascii="Times New Roman" w:hAnsi="Times New Roman" w:eastAsia="Times New Roman" w:cs="Times New Roman"/>
+        </w:rPr>
+        <w:t>α,β-</w:t>
+      </w:r>
+      <w:r>
+        <w:rPr>
+          <w:rFonts w:hint="eastAsia" w:ascii="Times New Roman" w:hAnsi="Times New Roman" w:eastAsia="FangSong" w:cs="Times New Roman"/>
+        </w:rPr>
+        <w:t>不饱和酮</w:t>
+      </w:r>
+      <w:r>
+        <w:rPr>
+          <w:rFonts w:hint="eastAsia" w:ascii="Times New Roman" w:hAnsi="Times New Roman" w:eastAsia="Times New Roman" w:cs="Times New Roman"/>
+        </w:rPr>
+        <w:t>）(CH</w:t>
+      </w:r>
+      <w:r>
+        <w:rPr>
+          <w:rFonts w:hint="eastAsia" w:ascii="Times New Roman" w:hAnsi="Times New Roman" w:eastAsia="Times New Roman" w:cs="Times New Roman"/>
           <w:vertAlign w:val="subscript"/>
         </w:rPr>
         <w:t>3</w:t>
       </w:r>
       <w:r>
         <w:rPr>
-          <w:rFonts w:ascii="Times New Roman" w:hAnsi="Times New Roman" w:eastAsia="Times New Roman" w:cs="Times New Roman"/>
-        </w:rPr>
-        <w:t>CH(CH</w:t>
-      </w:r>
-      <w:r>
-        <w:rPr>
-          <w:rFonts w:ascii="Times New Roman" w:hAnsi="Times New Roman" w:eastAsia="Times New Roman" w:cs="Times New Roman"/>
+          <w:rFonts w:hint="eastAsia" w:ascii="Times New Roman" w:hAnsi="Times New Roman" w:eastAsia="Times New Roman" w:cs="Times New Roman"/>
+        </w:rPr>
+        <w:t>)</w:t>
+      </w:r>
+      <w:r>
+        <w:rPr>
+          <w:rFonts w:hint="eastAsia" w:ascii="Times New Roman" w:hAnsi="Times New Roman" w:eastAsia="Times New Roman" w:cs="Times New Roman"/>
           <w:vertAlign w:val="subscript"/>
         </w:rPr>
+        <w:t>2</w:t>
+      </w:r>
+      <w:r>
+        <w:rPr>
+          <w:rFonts w:hint="eastAsia" w:ascii="Times New Roman" w:hAnsi="Times New Roman" w:eastAsia="Times New Roman" w:cs="Times New Roman"/>
+        </w:rPr>
+        <w:t>CHCOCH=CH</w:t>
+      </w:r>
+      <w:r>
+        <w:rPr>
+          <w:rFonts w:hint="eastAsia" w:ascii="Times New Roman" w:hAnsi="Times New Roman" w:eastAsia="Times New Roman" w:cs="Times New Roman"/>
+          <w:vertAlign w:val="subscript"/>
+        </w:rPr>
+        <w:t>2</w:t>
+      </w:r>
+      <w:r>
+        <w:rPr>
+          <w:rFonts w:ascii="Times New Roman" w:hAnsi="Times New Roman" w:eastAsia="Times New Roman" w:cs="Times New Roman"/>
+        </w:rPr>
+        <w:t xml:space="preserve"> ⇒ (CH</w:t>
+      </w:r>
+      <w:r>
+        <w:rPr>
+          <w:rFonts w:ascii="Times New Roman" w:hAnsi="Times New Roman" w:eastAsia="Times New Roman" w:cs="Times New Roman"/>
+          <w:vertAlign w:val="subscript"/>
+        </w:rPr>
         <w:t>3</w:t>
       </w:r>
       <w:r>
         <w:rPr>
           <w:rFonts w:ascii="Times New Roman" w:hAnsi="Times New Roman" w:eastAsia="Times New Roman" w:cs="Times New Roman"/>
         </w:rPr>
-        <w:t>)CHO + CH</w:t>
+        <w:t>)</w:t>
       </w:r>
       <w:r>
         <w:rPr>
           <w:rFonts w:ascii="Times New Roman" w:hAnsi="Times New Roman" w:eastAsia="Times New Roman" w:cs="Times New Roman"/>
           <w:vertAlign w:val="subscript"/>
         </w:rPr>
+        <w:t>2</w:t>
+      </w:r>
+      <w:r>
+        <w:rPr>
+          <w:rFonts w:ascii="Times New Roman" w:hAnsi="Times New Roman" w:eastAsia="Times New Roman" w:cs="Times New Roman"/>
+        </w:rPr>
+        <w:t>CHCOCH</w:t>
+      </w:r>
+      <w:r>
+        <w:rPr>
+          <w:rFonts w:ascii="Times New Roman" w:hAnsi="Times New Roman" w:eastAsia="Times New Roman" w:cs="Times New Roman"/>
+          <w:vertAlign w:val="subscript"/>
+        </w:rPr>
         <w:t>3</w:t>
       </w:r>
       <w:r>
         <w:rPr>
           <w:rFonts w:ascii="Times New Roman" w:hAnsi="Times New Roman" w:eastAsia="Times New Roman" w:cs="Times New Roman"/>
         </w:rPr>
-        <w:t>CHO</w:t>
+        <w:t xml:space="preserve"> + HCHO</w:t>
       </w:r>
     </w:p>
     <w:p>
@@ -16920,19 +17397,91 @@
         <w:rPr>
           <w:rFonts w:hint="eastAsia" w:ascii="Times New Roman" w:hAnsi="Times New Roman" w:eastAsia="FangSong" w:cs="Times New Roman"/>
         </w:rPr>
-        <w:t>即异丁醛</w:t>
-      </w:r>
-      <w:r>
-        <w:rPr>
-          <w:rFonts w:hint="eastAsia" w:ascii="Times New Roman" w:hAnsi="Times New Roman" w:eastAsia="Times New Roman" w:cs="Times New Roman"/>
-        </w:rPr>
-        <w:t>（2-</w:t>
-      </w:r>
-      <w:r>
-        <w:rPr>
-          <w:rFonts w:hint="eastAsia" w:ascii="Times New Roman" w:hAnsi="Times New Roman" w:eastAsia="FangSong" w:cs="Times New Roman"/>
-        </w:rPr>
-        <w:t>甲基丙醛</w:t>
+        <w:t xml:space="preserve">即</w:t>
+      </w:r>
+      <w:r>
+        <w:rPr>
+          <w:rFonts w:ascii="Times New Roman" w:hAnsi="Times New Roman" w:eastAsia="Times New Roman" w:cs="Times New Roman"/>
+        </w:rPr>
+        <w:t xml:space="preserve"> </w:t>
+      </w:r>
+      <w:r>
+        <w:rPr>
+          <w:rFonts w:hint="eastAsia" w:ascii="Times New Roman" w:hAnsi="Times New Roman" w:eastAsia="Times New Roman" w:cs="Times New Roman"/>
+        </w:rPr>
+        <w:t>3-</w:t>
+      </w:r>
+      <w:r>
+        <w:rPr>
+          <w:rFonts w:hint="eastAsia" w:ascii="Times New Roman" w:hAnsi="Times New Roman" w:eastAsia="FangSong" w:cs="Times New Roman"/>
+        </w:rPr>
+        <w:t>甲基</w:t>
+      </w:r>
+      <w:r>
+        <w:rPr>
+          <w:rFonts w:hint="eastAsia" w:ascii="Times New Roman" w:hAnsi="Times New Roman" w:eastAsia="Times New Roman" w:cs="Times New Roman"/>
+        </w:rPr>
+        <w:t>-2-</w:t>
+      </w:r>
+      <w:r>
+        <w:rPr>
+          <w:rFonts w:hint="eastAsia" w:ascii="Times New Roman" w:hAnsi="Times New Roman" w:eastAsia="FangSong" w:cs="Times New Roman"/>
+        </w:rPr>
+        <w:t>丁酮与甲醛的交叉羟醛缩合</w:t>
+      </w:r>
+      <w:r>
+        <w:rPr>
+          <w:rFonts w:hint="eastAsia" w:ascii="Times New Roman" w:hAnsi="Times New Roman" w:eastAsia="Times New Roman" w:cs="Times New Roman"/>
+        </w:rPr>
+        <w:t>。</w:t>
+      </w:r>
+      <w:r>
+        <w:rPr>
+          <w:rFonts w:hint="eastAsia" w:ascii="Times New Roman" w:hAnsi="Times New Roman" w:eastAsia="FangSong" w:cs="Times New Roman"/>
+        </w:rPr>
+        <w:t>合成子为烯醇盐</w:t>
+      </w:r>
+      <w:r>
+        <w:rPr>
+          <w:rFonts w:hint="eastAsia" w:ascii="Times New Roman" w:hAnsi="Times New Roman" w:eastAsia="Times New Roman" w:cs="Times New Roman"/>
+        </w:rPr>
+        <w:t>（</w:t>
+      </w:r>
+      <w:r>
+        <w:rPr>
+          <w:rFonts w:hint="eastAsia" w:ascii="Times New Roman" w:hAnsi="Times New Roman" w:eastAsia="FangSong" w:cs="Times New Roman"/>
+        </w:rPr>
+        <w:t>来自</w:t>
+      </w:r>
+      <w:r>
+        <w:rPr>
+          <w:rFonts w:ascii="Times New Roman" w:hAnsi="Times New Roman" w:eastAsia="Times New Roman" w:cs="Times New Roman"/>
+        </w:rPr>
+        <w:t xml:space="preserve"> </w:t>
+      </w:r>
+      <w:r>
+        <w:rPr>
+          <w:rFonts w:hint="eastAsia" w:ascii="Times New Roman" w:hAnsi="Times New Roman" w:eastAsia="Times New Roman" w:cs="Times New Roman"/>
+        </w:rPr>
+        <w:t>3-</w:t>
+      </w:r>
+      <w:r>
+        <w:rPr>
+          <w:rFonts w:hint="eastAsia" w:ascii="Times New Roman" w:hAnsi="Times New Roman" w:eastAsia="FangSong" w:cs="Times New Roman"/>
+        </w:rPr>
+        <w:t>甲基</w:t>
+      </w:r>
+      <w:r>
+        <w:rPr>
+          <w:rFonts w:hint="eastAsia" w:ascii="Times New Roman" w:hAnsi="Times New Roman" w:eastAsia="Times New Roman" w:cs="Times New Roman"/>
+        </w:rPr>
+        <w:t>-2-</w:t>
+      </w:r>
+      <w:r>
+        <w:rPr>
+          <w:rFonts w:hint="eastAsia" w:ascii="Times New Roman" w:hAnsi="Times New Roman" w:eastAsia="FangSong" w:cs="Times New Roman"/>
+        </w:rPr>
+        <w:t>丁酮的甲基一侧</w:t>
       </w:r>
       <w:r>
         <w:rPr>
@@ -16944,19 +17493,7 @@
         <w:rPr>
           <w:rFonts w:hint="eastAsia" w:ascii="Times New Roman" w:hAnsi="Times New Roman" w:eastAsia="FangSong" w:cs="Times New Roman"/>
         </w:rPr>
-        <w:t>与乙醛的交叉羟醛缩合</w:t>
-      </w:r>
-      <w:r>
-        <w:rPr>
-          <w:rFonts w:hint="eastAsia" w:ascii="Times New Roman" w:hAnsi="Times New Roman" w:eastAsia="Times New Roman" w:cs="Times New Roman"/>
-        </w:rPr>
-        <w:t>。</w:t>
-      </w:r>
-      <w:r>
-        <w:rPr>
-          <w:rFonts w:hint="eastAsia" w:ascii="Times New Roman" w:hAnsi="Times New Roman" w:eastAsia="FangSong" w:cs="Times New Roman"/>
-        </w:rPr>
-        <w:t>合成子为烯醇盐</w:t>
+        <w:t>与亲电羰基</w:t>
       </w:r>
       <w:r>
         <w:rPr>
@@ -16968,31 +17505,31 @@
         <w:rPr>
           <w:rFonts w:hint="eastAsia" w:ascii="Times New Roman" w:hAnsi="Times New Roman" w:eastAsia="FangSong" w:cs="Times New Roman"/>
         </w:rPr>
-        <w:t>来自乙醛</w:t>
-      </w:r>
-      <w:r>
-        <w:rPr>
-          <w:rFonts w:hint="eastAsia" w:ascii="Times New Roman" w:hAnsi="Times New Roman" w:eastAsia="Times New Roman" w:cs="Times New Roman"/>
-        </w:rPr>
-        <w:t>）</w:t>
-      </w:r>
-      <w:r>
-        <w:rPr>
-          <w:rFonts w:hint="eastAsia" w:ascii="Times New Roman" w:hAnsi="Times New Roman" w:eastAsia="FangSong" w:cs="Times New Roman"/>
-        </w:rPr>
-        <w:t>与亲电羰基</w:t>
-      </w:r>
-      <w:r>
-        <w:rPr>
-          <w:rFonts w:hint="eastAsia" w:ascii="Times New Roman" w:hAnsi="Times New Roman" w:eastAsia="Times New Roman" w:cs="Times New Roman"/>
-        </w:rPr>
-        <w:t>（</w:t>
-      </w:r>
-      <w:r>
-        <w:rPr>
-          <w:rFonts w:hint="eastAsia" w:ascii="Times New Roman" w:hAnsi="Times New Roman" w:eastAsia="FangSong" w:cs="Times New Roman"/>
-        </w:rPr>
-        <w:t>异丁醛</w:t>
+        <w:t>甲醛</w:t>
+      </w:r>
+      <w:r>
+        <w:rPr>
+          <w:rFonts w:hint="eastAsia" w:ascii="Times New Roman" w:hAnsi="Times New Roman" w:eastAsia="Times New Roman" w:cs="Times New Roman"/>
+        </w:rPr>
+        <w:t>，</w:t>
+      </w:r>
+      <w:r>
+        <w:rPr>
+          <w:rFonts w:hint="eastAsia" w:ascii="Times New Roman" w:hAnsi="Times New Roman" w:eastAsia="FangSong" w:cs="Times New Roman"/>
+        </w:rPr>
+        <w:t>无</w:t>
+      </w:r>
+      <w:r>
+        <w:rPr>
+          <w:rFonts w:ascii="Times New Roman" w:hAnsi="Times New Roman" w:eastAsia="Times New Roman" w:cs="Times New Roman"/>
+        </w:rPr>
+        <w:t xml:space="preserve"> α-H </w:t>
+      </w:r>
+      <w:r>
+        <w:rPr>
+          <w:rFonts w:hint="eastAsia" w:ascii="Times New Roman" w:hAnsi="Times New Roman" w:eastAsia="FangSong" w:cs="Times New Roman"/>
+        </w:rPr>
+        <w:t>只能作受体</w:t>
       </w:r>
       <w:r>
         <w:rPr>
@@ -17015,13 +17552,25 @@
         <w:rPr>
           <w:rFonts w:hint="eastAsia" w:ascii="Times New Roman" w:hAnsi="Times New Roman" w:eastAsia="Times New Roman" w:cs="Times New Roman"/>
         </w:rPr>
-        <w:t>：2-</w:t>
-      </w:r>
-      <w:r>
-        <w:rPr>
-          <w:rFonts w:hint="eastAsia" w:ascii="Times New Roman" w:hAnsi="Times New Roman" w:eastAsia="FangSong" w:cs="Times New Roman"/>
-        </w:rPr>
-        <w:t>甲基丙醛</w:t>
+        <w:t>：3-</w:t>
+      </w:r>
+      <w:r>
+        <w:rPr>
+          <w:rFonts w:hint="eastAsia" w:ascii="Times New Roman" w:hAnsi="Times New Roman" w:eastAsia="FangSong" w:cs="Times New Roman"/>
+        </w:rPr>
+        <w:t>甲基</w:t>
+      </w:r>
+      <w:r>
+        <w:rPr>
+          <w:rFonts w:hint="eastAsia" w:ascii="Times New Roman" w:hAnsi="Times New Roman" w:eastAsia="Times New Roman" w:cs="Times New Roman"/>
+        </w:rPr>
+        <w:t>-2-</w:t>
+      </w:r>
+      <w:r>
+        <w:rPr>
+          <w:rFonts w:hint="eastAsia" w:ascii="Times New Roman" w:hAnsi="Times New Roman" w:eastAsia="FangSong" w:cs="Times New Roman"/>
+        </w:rPr>
+        <w:t>丁酮</w:t>
       </w:r>
       <w:r>
         <w:rPr>
@@ -17033,7 +17582,19 @@
         <w:rPr>
           <w:rFonts w:hint="eastAsia" w:ascii="Times New Roman" w:hAnsi="Times New Roman" w:eastAsia="FangSong" w:cs="Times New Roman"/>
         </w:rPr>
-        <w:t>乙醛</w:t>
+        <w:t xml:space="preserve">甲醛在碱催化下发生交叉</w:t>
+      </w:r>
+      <w:r>
+        <w:rPr>
+          <w:rFonts w:ascii="Times New Roman" w:hAnsi="Times New Roman" w:eastAsia="Times New Roman" w:cs="Times New Roman"/>
+        </w:rPr>
+        <w:t xml:space="preserve"> Aldol </w:t>
+      </w:r>
+      <w:r>
+        <w:rPr>
+          <w:rFonts w:hint="eastAsia" w:ascii="Times New Roman" w:hAnsi="Times New Roman" w:eastAsia="FangSong" w:cs="Times New Roman"/>
+        </w:rPr>
+        <w:t>并脱水</w:t>
       </w:r>
       <w:r>
         <w:rPr>
@@ -17045,7 +17606,7 @@
         <w:rPr>
           <w:rFonts w:hint="eastAsia" w:ascii="Times New Roman" w:hAnsi="Times New Roman" w:eastAsia="FangSong" w:cs="Times New Roman"/>
         </w:rPr>
-        <w:t>在碱催化下发生交叉</w:t>
+        <w:t>得到</w:t>
       </w:r>
       <w:r>
         <w:rPr>
@@ -17057,13 +17618,64 @@
         <w:rPr>
           <w:rFonts w:hint="eastAsia" w:ascii="Times New Roman" w:hAnsi="Times New Roman" w:eastAsia="Times New Roman" w:cs="Times New Roman"/>
         </w:rPr>
-        <w:t>Aldol，</w:t>
-      </w:r>
-      <w:r>
-        <w:rPr>
-          <w:rFonts w:hint="eastAsia" w:ascii="Times New Roman" w:hAnsi="Times New Roman" w:eastAsia="FangSong" w:cs="Times New Roman"/>
-        </w:rPr>
-        <w:t>脱水得到</w:t>
+        <w:t>(CH</w:t>
+      </w:r>
+      <w:r>
+        <w:rPr>
+          <w:rFonts w:hint="eastAsia" w:ascii="Times New Roman" w:hAnsi="Times New Roman" w:eastAsia="Times New Roman" w:cs="Times New Roman"/>
+          <w:vertAlign w:val="subscript"/>
+        </w:rPr>
+        <w:t>3</w:t>
+      </w:r>
+      <w:r>
+        <w:rPr>
+          <w:rFonts w:hint="eastAsia" w:ascii="Times New Roman" w:hAnsi="Times New Roman" w:eastAsia="Times New Roman" w:cs="Times New Roman"/>
+        </w:rPr>
+        <w:t>)</w:t>
+      </w:r>
+      <w:r>
+        <w:rPr>
+          <w:rFonts w:hint="eastAsia" w:ascii="Times New Roman" w:hAnsi="Times New Roman" w:eastAsia="Times New Roman" w:cs="Times New Roman"/>
+          <w:vertAlign w:val="subscript"/>
+        </w:rPr>
+        <w:t>2</w:t>
+      </w:r>
+      <w:r>
+        <w:rPr>
+          <w:rFonts w:hint="eastAsia" w:ascii="Times New Roman" w:hAnsi="Times New Roman" w:eastAsia="Times New Roman" w:cs="Times New Roman"/>
+        </w:rPr>
+        <w:t>CHCOCH=CH</w:t>
+      </w:r>
+      <w:r>
+        <w:rPr>
+          <w:rFonts w:hint="eastAsia" w:ascii="Times New Roman" w:hAnsi="Times New Roman" w:eastAsia="Times New Roman" w:cs="Times New Roman"/>
+          <w:vertAlign w:val="subscript"/>
+        </w:rPr>
+        <w:t>2</w:t>
+      </w:r>
+      <w:r>
+        <w:rPr>
+          <w:rFonts w:hint="eastAsia" w:ascii="Times New Roman" w:hAnsi="Times New Roman" w:eastAsia="Times New Roman" w:cs="Times New Roman"/>
+        </w:rPr>
+        <w:t>；</w:t>
+      </w:r>
+      <w:r>
+        <w:rPr>
+          <w:rFonts w:hint="eastAsia" w:ascii="Times New Roman" w:hAnsi="Times New Roman" w:eastAsia="FangSong" w:cs="Times New Roman"/>
+        </w:rPr>
+        <w:t>再选择性加氢还原</w:t>
+      </w:r>
+      <w:r>
+        <w:rPr>
+          <w:rFonts w:ascii="Times New Roman" w:hAnsi="Times New Roman" w:eastAsia="Times New Roman" w:cs="Times New Roman"/>
+        </w:rPr>
+        <w:t xml:space="preserve"> C=C </w:t>
+      </w:r>
+      <w:r>
+        <w:rPr>
+          <w:rFonts w:hint="eastAsia" w:ascii="Times New Roman" w:hAnsi="Times New Roman" w:eastAsia="FangSong" w:cs="Times New Roman"/>
+        </w:rPr>
+        <w:t xml:space="preserve">而保留</w:t>
       </w:r>
       <w:r>
         <w:rPr>
@@ -17075,25 +17687,37 @@
         <w:rPr>
           <w:rFonts w:hint="eastAsia" w:ascii="Times New Roman" w:hAnsi="Times New Roman" w:eastAsia="Times New Roman" w:cs="Times New Roman"/>
         </w:rPr>
-        <w:t>2-</w:t>
-      </w:r>
-      <w:r>
-        <w:rPr>
-          <w:rFonts w:hint="eastAsia" w:ascii="Times New Roman" w:hAnsi="Times New Roman" w:eastAsia="FangSong" w:cs="Times New Roman"/>
-        </w:rPr>
-        <w:t>甲基</w:t>
-      </w:r>
-      <w:r>
-        <w:rPr>
-          <w:rFonts w:hint="eastAsia" w:ascii="Times New Roman" w:hAnsi="Times New Roman" w:eastAsia="Times New Roman" w:cs="Times New Roman"/>
-        </w:rPr>
-        <w:t>-3-</w:t>
-      </w:r>
-      <w:r>
-        <w:rPr>
-          <w:rFonts w:hint="eastAsia" w:ascii="Times New Roman" w:hAnsi="Times New Roman" w:eastAsia="FangSong" w:cs="Times New Roman"/>
-        </w:rPr>
-        <w:t>戊烯醛</w:t>
+        <w:t>C=O，</w:t>
+      </w:r>
+      <w:r>
+        <w:rPr>
+          <w:rFonts w:hint="eastAsia" w:ascii="Times New Roman" w:hAnsi="Times New Roman" w:eastAsia="FangSong" w:cs="Times New Roman"/>
+        </w:rPr>
+        <w:t>即得目标酮</w:t>
+      </w:r>
+      <w:r>
+        <w:rPr>
+          <w:rFonts w:hint="eastAsia" w:ascii="Times New Roman" w:hAnsi="Times New Roman" w:eastAsia="Times New Roman" w:cs="Times New Roman"/>
+        </w:rPr>
+        <w:t>。（</w:t>
+      </w:r>
+      <w:r>
+        <w:rPr>
+          <w:rFonts w:hint="eastAsia" w:ascii="Times New Roman" w:hAnsi="Times New Roman" w:eastAsia="FangSong" w:cs="Times New Roman"/>
+        </w:rPr>
+        <w:t>注意</w:t>
+      </w:r>
+      <w:r>
+        <w:rPr>
+          <w:rFonts w:hint="eastAsia" w:ascii="Times New Roman" w:hAnsi="Times New Roman" w:eastAsia="Times New Roman" w:cs="Times New Roman"/>
+        </w:rPr>
+        <w:t>：</w:t>
+      </w:r>
+      <w:r>
+        <w:rPr>
+          <w:rFonts w:hint="eastAsia" w:ascii="Times New Roman" w:hAnsi="Times New Roman" w:eastAsia="FangSong" w:cs="Times New Roman"/>
+        </w:rPr>
+        <w:t>若改用异丁醛与乙醛缩合</w:t>
       </w:r>
       <w:r>
         <w:rPr>
@@ -17105,13 +17729,43 @@
         <w:rPr>
           <w:rFonts w:hint="eastAsia" w:ascii="Times New Roman" w:hAnsi="Times New Roman" w:eastAsia="FangSong" w:cs="Times New Roman"/>
         </w:rPr>
-        <w:t>再选择性还原双键得到目标酮</w:t>
-      </w:r>
-      <w:r>
-        <w:rPr>
-          <w:rFonts w:hint="eastAsia" w:ascii="Times New Roman" w:hAnsi="Times New Roman" w:eastAsia="Times New Roman" w:cs="Times New Roman"/>
-        </w:rPr>
-        <w:t>。</w:t>
+        <w:t>产物是醛而不是酮</w:t>
+      </w:r>
+      <w:r>
+        <w:rPr>
+          <w:rFonts w:hint="eastAsia" w:ascii="Times New Roman" w:hAnsi="Times New Roman" w:eastAsia="Times New Roman" w:cs="Times New Roman"/>
+        </w:rPr>
+        <w:t>，</w:t>
+      </w:r>
+      <w:r>
+        <w:rPr>
+          <w:rFonts w:hint="eastAsia" w:ascii="Times New Roman" w:hAnsi="Times New Roman" w:eastAsia="FangSong" w:cs="Times New Roman"/>
+        </w:rPr>
+        <w:t>还原双键只会得到</w:t>
+      </w:r>
+      <w:r>
+        <w:rPr>
+          <w:rFonts w:ascii="Times New Roman" w:hAnsi="Times New Roman" w:eastAsia="Times New Roman" w:cs="Times New Roman"/>
+        </w:rPr>
+        <w:t xml:space="preserve"> </w:t>
+      </w:r>
+      <w:r>
+        <w:rPr>
+          <w:rFonts w:hint="eastAsia" w:ascii="Times New Roman" w:hAnsi="Times New Roman" w:eastAsia="Times New Roman" w:cs="Times New Roman"/>
+        </w:rPr>
+        <w:t>4-</w:t>
+      </w:r>
+      <w:r>
+        <w:rPr>
+          <w:rFonts w:hint="eastAsia" w:ascii="Times New Roman" w:hAnsi="Times New Roman" w:eastAsia="FangSong" w:cs="Times New Roman"/>
+        </w:rPr>
+        <w:t>甲基戊醛</w:t>
+      </w:r>
+      <w:r>
+        <w:rPr>
+          <w:rFonts w:hint="eastAsia" w:ascii="Times New Roman" w:hAnsi="Times New Roman" w:eastAsia="Times New Roman" w:cs="Times New Roman"/>
+        </w:rPr>
+        <w:t>。）</w:t>
       </w:r>
     </w:p>
     <w:p>
@@ -17358,43 +18012,73 @@
         <w:rPr>
           <w:rFonts w:hint="eastAsia" w:ascii="Times New Roman" w:hAnsi="Times New Roman" w:eastAsia="FangSong" w:cs="Times New Roman"/>
         </w:rPr>
-        <w:t>方案一面临交叉</w:t>
-      </w:r>
-      <w:r>
-        <w:rPr>
-          <w:rFonts w:ascii="Times New Roman" w:hAnsi="Times New Roman" w:eastAsia="Times New Roman" w:cs="Times New Roman"/>
-        </w:rPr>
-        <w:t xml:space="preserve"> Aldol </w:t>
-      </w:r>
-      <w:r>
-        <w:rPr>
-          <w:rFonts w:hint="eastAsia" w:ascii="Times New Roman" w:hAnsi="Times New Roman" w:eastAsia="FangSong" w:cs="Times New Roman"/>
-        </w:rPr>
-        <w:t>的自身缩合竞争</w:t>
-      </w:r>
-      <w:r>
-        <w:rPr>
-          <w:rFonts w:hint="eastAsia" w:ascii="Times New Roman" w:hAnsi="Times New Roman" w:eastAsia="Times New Roman" w:cs="Times New Roman"/>
-        </w:rPr>
-        <w:t>（</w:t>
-      </w:r>
-      <w:r>
-        <w:rPr>
-          <w:rFonts w:hint="eastAsia" w:ascii="Times New Roman" w:hAnsi="Times New Roman" w:eastAsia="FangSong" w:cs="Times New Roman"/>
-        </w:rPr>
-        <w:t>异丁醛与乙醛各自的自身缩合</w:t>
-      </w:r>
-      <w:r>
-        <w:rPr>
-          <w:rFonts w:hint="eastAsia" w:ascii="Times New Roman" w:hAnsi="Times New Roman" w:eastAsia="Times New Roman" w:cs="Times New Roman"/>
-        </w:rPr>
-        <w:t>），</w:t>
-      </w:r>
-      <w:r>
-        <w:rPr>
-          <w:rFonts w:hint="eastAsia" w:ascii="Times New Roman" w:hAnsi="Times New Roman" w:eastAsia="FangSong" w:cs="Times New Roman"/>
-        </w:rPr>
-        <w:t>需要控制加料顺序</w:t>
+        <w:t>方案一要走缩合</w:t>
+      </w:r>
+      <w:r>
+        <w:rPr>
+          <w:rFonts w:hint="eastAsia" w:ascii="Times New Roman" w:hAnsi="Times New Roman" w:eastAsia="Times New Roman" w:cs="Times New Roman"/>
+        </w:rPr>
+        <w:t>—</w:t>
+      </w:r>
+      <w:r>
+        <w:rPr>
+          <w:rFonts w:hint="eastAsia" w:ascii="Times New Roman" w:hAnsi="Times New Roman" w:eastAsia="FangSong" w:cs="Times New Roman"/>
+        </w:rPr>
+        <w:t>脱水</w:t>
+      </w:r>
+      <w:r>
+        <w:rPr>
+          <w:rFonts w:hint="eastAsia" w:ascii="Times New Roman" w:hAnsi="Times New Roman" w:eastAsia="Times New Roman" w:cs="Times New Roman"/>
+        </w:rPr>
+        <w:t>—</w:t>
+      </w:r>
+      <w:r>
+        <w:rPr>
+          <w:rFonts w:hint="eastAsia" w:ascii="Times New Roman" w:hAnsi="Times New Roman" w:eastAsia="FangSong" w:cs="Times New Roman"/>
+        </w:rPr>
+        <w:t>选择性加氢三步</w:t>
+      </w:r>
+      <w:r>
+        <w:rPr>
+          <w:rFonts w:hint="eastAsia" w:ascii="Times New Roman" w:hAnsi="Times New Roman" w:eastAsia="Times New Roman" w:cs="Times New Roman"/>
+        </w:rPr>
+        <w:t>，</w:t>
+      </w:r>
+      <w:r>
+        <w:rPr>
+          <w:rFonts w:hint="eastAsia" w:ascii="Times New Roman" w:hAnsi="Times New Roman" w:eastAsia="FangSong" w:cs="Times New Roman"/>
+        </w:rPr>
+        <w:t>且加氢必须只还原</w:t>
+      </w:r>
+      <w:r>
+        <w:rPr>
+          <w:rFonts w:ascii="Times New Roman" w:hAnsi="Times New Roman" w:eastAsia="Times New Roman" w:cs="Times New Roman"/>
+        </w:rPr>
+        <w:t xml:space="preserve"> C=C </w:t>
+      </w:r>
+      <w:r>
+        <w:rPr>
+          <w:rFonts w:hint="eastAsia" w:ascii="Times New Roman" w:hAnsi="Times New Roman" w:eastAsia="FangSong" w:cs="Times New Roman"/>
+        </w:rPr>
+        <w:t xml:space="preserve">而不动</w:t>
+      </w:r>
+      <w:r>
+        <w:rPr>
+          <w:rFonts w:ascii="Times New Roman" w:hAnsi="Times New Roman" w:eastAsia="Times New Roman" w:cs="Times New Roman"/>
+        </w:rPr>
+        <w:t xml:space="preserve"> </w:t>
+      </w:r>
+      <w:r>
+        <w:rPr>
+          <w:rFonts w:hint="eastAsia" w:ascii="Times New Roman" w:hAnsi="Times New Roman" w:eastAsia="Times New Roman" w:cs="Times New Roman"/>
+        </w:rPr>
+        <w:t>C=O，</w:t>
+      </w:r>
+      <w:r>
+        <w:rPr>
+          <w:rFonts w:hint="eastAsia" w:ascii="Times New Roman" w:hAnsi="Times New Roman" w:eastAsia="FangSong" w:cs="Times New Roman"/>
+        </w:rPr>
+        <w:t>选择性压力大</w:t>
       </w:r>
       <w:r>
         <w:rPr>
@@ -18432,7 +19116,7 @@
         <w:rPr>
           <w:rFonts w:hint="eastAsia" w:ascii="Times New Roman" w:hAnsi="Times New Roman" w:eastAsia="FangSong" w:cs="Times New Roman"/>
         </w:rPr>
-        <w:t>两种切断在化学上都可行</w:t>
+        <w:t>两种切断在化学上完全等价</w:t>
       </w:r>
       <w:r>
         <w:rPr>
@@ -18444,7 +19128,7 @@
         <w:rPr>
           <w:rFonts w:hint="eastAsia" w:ascii="Times New Roman" w:hAnsi="Times New Roman" w:eastAsia="FangSong" w:cs="Times New Roman"/>
         </w:rPr>
-        <w:t>需要比较试剂与原料的易得性</w:t>
+        <w:t>取舍只看手头原料与成本</w:t>
       </w:r>
       <w:r>
         <w:rPr>
@@ -18456,19 +19140,31 @@
         <w:rPr>
           <w:rFonts w:hint="eastAsia" w:ascii="Times New Roman" w:hAnsi="Times New Roman" w:eastAsia="FangSong" w:cs="Times New Roman"/>
         </w:rPr>
-        <w:t>方式一中的乙基溴化镁和丁醛都比方式二中的丙基溴化镁和丙醛更常见</w:t>
-      </w:r>
-      <w:r>
-        <w:rPr>
-          <w:rFonts w:hint="eastAsia" w:ascii="Times New Roman" w:hAnsi="Times New Roman" w:eastAsia="Times New Roman" w:cs="Times New Roman"/>
-        </w:rPr>
-        <w:t>、</w:t>
-      </w:r>
-      <w:r>
-        <w:rPr>
-          <w:rFonts w:hint="eastAsia" w:ascii="Times New Roman" w:hAnsi="Times New Roman" w:eastAsia="FangSong" w:cs="Times New Roman"/>
-        </w:rPr>
-        <w:t>更廉价</w:t>
+        <w:t>乙基溴化镁</w:t>
+      </w:r>
+      <w:r>
+        <w:rPr>
+          <w:rFonts w:hint="eastAsia" w:ascii="Times New Roman" w:hAnsi="Times New Roman" w:eastAsia="Times New Roman" w:cs="Times New Roman"/>
+        </w:rPr>
+        <w:t>／</w:t>
+      </w:r>
+      <w:r>
+        <w:rPr>
+          <w:rFonts w:hint="eastAsia" w:ascii="Times New Roman" w:hAnsi="Times New Roman" w:eastAsia="FangSong" w:cs="Times New Roman"/>
+        </w:rPr>
+        <w:t>丁醛与丙基溴化镁</w:t>
+      </w:r>
+      <w:r>
+        <w:rPr>
+          <w:rFonts w:hint="eastAsia" w:ascii="Times New Roman" w:hAnsi="Times New Roman" w:eastAsia="Times New Roman" w:cs="Times New Roman"/>
+        </w:rPr>
+        <w:t>／</w:t>
+      </w:r>
+      <w:r>
+        <w:rPr>
+          <w:rFonts w:hint="eastAsia" w:ascii="Times New Roman" w:hAnsi="Times New Roman" w:eastAsia="FangSong" w:cs="Times New Roman"/>
+        </w:rPr>
+        <w:t>丙醛都属常规试剂</w:t>
       </w:r>
       <w:r>
         <w:rPr>
@@ -18480,7 +19176,43 @@
         <w:rPr>
           <w:rFonts w:hint="eastAsia" w:ascii="Times New Roman" w:hAnsi="Times New Roman" w:eastAsia="FangSong" w:cs="Times New Roman"/>
         </w:rPr>
-        <w:t>因此方式一通常更优</w:t>
+        <w:t>通常没有明显差价</w:t>
+      </w:r>
+      <w:r>
+        <w:rPr>
+          <w:rFonts w:hint="eastAsia" w:ascii="Times New Roman" w:hAnsi="Times New Roman" w:eastAsia="Times New Roman" w:cs="Times New Roman"/>
+        </w:rPr>
+        <w:t>，</w:t>
+      </w:r>
+      <w:r>
+        <w:rPr>
+          <w:rFonts w:hint="eastAsia" w:ascii="Times New Roman" w:hAnsi="Times New Roman" w:eastAsia="FangSong" w:cs="Times New Roman"/>
+        </w:rPr>
+        <w:t>因此两条路线可任选</w:t>
+      </w:r>
+      <w:r>
+        <w:rPr>
+          <w:rFonts w:hint="eastAsia" w:ascii="Times New Roman" w:hAnsi="Times New Roman" w:eastAsia="Times New Roman" w:cs="Times New Roman"/>
+        </w:rPr>
+        <w:t>；</w:t>
+      </w:r>
+      <w:r>
+        <w:rPr>
+          <w:rFonts w:hint="eastAsia" w:ascii="Times New Roman" w:hAnsi="Times New Roman" w:eastAsia="FangSong" w:cs="Times New Roman"/>
+        </w:rPr>
+        <w:t>真正需要注意的是不要纠结哪一条更正确</w:t>
+      </w:r>
+      <w:r>
+        <w:rPr>
+          <w:rFonts w:hint="eastAsia" w:ascii="Times New Roman" w:hAnsi="Times New Roman" w:eastAsia="Times New Roman" w:cs="Times New Roman"/>
+        </w:rPr>
+        <w:t>，</w:t>
+      </w:r>
+      <w:r>
+        <w:rPr>
+          <w:rFonts w:hint="eastAsia" w:ascii="Times New Roman" w:hAnsi="Times New Roman" w:eastAsia="FangSong" w:cs="Times New Roman"/>
+        </w:rPr>
+        <w:t>而要保证切断方式与正向反应严格对应</w:t>
       </w:r>
       <w:r>
         <w:rPr>
@@ -21354,7 +22086,7 @@
               <w:rPr>
                 <w:rFonts w:hint="eastAsia" w:ascii="Times New Roman" w:hAnsi="Times New Roman" w:eastAsia="FangSong" w:cs="Times New Roman"/>
               </w:rPr>
-              <w:t>酸</w:t>
+              <w:t>碱</w:t>
             </w:r>
             <w:r>
               <w:rPr>
@@ -21367,6 +22099,36 @@
                 <w:rFonts w:hint="eastAsia" w:ascii="Times New Roman" w:hAnsi="Times New Roman" w:eastAsia="FangSong" w:cs="Times New Roman"/>
               </w:rPr>
               <w:t>氢解</w:t>
+            </w:r>
+            <w:r>
+              <w:rPr>
+                <w:rFonts w:hint="eastAsia" w:ascii="Times New Roman" w:hAnsi="Times New Roman" w:eastAsia="Times New Roman" w:cs="Times New Roman"/>
+              </w:rPr>
+              <w:t>（</w:t>
+            </w:r>
+            <w:r>
+              <w:rPr>
+                <w:rFonts w:hint="eastAsia" w:ascii="Times New Roman" w:hAnsi="Times New Roman" w:eastAsia="FangSong" w:cs="Times New Roman"/>
+              </w:rPr>
+              <w:t>但遇酸会脱除</w:t>
+            </w:r>
+            <w:r>
+              <w:rPr>
+                <w:rFonts w:hint="eastAsia" w:ascii="Times New Roman" w:hAnsi="Times New Roman" w:eastAsia="Times New Roman" w:cs="Times New Roman"/>
+              </w:rPr>
+              <w:t>，</w:t>
+            </w:r>
+            <w:r>
+              <w:rPr>
+                <w:rFonts w:hint="eastAsia" w:ascii="Times New Roman" w:hAnsi="Times New Roman" w:eastAsia="FangSong" w:cs="Times New Roman"/>
+              </w:rPr>
+              <w:t>不耐酸</w:t>
+            </w:r>
+            <w:r>
+              <w:rPr>
+                <w:rFonts w:hint="eastAsia" w:ascii="Times New Roman" w:hAnsi="Times New Roman" w:eastAsia="Times New Roman" w:cs="Times New Roman"/>
+              </w:rPr>
+              <w:t>）</w:t>
             </w:r>
           </w:p>
         </w:tc>
@@ -22943,25 +23705,25 @@
         <w:rPr>
           <w:rFonts w:hint="eastAsia" w:ascii="Times New Roman" w:hAnsi="Times New Roman" w:eastAsia="FangSong" w:cs="Times New Roman"/>
         </w:rPr>
-        <w:t xml:space="preserve">以溴苯和不超过</w:t>
-      </w:r>
-      <w:r>
-        <w:rPr>
-          <w:rFonts w:ascii="Times New Roman" w:hAnsi="Times New Roman" w:eastAsia="Times New Roman" w:cs="Times New Roman"/>
-        </w:rPr>
-        <w:t xml:space="preserve"> 3 </w:t>
-      </w:r>
-      <w:r>
-        <w:rPr>
-          <w:rFonts w:hint="eastAsia" w:ascii="Times New Roman" w:hAnsi="Times New Roman" w:eastAsia="FangSong" w:cs="Times New Roman"/>
-        </w:rPr>
-        <w:t>个碳的化合物为原料</w:t>
-      </w:r>
-      <w:r>
-        <w:rPr>
-          <w:rFonts w:hint="eastAsia" w:ascii="Times New Roman" w:hAnsi="Times New Roman" w:eastAsia="Times New Roman" w:cs="Times New Roman"/>
-        </w:rPr>
-        <w:t>，</w:t>
+        <w:t>以溴苯与二苯甲酮为主要原料</w:t>
+      </w:r>
+      <w:r>
+        <w:rPr>
+          <w:rFonts w:hint="eastAsia" w:ascii="Times New Roman" w:hAnsi="Times New Roman" w:eastAsia="Times New Roman" w:cs="Times New Roman"/>
+        </w:rPr>
+        <w:t>（</w:t>
+      </w:r>
+      <w:r>
+        <w:rPr>
+          <w:rFonts w:hint="eastAsia" w:ascii="Times New Roman" w:hAnsi="Times New Roman" w:eastAsia="FangSong" w:cs="Times New Roman"/>
+        </w:rPr>
+        <w:t>无机试剂与溶剂不限</w:t>
+      </w:r>
+      <w:r>
+        <w:rPr>
+          <w:rFonts w:hint="eastAsia" w:ascii="Times New Roman" w:hAnsi="Times New Roman" w:eastAsia="Times New Roman" w:cs="Times New Roman"/>
+        </w:rPr>
+        <w:t>），</w:t>
       </w:r>
       <w:r>
         <w:rPr>
@@ -26365,7 +27127,7 @@
         <w:rPr>
           <w:rFonts w:hint="eastAsia" w:ascii="Times New Roman" w:hAnsi="Times New Roman" w:eastAsia="FangSong" w:cs="Times New Roman"/>
         </w:rPr>
-        <w:t>在羰基与</w:t>
+        <w:t>在</w:t>
       </w:r>
       <w:r>
         <w:rPr>
@@ -26377,19 +27139,85 @@
         <w:rPr>
           <w:rFonts w:hint="eastAsia" w:ascii="Times New Roman" w:hAnsi="Times New Roman" w:eastAsia="FangSong" w:cs="Times New Roman"/>
         </w:rPr>
+        <w:t xml:space="preserve">碳与</w:t>
+      </w:r>
+      <w:r>
+        <w:rPr>
+          <w:rFonts w:ascii="Times New Roman" w:hAnsi="Times New Roman" w:eastAsia="Times New Roman" w:cs="Times New Roman"/>
+        </w:rPr>
+        <w:t xml:space="preserve"> β </w:t>
+      </w:r>
+      <w:r>
+        <w:rPr>
+          <w:rFonts w:hint="eastAsia" w:ascii="Times New Roman" w:hAnsi="Times New Roman" w:eastAsia="FangSong" w:cs="Times New Roman"/>
+        </w:rPr>
         <w:t>碳之间断开</w:t>
       </w:r>
       <w:r>
         <w:rPr>
           <w:rFonts w:hint="eastAsia" w:ascii="Times New Roman" w:hAnsi="Times New Roman" w:eastAsia="Times New Roman" w:cs="Times New Roman"/>
         </w:rPr>
+        <w:t>（β</w:t>
+      </w:r>
+      <w:r>
+        <w:rPr>
+          <w:rFonts w:ascii="Times New Roman" w:hAnsi="Times New Roman" w:eastAsia="Times New Roman" w:cs="Times New Roman"/>
+        </w:rPr>
+        <w:t xml:space="preserve"> </w:t>
+      </w:r>
+      <w:r>
+        <w:rPr>
+          <w:rFonts w:hint="eastAsia" w:ascii="Times New Roman" w:hAnsi="Times New Roman" w:eastAsia="FangSong" w:cs="Times New Roman"/>
+        </w:rPr>
+        <w:t xml:space="preserve">碳先</w:t>
+      </w:r>
+      <w:r>
+        <w:rPr>
+          <w:rFonts w:ascii="Times New Roman" w:hAnsi="Times New Roman" w:eastAsia="Times New Roman" w:cs="Times New Roman"/>
+        </w:rPr>
+        <w:t xml:space="preserve"> FGI </w:t>
+      </w:r>
+      <w:r>
+        <w:rPr>
+          <w:rFonts w:hint="eastAsia" w:ascii="Times New Roman" w:hAnsi="Times New Roman" w:eastAsia="FangSong" w:cs="Times New Roman"/>
+        </w:rPr>
+        <w:t>回推为带羟基的形式</w:t>
+      </w:r>
+      <w:r>
+        <w:rPr>
+          <w:rFonts w:hint="eastAsia" w:ascii="Times New Roman" w:hAnsi="Times New Roman" w:eastAsia="Times New Roman" w:cs="Times New Roman"/>
+        </w:rPr>
+        <w:t>），</w:t>
+      </w:r>
+      <w:r>
+        <w:rPr>
+          <w:rFonts w:hint="eastAsia" w:ascii="Times New Roman" w:hAnsi="Times New Roman" w:eastAsia="FangSong" w:cs="Times New Roman"/>
+        </w:rPr>
+        <w:t>得到烯醇盐合成子与亲电羰基合成子</w:t>
+      </w:r>
+      <w:r>
+        <w:rPr>
+          <w:rFonts w:hint="eastAsia" w:ascii="Times New Roman" w:hAnsi="Times New Roman" w:eastAsia="Times New Roman" w:cs="Times New Roman"/>
+        </w:rPr>
         <w:t>，</w:t>
       </w:r>
       <w:r>
         <w:rPr>
           <w:rFonts w:hint="eastAsia" w:ascii="Times New Roman" w:hAnsi="Times New Roman" w:eastAsia="FangSong" w:cs="Times New Roman"/>
         </w:rPr>
-        <w:t>得到烯醇盐合成子与亲电羰基合成子</w:t>
+        <w:t>正向为碱催化的</w:t>
+      </w:r>
+      <w:r>
+        <w:rPr>
+          <w:rFonts w:ascii="Times New Roman" w:hAnsi="Times New Roman" w:eastAsia="Times New Roman" w:cs="Times New Roman"/>
+        </w:rPr>
+        <w:t xml:space="preserve"> Aldol </w:t>
+      </w:r>
+      <w:r>
+        <w:rPr>
+          <w:rFonts w:hint="eastAsia" w:ascii="Times New Roman" w:hAnsi="Times New Roman" w:eastAsia="FangSong" w:cs="Times New Roman"/>
+        </w:rPr>
+        <w:t>反应</w:t>
       </w:r>
       <w:r>
         <w:rPr>
@@ -26401,37 +27229,31 @@
         <w:rPr>
           <w:rFonts w:hint="eastAsia" w:ascii="Times New Roman" w:hAnsi="Times New Roman" w:eastAsia="FangSong" w:cs="Times New Roman"/>
         </w:rPr>
-        <w:t>正向为碱催化的</w:t>
-      </w:r>
-      <w:r>
-        <w:rPr>
-          <w:rFonts w:ascii="Times New Roman" w:hAnsi="Times New Roman" w:eastAsia="Times New Roman" w:cs="Times New Roman"/>
-        </w:rPr>
-        <w:t xml:space="preserve"> Aldol </w:t>
-      </w:r>
-      <w:r>
-        <w:rPr>
-          <w:rFonts w:hint="eastAsia" w:ascii="Times New Roman" w:hAnsi="Times New Roman" w:eastAsia="FangSong" w:cs="Times New Roman"/>
-        </w:rPr>
-        <w:t>反应</w:t>
-      </w:r>
-      <w:r>
-        <w:rPr>
-          <w:rFonts w:hint="eastAsia" w:ascii="Times New Roman" w:hAnsi="Times New Roman" w:eastAsia="Times New Roman" w:cs="Times New Roman"/>
-        </w:rPr>
-        <w:t>（</w:t>
-      </w:r>
-      <w:r>
-        <w:rPr>
-          <w:rFonts w:hint="eastAsia" w:ascii="Times New Roman" w:hAnsi="Times New Roman" w:eastAsia="FangSong" w:cs="Times New Roman"/>
-        </w:rPr>
-        <w:t>必要时再氧化或还原调整</w:t>
-      </w:r>
-      <w:r>
-        <w:rPr>
-          <w:rFonts w:hint="eastAsia" w:ascii="Times New Roman" w:hAnsi="Times New Roman" w:eastAsia="Times New Roman" w:cs="Times New Roman"/>
-        </w:rPr>
-        <w:t>）。</w:t>
+        <w:t>必要时再把</w:t>
+      </w:r>
+      <w:r>
+        <w:rPr>
+          <w:rFonts w:ascii="Times New Roman" w:hAnsi="Times New Roman" w:eastAsia="Times New Roman" w:cs="Times New Roman"/>
+        </w:rPr>
+        <w:t xml:space="preserve"> </w:t>
+      </w:r>
+      <w:r>
+        <w:rPr>
+          <w:rFonts w:hint="eastAsia" w:ascii="Times New Roman" w:hAnsi="Times New Roman" w:eastAsia="Times New Roman" w:cs="Times New Roman"/>
+        </w:rPr>
+        <w:t>β-</w:t>
+      </w:r>
+      <w:r>
+        <w:rPr>
+          <w:rFonts w:hint="eastAsia" w:ascii="Times New Roman" w:hAnsi="Times New Roman" w:eastAsia="FangSong" w:cs="Times New Roman"/>
+        </w:rPr>
+        <w:t>羟基氧化为羰基</w:t>
+      </w:r>
+      <w:r>
+        <w:rPr>
+          <w:rFonts w:hint="eastAsia" w:ascii="Times New Roman" w:hAnsi="Times New Roman" w:eastAsia="Times New Roman" w:cs="Times New Roman"/>
+        </w:rPr>
+        <w:t>。</w:t>
       </w:r>
       <w:r>
         <w:rPr>
@@ -26461,7 +27283,19 @@
         <w:rPr>
           <w:rFonts w:hint="eastAsia" w:ascii="Times New Roman" w:hAnsi="Times New Roman" w:eastAsia="FangSong" w:cs="Times New Roman"/>
         </w:rPr>
-        <w:t>断开酰基之间的键</w:t>
+        <w:t>断开</w:t>
+      </w:r>
+      <w:r>
+        <w:rPr>
+          <w:rFonts w:ascii="Times New Roman" w:hAnsi="Times New Roman" w:eastAsia="Times New Roman" w:cs="Times New Roman"/>
+        </w:rPr>
+        <w:t xml:space="preserve"> α </w:t>
+      </w:r>
+      <w:r>
+        <w:rPr>
+          <w:rFonts w:hint="eastAsia" w:ascii="Times New Roman" w:hAnsi="Times New Roman" w:eastAsia="FangSong" w:cs="Times New Roman"/>
+        </w:rPr>
+        <w:t>碳与其中一个羰基之间的键</w:t>
       </w:r>
       <w:r>
         <w:rPr>
@@ -26473,7 +27307,7 @@
         <w:rPr>
           <w:rFonts w:hint="eastAsia" w:ascii="Times New Roman" w:hAnsi="Times New Roman" w:eastAsia="FangSong" w:cs="Times New Roman"/>
         </w:rPr>
-        <w:t>得到酯的烯醇盐与另一分子酯</w:t>
+        <w:t>得到酯的烯醇盐合成子与另一分子酯</w:t>
       </w:r>
       <w:r>
         <w:rPr>
@@ -26840,7 +27674,19 @@
         <w:rPr>
           <w:rFonts w:hint="eastAsia" w:ascii="Times New Roman" w:hAnsi="Times New Roman" w:eastAsia="Times New Roman" w:cs="Times New Roman"/>
         </w:rPr>
-        <w:t>：</w:t>
+        <w:t>（</w:t>
+      </w:r>
+      <w:r>
+        <w:rPr>
+          <w:rFonts w:hint="eastAsia" w:ascii="Times New Roman" w:hAnsi="Times New Roman" w:eastAsia="FangSong" w:cs="Times New Roman"/>
+        </w:rPr>
+        <w:t>起点为题目给出的溴苯</w:t>
+      </w:r>
+      <w:r>
+        <w:rPr>
+          <w:rFonts w:hint="eastAsia" w:ascii="Times New Roman" w:hAnsi="Times New Roman" w:eastAsia="Times New Roman" w:cs="Times New Roman"/>
+        </w:rPr>
+        <w:t>）：</w:t>
       </w:r>
     </w:p>
     <w:p>
@@ -26863,6 +27709,228 @@
         <w:rPr>
           <w:rFonts w:hint="eastAsia" w:ascii="Times New Roman" w:hAnsi="Times New Roman" w:eastAsia="FangSong" w:cs="Times New Roman"/>
         </w:rPr>
+        <w:t>溴苯</w:t>
+      </w:r>
+      <w:r>
+        <w:rPr>
+          <w:rFonts w:ascii="Times New Roman" w:hAnsi="Times New Roman" w:eastAsia="Times New Roman" w:cs="Times New Roman"/>
+        </w:rPr>
+        <w:t xml:space="preserve"> + </w:t>
+      </w:r>
+      <w:r>
+        <w:rPr>
+          <w:rFonts w:hint="eastAsia" w:ascii="Times New Roman" w:hAnsi="Times New Roman" w:eastAsia="Times New Roman" w:cs="Times New Roman"/>
+        </w:rPr>
+        <w:t>Mg，</w:t>
+      </w:r>
+      <w:r>
+        <w:rPr>
+          <w:rFonts w:hint="eastAsia" w:ascii="Times New Roman" w:hAnsi="Times New Roman" w:eastAsia="FangSong" w:cs="Times New Roman"/>
+        </w:rPr>
+        <w:t>无水乙醚</w:t>
+      </w:r>
+      <w:r>
+        <w:rPr>
+          <w:rFonts w:hint="eastAsia" w:ascii="Times New Roman" w:hAnsi="Times New Roman" w:eastAsia="Times New Roman" w:cs="Times New Roman"/>
+        </w:rPr>
+        <w:t>，</w:t>
+      </w:r>
+      <w:r>
+        <w:rPr>
+          <w:rFonts w:hint="eastAsia" w:ascii="Times New Roman" w:hAnsi="Times New Roman" w:eastAsia="FangSong" w:cs="Times New Roman"/>
+        </w:rPr>
+        <w:t>得</w:t>
+      </w:r>
+      <w:r>
+        <w:rPr>
+          <w:rFonts w:ascii="Times New Roman" w:hAnsi="Times New Roman" w:eastAsia="Times New Roman" w:cs="Times New Roman"/>
+        </w:rPr>
+        <w:t xml:space="preserve"> PhMgBr。</w:t>
+      </w:r>
+      <w:r>
+        <w:rPr>
+          <w:rFonts w:ascii="Times New Roman" w:hAnsi="Times New Roman" w:eastAsia="Times New Roman" w:cs="Times New Roman"/>
+        </w:rPr>
+        <w:t xml:space="preserve"> </w:t>
+      </w:r>
+      <w:r>
+        <w:rPr>
+          <w:rFonts w:hint="eastAsia" w:ascii="Times New Roman" w:hAnsi="Times New Roman" w:eastAsia="FangSong" w:cs="Times New Roman"/>
+        </w:rPr>
+        <w:t>第二步</w:t>
+      </w:r>
+      <w:r>
+        <w:rPr>
+          <w:rFonts w:hint="eastAsia" w:ascii="Times New Roman" w:hAnsi="Times New Roman" w:eastAsia="Times New Roman" w:cs="Times New Roman"/>
+        </w:rPr>
+        <w:t>：PhMgBr</w:t>
+      </w:r>
+      <w:r>
+        <w:rPr>
+          <w:rFonts w:ascii="Times New Roman" w:hAnsi="Times New Roman" w:eastAsia="Times New Roman" w:cs="Times New Roman"/>
+        </w:rPr>
+        <w:t xml:space="preserve"> + </w:t>
+      </w:r>
+      <w:r>
+        <w:rPr>
+          <w:rFonts w:hint="eastAsia" w:ascii="Times New Roman" w:hAnsi="Times New Roman" w:eastAsia="FangSong" w:cs="Times New Roman"/>
+        </w:rPr>
+        <w:t xml:space="preserve">二苯甲酮</w:t>
+      </w:r>
+      <w:r>
+        <w:rPr>
+          <w:rFonts w:ascii="Times New Roman" w:hAnsi="Times New Roman" w:eastAsia="Times New Roman" w:cs="Times New Roman"/>
+        </w:rPr>
+        <w:t xml:space="preserve"> </w:t>
+      </w:r>
+      <w:r>
+        <w:rPr>
+          <w:rFonts w:hint="eastAsia" w:ascii="Times New Roman" w:hAnsi="Times New Roman" w:eastAsia="Times New Roman" w:cs="Times New Roman"/>
+        </w:rPr>
+        <w:t>(C</w:t>
+      </w:r>
+      <w:r>
+        <w:rPr>
+          <w:rFonts w:hint="eastAsia" w:ascii="Times New Roman" w:hAnsi="Times New Roman" w:eastAsia="Times New Roman" w:cs="Times New Roman"/>
+          <w:vertAlign w:val="subscript"/>
+        </w:rPr>
+        <w:t>6</w:t>
+      </w:r>
+      <w:r>
+        <w:rPr>
+          <w:rFonts w:hint="eastAsia" w:ascii="Times New Roman" w:hAnsi="Times New Roman" w:eastAsia="Times New Roman" w:cs="Times New Roman"/>
+        </w:rPr>
+        <w:t>H</w:t>
+      </w:r>
+      <w:r>
+        <w:rPr>
+          <w:rFonts w:hint="eastAsia" w:ascii="Times New Roman" w:hAnsi="Times New Roman" w:eastAsia="Times New Roman" w:cs="Times New Roman"/>
+          <w:vertAlign w:val="subscript"/>
+        </w:rPr>
+        <w:t>5</w:t>
+      </w:r>
+      <w:r>
+        <w:rPr>
+          <w:rFonts w:hint="eastAsia" w:ascii="Times New Roman" w:hAnsi="Times New Roman" w:eastAsia="Times New Roman" w:cs="Times New Roman"/>
+        </w:rPr>
+        <w:t>)</w:t>
+      </w:r>
+      <w:r>
+        <w:rPr>
+          <w:rFonts w:hint="eastAsia" w:ascii="Times New Roman" w:hAnsi="Times New Roman" w:eastAsia="Times New Roman" w:cs="Times New Roman"/>
+          <w:vertAlign w:val="subscript"/>
+        </w:rPr>
+        <w:t>2</w:t>
+      </w:r>
+      <w:r>
+        <w:rPr>
+          <w:rFonts w:hint="eastAsia" w:ascii="Times New Roman" w:hAnsi="Times New Roman" w:eastAsia="Times New Roman" w:cs="Times New Roman"/>
+        </w:rPr>
+        <w:t>CO，</w:t>
+      </w:r>
+      <w:r>
+        <w:rPr>
+          <w:rFonts w:hint="eastAsia" w:ascii="Times New Roman" w:hAnsi="Times New Roman" w:eastAsia="FangSong" w:cs="Times New Roman"/>
+        </w:rPr>
+        <w:t>反应后酸性水解</w:t>
+      </w:r>
+      <w:r>
+        <w:rPr>
+          <w:rFonts w:hint="eastAsia" w:ascii="Times New Roman" w:hAnsi="Times New Roman" w:eastAsia="Times New Roman" w:cs="Times New Roman"/>
+        </w:rPr>
+        <w:t>，</w:t>
+      </w:r>
+      <w:r>
+        <w:rPr>
+          <w:rFonts w:hint="eastAsia" w:ascii="Times New Roman" w:hAnsi="Times New Roman" w:eastAsia="FangSong" w:cs="Times New Roman"/>
+        </w:rPr>
+        <w:t>得三苯基甲醇</w:t>
+      </w:r>
+      <w:r>
+        <w:rPr>
+          <w:rFonts w:ascii="Times New Roman" w:hAnsi="Times New Roman" w:eastAsia="Times New Roman" w:cs="Times New Roman"/>
+        </w:rPr>
+        <w:t xml:space="preserve"> (C</w:t>
+      </w:r>
+      <w:r>
+        <w:rPr>
+          <w:rFonts w:ascii="Times New Roman" w:hAnsi="Times New Roman" w:eastAsia="Times New Roman" w:cs="Times New Roman"/>
+          <w:vertAlign w:val="subscript"/>
+        </w:rPr>
+        <w:t>6</w:t>
+      </w:r>
+      <w:r>
+        <w:rPr>
+          <w:rFonts w:ascii="Times New Roman" w:hAnsi="Times New Roman" w:eastAsia="Times New Roman" w:cs="Times New Roman"/>
+        </w:rPr>
+        <w:t>H</w:t>
+      </w:r>
+      <w:r>
+        <w:rPr>
+          <w:rFonts w:ascii="Times New Roman" w:hAnsi="Times New Roman" w:eastAsia="Times New Roman" w:cs="Times New Roman"/>
+          <w:vertAlign w:val="subscript"/>
+        </w:rPr>
+        <w:t>5</w:t>
+      </w:r>
+      <w:r>
+        <w:rPr>
+          <w:rFonts w:ascii="Times New Roman" w:hAnsi="Times New Roman" w:eastAsia="Times New Roman" w:cs="Times New Roman"/>
+        </w:rPr>
+        <w:t>)</w:t>
+      </w:r>
+      <w:r>
+        <w:rPr>
+          <w:rFonts w:ascii="Times New Roman" w:hAnsi="Times New Roman" w:eastAsia="Times New Roman" w:cs="Times New Roman"/>
+          <w:vertAlign w:val="subscript"/>
+        </w:rPr>
+        <w:t>3</w:t>
+      </w:r>
+      <w:r>
+        <w:rPr>
+          <w:rFonts w:ascii="Times New Roman" w:hAnsi="Times New Roman" w:eastAsia="Times New Roman" w:cs="Times New Roman"/>
+        </w:rPr>
+        <w:t>COH。</w:t>
+      </w:r>
+      <w:r>
+        <w:rPr>
+          <w:rFonts w:ascii="Times New Roman" w:hAnsi="Times New Roman" w:eastAsia="Times New Roman" w:cs="Times New Roman"/>
+        </w:rPr>
+        <w:t xml:space="preserve"> </w:t>
+      </w:r>
+      <w:r>
+        <w:rPr>
+          <w:rFonts w:hint="eastAsia" w:ascii="Times New Roman" w:hAnsi="Times New Roman" w:eastAsia="Times New Roman" w:cs="Times New Roman"/>
+        </w:rPr>
+        <w:t>（</w:t>
+      </w:r>
+      <w:r>
+        <w:rPr>
+          <w:rFonts w:hint="eastAsia" w:ascii="Times New Roman" w:hAnsi="Times New Roman" w:eastAsia="FangSong" w:cs="Times New Roman"/>
+        </w:rPr>
+        <w:t>若题目要求从苯出发</w:t>
+      </w:r>
+      <w:r>
+        <w:rPr>
+          <w:rFonts w:hint="eastAsia" w:ascii="Times New Roman" w:hAnsi="Times New Roman" w:eastAsia="Times New Roman" w:cs="Times New Roman"/>
+        </w:rPr>
+        <w:t>，</w:t>
+      </w:r>
+      <w:r>
+        <w:rPr>
+          <w:rFonts w:hint="eastAsia" w:ascii="Times New Roman" w:hAnsi="Times New Roman" w:eastAsia="FangSong" w:cs="Times New Roman"/>
+        </w:rPr>
+        <w:t>只需在本路线之前加一步</w:t>
+      </w:r>
+      <w:r>
+        <w:rPr>
+          <w:rFonts w:hint="eastAsia" w:ascii="Times New Roman" w:hAnsi="Times New Roman" w:eastAsia="Times New Roman" w:cs="Times New Roman"/>
+        </w:rPr>
+        <w:t>：</w:t>
+      </w:r>
+      <w:r>
+        <w:rPr>
+          <w:rFonts w:hint="eastAsia" w:ascii="Times New Roman" w:hAnsi="Times New Roman" w:eastAsia="FangSong" w:cs="Times New Roman"/>
+        </w:rPr>
         <w:t>苯</w:t>
       </w:r>
       <w:r>
@@ -26888,7 +27956,7 @@
         <w:rPr>
           <w:rFonts w:hint="eastAsia" w:ascii="Times New Roman" w:hAnsi="Times New Roman" w:eastAsia="Times New Roman" w:cs="Times New Roman"/>
         </w:rPr>
-        <w:t>，FeBr</w:t>
+        <w:t>／FeBr</w:t>
       </w:r>
       <w:r>
         <w:rPr>
@@ -26899,18 +27967,6 @@
       </w:r>
       <w:r>
         <w:rPr>
-          <w:rFonts w:ascii="Times New Roman" w:hAnsi="Times New Roman" w:eastAsia="Times New Roman" w:cs="Times New Roman"/>
-        </w:rPr>
-        <w:t xml:space="preserve"> </w:t>
-      </w:r>
-      <w:r>
-        <w:rPr>
-          <w:rFonts w:hint="eastAsia" w:ascii="Times New Roman" w:hAnsi="Times New Roman" w:eastAsia="FangSong" w:cs="Times New Roman"/>
-        </w:rPr>
-        <w:t>催化</w:t>
-      </w:r>
-      <w:r>
-        <w:rPr>
           <w:rFonts w:hint="eastAsia" w:ascii="Times New Roman" w:hAnsi="Times New Roman" w:eastAsia="Times New Roman" w:cs="Times New Roman"/>
         </w:rPr>
         <w:t>，</w:t>
@@ -26925,211 +27981,7 @@
         <w:rPr>
           <w:rFonts w:hint="eastAsia" w:ascii="Times New Roman" w:hAnsi="Times New Roman" w:eastAsia="Times New Roman" w:cs="Times New Roman"/>
         </w:rPr>
-        <w:t>。</w:t>
-      </w:r>
-      <w:r>
-        <w:rPr>
-          <w:rFonts w:ascii="Times New Roman" w:hAnsi="Times New Roman" w:eastAsia="Times New Roman" w:cs="Times New Roman"/>
-        </w:rPr>
-        <w:t xml:space="preserve"> </w:t>
-      </w:r>
-      <w:r>
-        <w:rPr>
-          <w:rFonts w:hint="eastAsia" w:ascii="Times New Roman" w:hAnsi="Times New Roman" w:eastAsia="FangSong" w:cs="Times New Roman"/>
-        </w:rPr>
-        <w:t>第二步</w:t>
-      </w:r>
-      <w:r>
-        <w:rPr>
-          <w:rFonts w:hint="eastAsia" w:ascii="Times New Roman" w:hAnsi="Times New Roman" w:eastAsia="Times New Roman" w:cs="Times New Roman"/>
-        </w:rPr>
-        <w:t>：</w:t>
-      </w:r>
-      <w:r>
-        <w:rPr>
-          <w:rFonts w:hint="eastAsia" w:ascii="Times New Roman" w:hAnsi="Times New Roman" w:eastAsia="FangSong" w:cs="Times New Roman"/>
-        </w:rPr>
-        <w:t>溴苯</w:t>
-      </w:r>
-      <w:r>
-        <w:rPr>
-          <w:rFonts w:ascii="Times New Roman" w:hAnsi="Times New Roman" w:eastAsia="Times New Roman" w:cs="Times New Roman"/>
-        </w:rPr>
-        <w:t xml:space="preserve"> + </w:t>
-      </w:r>
-      <w:r>
-        <w:rPr>
-          <w:rFonts w:hint="eastAsia" w:ascii="Times New Roman" w:hAnsi="Times New Roman" w:eastAsia="Times New Roman" w:cs="Times New Roman"/>
-        </w:rPr>
-        <w:t>Mg，</w:t>
-      </w:r>
-      <w:r>
-        <w:rPr>
-          <w:rFonts w:hint="eastAsia" w:ascii="Times New Roman" w:hAnsi="Times New Roman" w:eastAsia="FangSong" w:cs="Times New Roman"/>
-        </w:rPr>
-        <w:t>无水乙醚</w:t>
-      </w:r>
-      <w:r>
-        <w:rPr>
-          <w:rFonts w:hint="eastAsia" w:ascii="Times New Roman" w:hAnsi="Times New Roman" w:eastAsia="Times New Roman" w:cs="Times New Roman"/>
-        </w:rPr>
-        <w:t>，</w:t>
-      </w:r>
-      <w:r>
-        <w:rPr>
-          <w:rFonts w:hint="eastAsia" w:ascii="Times New Roman" w:hAnsi="Times New Roman" w:eastAsia="FangSong" w:cs="Times New Roman"/>
-        </w:rPr>
-        <w:t>得</w:t>
-      </w:r>
-      <w:r>
-        <w:rPr>
-          <w:rFonts w:ascii="Times New Roman" w:hAnsi="Times New Roman" w:eastAsia="Times New Roman" w:cs="Times New Roman"/>
-        </w:rPr>
-        <w:t xml:space="preserve"> PhMgBr。</w:t>
-      </w:r>
-      <w:r>
-        <w:rPr>
-          <w:rFonts w:ascii="Times New Roman" w:hAnsi="Times New Roman" w:eastAsia="Times New Roman" w:cs="Times New Roman"/>
-        </w:rPr>
-        <w:t xml:space="preserve"> </w:t>
-      </w:r>
-      <w:r>
-        <w:rPr>
-          <w:rFonts w:hint="eastAsia" w:ascii="Times New Roman" w:hAnsi="Times New Roman" w:eastAsia="FangSong" w:cs="Times New Roman"/>
-        </w:rPr>
-        <w:t>第三步</w:t>
-      </w:r>
-      <w:r>
-        <w:rPr>
-          <w:rFonts w:hint="eastAsia" w:ascii="Times New Roman" w:hAnsi="Times New Roman" w:eastAsia="Times New Roman" w:cs="Times New Roman"/>
-        </w:rPr>
-        <w:t>：PhMgBr</w:t>
-      </w:r>
-      <w:r>
-        <w:rPr>
-          <w:rFonts w:ascii="Times New Roman" w:hAnsi="Times New Roman" w:eastAsia="Times New Roman" w:cs="Times New Roman"/>
-        </w:rPr>
-        <w:t xml:space="preserve"> + </w:t>
-      </w:r>
-      <w:r>
-        <w:rPr>
-          <w:rFonts w:hint="eastAsia" w:ascii="Times New Roman" w:hAnsi="Times New Roman" w:eastAsia="FangSong" w:cs="Times New Roman"/>
-        </w:rPr>
-        <w:t xml:space="preserve">二苯甲酮</w:t>
-      </w:r>
-      <w:r>
-        <w:rPr>
-          <w:rFonts w:ascii="Times New Roman" w:hAnsi="Times New Roman" w:eastAsia="Times New Roman" w:cs="Times New Roman"/>
-        </w:rPr>
-        <w:t xml:space="preserve"> </w:t>
-      </w:r>
-      <w:r>
-        <w:rPr>
-          <w:rFonts w:hint="eastAsia" w:ascii="Times New Roman" w:hAnsi="Times New Roman" w:eastAsia="Times New Roman" w:cs="Times New Roman"/>
-        </w:rPr>
-        <w:t>(C</w:t>
-      </w:r>
-      <w:r>
-        <w:rPr>
-          <w:rFonts w:hint="eastAsia" w:ascii="Times New Roman" w:hAnsi="Times New Roman" w:eastAsia="Times New Roman" w:cs="Times New Roman"/>
-          <w:vertAlign w:val="subscript"/>
-        </w:rPr>
-        <w:t>6</w:t>
-      </w:r>
-      <w:r>
-        <w:rPr>
-          <w:rFonts w:hint="eastAsia" w:ascii="Times New Roman" w:hAnsi="Times New Roman" w:eastAsia="Times New Roman" w:cs="Times New Roman"/>
-        </w:rPr>
-        <w:t>H</w:t>
-      </w:r>
-      <w:r>
-        <w:rPr>
-          <w:rFonts w:hint="eastAsia" w:ascii="Times New Roman" w:hAnsi="Times New Roman" w:eastAsia="Times New Roman" w:cs="Times New Roman"/>
-          <w:vertAlign w:val="subscript"/>
-        </w:rPr>
-        <w:t>5</w:t>
-      </w:r>
-      <w:r>
-        <w:rPr>
-          <w:rFonts w:hint="eastAsia" w:ascii="Times New Roman" w:hAnsi="Times New Roman" w:eastAsia="Times New Roman" w:cs="Times New Roman"/>
-        </w:rPr>
-        <w:t>)</w:t>
-      </w:r>
-      <w:r>
-        <w:rPr>
-          <w:rFonts w:hint="eastAsia" w:ascii="Times New Roman" w:hAnsi="Times New Roman" w:eastAsia="Times New Roman" w:cs="Times New Roman"/>
-          <w:vertAlign w:val="subscript"/>
-        </w:rPr>
-        <w:t>2</w:t>
-      </w:r>
-      <w:r>
-        <w:rPr>
-          <w:rFonts w:hint="eastAsia" w:ascii="Times New Roman" w:hAnsi="Times New Roman" w:eastAsia="Times New Roman" w:cs="Times New Roman"/>
-        </w:rPr>
-        <w:t>CO，</w:t>
-      </w:r>
-      <w:r>
-        <w:rPr>
-          <w:rFonts w:hint="eastAsia" w:ascii="Times New Roman" w:hAnsi="Times New Roman" w:eastAsia="FangSong" w:cs="Times New Roman"/>
-        </w:rPr>
-        <w:t>反应后酸性水解</w:t>
-      </w:r>
-      <w:r>
-        <w:rPr>
-          <w:rFonts w:hint="eastAsia" w:ascii="Times New Roman" w:hAnsi="Times New Roman" w:eastAsia="Times New Roman" w:cs="Times New Roman"/>
-        </w:rPr>
-        <w:t>，</w:t>
-      </w:r>
-      <w:r>
-        <w:rPr>
-          <w:rFonts w:hint="eastAsia" w:ascii="Times New Roman" w:hAnsi="Times New Roman" w:eastAsia="FangSong" w:cs="Times New Roman"/>
-        </w:rPr>
-        <w:t>得三苯基甲醇</w:t>
-      </w:r>
-      <w:r>
-        <w:rPr>
-          <w:rFonts w:ascii="Times New Roman" w:hAnsi="Times New Roman" w:eastAsia="Times New Roman" w:cs="Times New Roman"/>
-        </w:rPr>
-        <w:t xml:space="preserve"> (C</w:t>
-      </w:r>
-      <w:r>
-        <w:rPr>
-          <w:rFonts w:ascii="Times New Roman" w:hAnsi="Times New Roman" w:eastAsia="Times New Roman" w:cs="Times New Roman"/>
-          <w:vertAlign w:val="subscript"/>
-        </w:rPr>
-        <w:t>6</w:t>
-      </w:r>
-      <w:r>
-        <w:rPr>
-          <w:rFonts w:ascii="Times New Roman" w:hAnsi="Times New Roman" w:eastAsia="Times New Roman" w:cs="Times New Roman"/>
-        </w:rPr>
-        <w:t>H</w:t>
-      </w:r>
-      <w:r>
-        <w:rPr>
-          <w:rFonts w:ascii="Times New Roman" w:hAnsi="Times New Roman" w:eastAsia="Times New Roman" w:cs="Times New Roman"/>
-          <w:vertAlign w:val="subscript"/>
-        </w:rPr>
-        <w:t>5</w:t>
-      </w:r>
-      <w:r>
-        <w:rPr>
-          <w:rFonts w:ascii="Times New Roman" w:hAnsi="Times New Roman" w:eastAsia="Times New Roman" w:cs="Times New Roman"/>
-        </w:rPr>
-        <w:t>)</w:t>
-      </w:r>
-      <w:r>
-        <w:rPr>
-          <w:rFonts w:ascii="Times New Roman" w:hAnsi="Times New Roman" w:eastAsia="Times New Roman" w:cs="Times New Roman"/>
-          <w:vertAlign w:val="subscript"/>
-        </w:rPr>
-        <w:t>3</w:t>
-      </w:r>
-      <w:r>
-        <w:rPr>
-          <w:rFonts w:ascii="Times New Roman" w:hAnsi="Times New Roman" w:eastAsia="Times New Roman" w:cs="Times New Roman"/>
-        </w:rPr>
-        <w:t>COH。</w:t>
+        <w:t>。）</w:t>
       </w:r>
     </w:p>
     <w:p>
@@ -27740,7 +28592,49 @@
         <w:rPr>
           <w:rFonts w:hint="eastAsia" w:ascii="Times New Roman" w:hAnsi="Times New Roman" w:eastAsia="Times New Roman" w:cs="Times New Roman"/>
         </w:rPr>
-        <w:t>，</w:t>
+        <w:t>（</w:t>
+      </w:r>
+      <w:r>
+        <w:rPr>
+          <w:rFonts w:hint="eastAsia" w:ascii="Times New Roman" w:hAnsi="Times New Roman" w:eastAsia="FangSong" w:cs="Times New Roman"/>
+        </w:rPr>
+        <w:t>还因为总反应步数少一步</w:t>
+      </w:r>
+      <w:r>
+        <w:rPr>
+          <w:rFonts w:hint="eastAsia" w:ascii="Times New Roman" w:hAnsi="Times New Roman" w:eastAsia="Times New Roman" w:cs="Times New Roman"/>
+        </w:rPr>
+        <w:t>：2+2+1=5</w:t>
+      </w:r>
+      <w:r>
+        <w:rPr>
+          <w:rFonts w:ascii="Times New Roman" w:hAnsi="Times New Roman" w:eastAsia="Times New Roman" w:cs="Times New Roman"/>
+        </w:rPr>
+        <w:t xml:space="preserve"> </w:t>
+      </w:r>
+      <w:r>
+        <w:rPr>
+          <w:rFonts w:hint="eastAsia" w:ascii="Times New Roman" w:hAnsi="Times New Roman" w:eastAsia="FangSong" w:cs="Times New Roman"/>
+        </w:rPr>
+        <w:t xml:space="preserve">步对</w:t>
+      </w:r>
+      <w:r>
+        <w:rPr>
+          <w:rFonts w:ascii="Times New Roman" w:hAnsi="Times New Roman" w:eastAsia="Times New Roman" w:cs="Times New Roman"/>
+        </w:rPr>
+        <w:t xml:space="preserve"> 6 </w:t>
+      </w:r>
+      <w:r>
+        <w:rPr>
+          <w:rFonts w:hint="eastAsia" w:ascii="Times New Roman" w:hAnsi="Times New Roman" w:eastAsia="FangSong" w:cs="Times New Roman"/>
+        </w:rPr>
+        <w:t>步</w:t>
+      </w:r>
+      <w:r>
+        <w:rPr>
+          <w:rFonts w:hint="eastAsia" w:ascii="Times New Roman" w:hAnsi="Times New Roman" w:eastAsia="Times New Roman" w:cs="Times New Roman"/>
+        </w:rPr>
+        <w:t>），</w:t>
       </w:r>
       <w:r>
         <w:rPr>
@@ -28120,7 +29014,7 @@
           <w:b/>
           <w:bCs/>
         </w:rPr>
-        <w:t xml:space="preserve"> ≈ </w:t>
+        <w:t xml:space="preserve"> &gt; </w:t>
       </w:r>
       <w:r>
         <w:rPr>
@@ -28134,7 +29028,19 @@
         <w:rPr>
           <w:rFonts w:hint="eastAsia" w:ascii="Times New Roman" w:hAnsi="Times New Roman" w:eastAsia="Times New Roman" w:cs="Times New Roman"/>
         </w:rPr>
-        <w:t>。</w:t>
+        <w:t>（</w:t>
+      </w:r>
+      <w:r>
+        <w:rPr>
+          <w:rFonts w:hint="eastAsia" w:ascii="Times New Roman" w:hAnsi="Times New Roman" w:eastAsia="FangSong" w:cs="Times New Roman"/>
+        </w:rPr>
+        <w:t>后两者差值很小</w:t>
+      </w:r>
+      <w:r>
+        <w:rPr>
+          <w:rFonts w:hint="eastAsia" w:ascii="Times New Roman" w:hAnsi="Times New Roman" w:eastAsia="Times New Roman" w:cs="Times New Roman"/>
+        </w:rPr>
+        <w:t>）。</w:t>
       </w:r>
       <w:r>
         <w:rPr>
@@ -28880,25 +29786,103 @@
         <w:rPr>
           <w:rFonts w:hint="eastAsia" w:ascii="Times New Roman" w:hAnsi="Times New Roman" w:eastAsia="FangSong" w:cs="Times New Roman"/>
         </w:rPr>
-        <w:t>环己酮有两个</w:t>
-      </w:r>
-      <w:r>
-        <w:rPr>
-          <w:rFonts w:ascii="Times New Roman" w:hAnsi="Times New Roman" w:eastAsia="Times New Roman" w:cs="Times New Roman"/>
-        </w:rPr>
-        <w:t xml:space="preserve"> α </w:t>
-      </w:r>
-      <w:r>
-        <w:rPr>
-          <w:rFonts w:hint="eastAsia" w:ascii="Times New Roman" w:hAnsi="Times New Roman" w:eastAsia="FangSong" w:cs="Times New Roman"/>
-        </w:rPr>
-        <w:t>位</w:t>
-      </w:r>
-      <w:r>
-        <w:rPr>
-          <w:rFonts w:hint="eastAsia" w:ascii="Times New Roman" w:hAnsi="Times New Roman" w:eastAsia="Times New Roman" w:cs="Times New Roman"/>
-        </w:rPr>
-        <w:t>（2</w:t>
+        <w:t>环己酮的</w:t>
+      </w:r>
+      <w:r>
+        <w:rPr>
+          <w:rFonts w:ascii="Times New Roman" w:hAnsi="Times New Roman" w:eastAsia="Times New Roman" w:cs="Times New Roman"/>
+        </w:rPr>
+        <w:t xml:space="preserve"> 2 </w:t>
+      </w:r>
+      <w:r>
+        <w:rPr>
+          <w:rFonts w:hint="eastAsia" w:ascii="Times New Roman" w:hAnsi="Times New Roman" w:eastAsia="FangSong" w:cs="Times New Roman"/>
+        </w:rPr>
+        <w:t xml:space="preserve">位与</w:t>
+      </w:r>
+      <w:r>
+        <w:rPr>
+          <w:rFonts w:ascii="Times New Roman" w:hAnsi="Times New Roman" w:eastAsia="Times New Roman" w:cs="Times New Roman"/>
+        </w:rPr>
+        <w:t xml:space="preserve"> 6 </w:t>
+      </w:r>
+      <w:r>
+        <w:rPr>
+          <w:rFonts w:hint="eastAsia" w:ascii="Times New Roman" w:hAnsi="Times New Roman" w:eastAsia="FangSong" w:cs="Times New Roman"/>
+        </w:rPr>
+        <w:t>位在取代前是等价的</w:t>
+      </w:r>
+      <w:r>
+        <w:rPr>
+          <w:rFonts w:hint="eastAsia" w:ascii="Times New Roman" w:hAnsi="Times New Roman" w:eastAsia="Times New Roman" w:cs="Times New Roman"/>
+        </w:rPr>
+        <w:t>，</w:t>
+      </w:r>
+      <w:r>
+        <w:rPr>
+          <w:rFonts w:hint="eastAsia" w:ascii="Times New Roman" w:hAnsi="Times New Roman" w:eastAsia="FangSong" w:cs="Times New Roman"/>
+        </w:rPr>
+        <w:t>因此并不存在区域异构问题</w:t>
+      </w:r>
+      <w:r>
+        <w:rPr>
+          <w:rFonts w:hint="eastAsia" w:ascii="Times New Roman" w:hAnsi="Times New Roman" w:eastAsia="Times New Roman" w:cs="Times New Roman"/>
+        </w:rPr>
+        <w:t>；</w:t>
+      </w:r>
+      <w:r>
+        <w:rPr>
+          <w:rFonts w:hint="eastAsia" w:ascii="Times New Roman" w:hAnsi="Times New Roman" w:eastAsia="FangSong" w:cs="Times New Roman"/>
+        </w:rPr>
+        <w:t>真正的竞争来自单烷基化产物</w:t>
+      </w:r>
+      <w:r>
+        <w:rPr>
+          <w:rFonts w:hint="eastAsia" w:ascii="Times New Roman" w:hAnsi="Times New Roman" w:eastAsia="Times New Roman" w:cs="Times New Roman"/>
+        </w:rPr>
+        <w:t>——</w:t>
+      </w:r>
+      <w:r>
+        <w:rPr>
+          <w:rFonts w:hint="eastAsia" w:ascii="Times New Roman" w:hAnsi="Times New Roman" w:eastAsia="FangSong" w:cs="Times New Roman"/>
+        </w:rPr>
+        <w:t>它的</w:t>
+      </w:r>
+      <w:r>
+        <w:rPr>
+          <w:rFonts w:ascii="Times New Roman" w:hAnsi="Times New Roman" w:eastAsia="Times New Roman" w:cs="Times New Roman"/>
+        </w:rPr>
+        <w:t xml:space="preserve"> α-H </w:t>
+      </w:r>
+      <w:r>
+        <w:rPr>
+          <w:rFonts w:hint="eastAsia" w:ascii="Times New Roman" w:hAnsi="Times New Roman" w:eastAsia="FangSong" w:cs="Times New Roman"/>
+        </w:rPr>
+        <w:t>仍具酸性</w:t>
+      </w:r>
+      <w:r>
+        <w:rPr>
+          <w:rFonts w:hint="eastAsia" w:ascii="Times New Roman" w:hAnsi="Times New Roman" w:eastAsia="Times New Roman" w:cs="Times New Roman"/>
+        </w:rPr>
+        <w:t>，</w:t>
+      </w:r>
+      <w:r>
+        <w:rPr>
+          <w:rFonts w:hint="eastAsia" w:ascii="Times New Roman" w:hAnsi="Times New Roman" w:eastAsia="FangSong" w:cs="Times New Roman"/>
+        </w:rPr>
+        <w:t>可继续被烷基化</w:t>
+      </w:r>
+      <w:r>
+        <w:rPr>
+          <w:rFonts w:hint="eastAsia" w:ascii="Times New Roman" w:hAnsi="Times New Roman" w:eastAsia="Times New Roman" w:cs="Times New Roman"/>
+        </w:rPr>
+        <w:t>，</w:t>
+      </w:r>
+      <w:r>
+        <w:rPr>
+          <w:rFonts w:hint="eastAsia" w:ascii="Times New Roman" w:hAnsi="Times New Roman" w:eastAsia="FangSong" w:cs="Times New Roman"/>
+        </w:rPr>
+        <w:t>容易得到</w:t>
       </w:r>
       <w:r>
         <w:rPr>
@@ -28908,45 +29892,33 @@
       </w:r>
       <w:r>
         <w:rPr>
-          <w:rFonts w:hint="eastAsia" w:ascii="Times New Roman" w:hAnsi="Times New Roman" w:eastAsia="FangSong" w:cs="Times New Roman"/>
-        </w:rPr>
-        <w:t xml:space="preserve">位与</w:t>
-      </w:r>
-      <w:r>
-        <w:rPr>
-          <w:rFonts w:ascii="Times New Roman" w:hAnsi="Times New Roman" w:eastAsia="Times New Roman" w:cs="Times New Roman"/>
-        </w:rPr>
-        <w:t xml:space="preserve"> 6 </w:t>
-      </w:r>
-      <w:r>
-        <w:rPr>
-          <w:rFonts w:hint="eastAsia" w:ascii="Times New Roman" w:hAnsi="Times New Roman" w:eastAsia="FangSong" w:cs="Times New Roman"/>
-        </w:rPr>
-        <w:t>位</w:t>
-      </w:r>
-      <w:r>
-        <w:rPr>
-          <w:rFonts w:hint="eastAsia" w:ascii="Times New Roman" w:hAnsi="Times New Roman" w:eastAsia="Times New Roman" w:cs="Times New Roman"/>
-        </w:rPr>
-        <w:t>），</w:t>
-      </w:r>
-      <w:r>
-        <w:rPr>
-          <w:rFonts w:hint="eastAsia" w:ascii="Times New Roman" w:hAnsi="Times New Roman" w:eastAsia="FangSong" w:cs="Times New Roman"/>
-        </w:rPr>
-        <w:t>且生成的单烷基化产物仍可继续烷基化</w:t>
-      </w:r>
-      <w:r>
-        <w:rPr>
-          <w:rFonts w:hint="eastAsia" w:ascii="Times New Roman" w:hAnsi="Times New Roman" w:eastAsia="Times New Roman" w:cs="Times New Roman"/>
-        </w:rPr>
-        <w:t>，</w:t>
-      </w:r>
-      <w:r>
-        <w:rPr>
-          <w:rFonts w:hint="eastAsia" w:ascii="Times New Roman" w:hAnsi="Times New Roman" w:eastAsia="FangSong" w:cs="Times New Roman"/>
-        </w:rPr>
-        <w:t>若不控制则容易得到多取代产物</w:t>
+          <w:rFonts w:hint="eastAsia" w:ascii="Times New Roman" w:hAnsi="Times New Roman" w:eastAsia="Times New Roman" w:cs="Times New Roman"/>
+        </w:rPr>
+        <w:t>2,2-</w:t>
+      </w:r>
+      <w:r>
+        <w:rPr>
+          <w:rFonts w:hint="eastAsia" w:ascii="Times New Roman" w:hAnsi="Times New Roman" w:eastAsia="FangSong" w:cs="Times New Roman"/>
+        </w:rPr>
+        <w:t>二取代与</w:t>
+      </w:r>
+      <w:r>
+        <w:rPr>
+          <w:rFonts w:ascii="Times New Roman" w:hAnsi="Times New Roman" w:eastAsia="Times New Roman" w:cs="Times New Roman"/>
+        </w:rPr>
+        <w:t xml:space="preserve"> </w:t>
+      </w:r>
+      <w:r>
+        <w:rPr>
+          <w:rFonts w:hint="eastAsia" w:ascii="Times New Roman" w:hAnsi="Times New Roman" w:eastAsia="Times New Roman" w:cs="Times New Roman"/>
+        </w:rPr>
+        <w:t>2,6-</w:t>
+      </w:r>
+      <w:r>
+        <w:rPr>
+          <w:rFonts w:hint="eastAsia" w:ascii="Times New Roman" w:hAnsi="Times New Roman" w:eastAsia="FangSong" w:cs="Times New Roman"/>
+        </w:rPr>
+        <w:t>二取代产物</w:t>
       </w:r>
       <w:r>
         <w:rPr>
@@ -29641,7 +30613,135 @@
         <w:rPr>
           <w:rFonts w:hint="eastAsia" w:ascii="Times New Roman" w:hAnsi="Times New Roman" w:eastAsia="FangSong" w:cs="Times New Roman"/>
         </w:rPr>
-        <w:t>可改用被稳定的叶立德</w:t>
+        <w:t>不能改用带吸电子基的被稳定叶立德</w:t>
+      </w:r>
+      <w:r>
+        <w:rPr>
+          <w:rFonts w:hint="eastAsia" w:ascii="Times New Roman" w:hAnsi="Times New Roman" w:eastAsia="Times New Roman" w:cs="Times New Roman"/>
+        </w:rPr>
+        <w:t>——</w:t>
+      </w:r>
+      <w:r>
+        <w:rPr>
+          <w:rFonts w:hint="eastAsia" w:ascii="Times New Roman" w:hAnsi="Times New Roman" w:eastAsia="FangSong" w:cs="Times New Roman"/>
+        </w:rPr>
+        <w:t>那样叶立德碳上的酯基或氰基会进入产物</w:t>
+      </w:r>
+      <w:r>
+        <w:rPr>
+          <w:rFonts w:hint="eastAsia" w:ascii="Times New Roman" w:hAnsi="Times New Roman" w:eastAsia="Times New Roman" w:cs="Times New Roman"/>
+        </w:rPr>
+        <w:t>，</w:t>
+      </w:r>
+      <w:r>
+        <w:rPr>
+          <w:rFonts w:hint="eastAsia" w:ascii="Times New Roman" w:hAnsi="Times New Roman" w:eastAsia="FangSong" w:cs="Times New Roman"/>
+        </w:rPr>
+        <w:t>得到的是</w:t>
+      </w:r>
+      <w:r>
+        <w:rPr>
+          <w:rFonts w:ascii="Times New Roman" w:hAnsi="Times New Roman" w:eastAsia="Times New Roman" w:cs="Times New Roman"/>
+        </w:rPr>
+        <w:t xml:space="preserve"> </w:t>
+      </w:r>
+      <w:r>
+        <w:rPr>
+          <w:rFonts w:hint="eastAsia" w:ascii="Times New Roman" w:hAnsi="Times New Roman" w:eastAsia="Times New Roman" w:cs="Times New Roman"/>
+        </w:rPr>
+        <w:t>α,β-</w:t>
+      </w:r>
+      <w:r>
+        <w:rPr>
+          <w:rFonts w:hint="eastAsia" w:ascii="Times New Roman" w:hAnsi="Times New Roman" w:eastAsia="FangSong" w:cs="Times New Roman"/>
+        </w:rPr>
+        <w:t>不饱和酯而不再是</w:t>
+      </w:r>
+      <w:r>
+        <w:rPr>
+          <w:rFonts w:ascii="Times New Roman" w:hAnsi="Times New Roman" w:eastAsia="Times New Roman" w:cs="Times New Roman"/>
+        </w:rPr>
+        <w:t xml:space="preserve"> </w:t>
+      </w:r>
+      <w:r>
+        <w:rPr>
+          <w:rFonts w:hint="eastAsia" w:ascii="Times New Roman" w:hAnsi="Times New Roman" w:eastAsia="Times New Roman" w:cs="Times New Roman"/>
+        </w:rPr>
+        <w:t>PhCH=CHCH</w:t>
+      </w:r>
+      <w:r>
+        <w:rPr>
+          <w:rFonts w:hint="eastAsia" w:ascii="Times New Roman" w:hAnsi="Times New Roman" w:eastAsia="Times New Roman" w:cs="Times New Roman"/>
+          <w:vertAlign w:val="subscript"/>
+        </w:rPr>
+        <w:t>3</w:t>
+      </w:r>
+      <w:r>
+        <w:rPr>
+          <w:rFonts w:hint="eastAsia" w:ascii="Times New Roman" w:hAnsi="Times New Roman" w:eastAsia="Times New Roman" w:cs="Times New Roman"/>
+        </w:rPr>
+        <w:t>。</w:t>
+      </w:r>
+      <w:r>
+        <w:rPr>
+          <w:rFonts w:hint="eastAsia" w:ascii="Times New Roman" w:hAnsi="Times New Roman" w:eastAsia="FangSong" w:cs="Times New Roman"/>
+        </w:rPr>
+        <w:t>正确做法是在</w:t>
+      </w:r>
+      <w:r>
+        <w:rPr>
+          <w:rFonts w:hint="eastAsia" w:ascii="Times New Roman" w:hAnsi="Times New Roman" w:eastAsia="FangSong" w:cs="Times New Roman"/>
+          <w:b/>
+          <w:bCs/>
+        </w:rPr>
+        <w:t xml:space="preserve">保持叶立德碳取代基仍为</w:t>
+      </w:r>
+      <w:r>
+        <w:rPr>
+          <w:rFonts w:ascii="Times New Roman" w:hAnsi="Times New Roman" w:eastAsia="Times New Roman" w:cs="Times New Roman"/>
+          <w:b/>
+          <w:bCs/>
+        </w:rPr>
+        <w:t xml:space="preserve"> CH</w:t>
+      </w:r>
+      <w:r>
+        <w:rPr>
+          <w:rFonts w:ascii="Times New Roman" w:hAnsi="Times New Roman" w:eastAsia="Times New Roman" w:cs="Times New Roman"/>
+          <w:b/>
+          <w:bCs/>
+          <w:vertAlign w:val="subscript"/>
+        </w:rPr>
+        <w:t>3</w:t>
+      </w:r>
+      <w:r>
+        <w:rPr>
+          <w:rFonts w:ascii="Times New Roman" w:hAnsi="Times New Roman" w:eastAsia="Times New Roman" w:cs="Times New Roman"/>
+        </w:rPr>
+        <w:t xml:space="preserve"> </w:t>
+      </w:r>
+      <w:r>
+        <w:rPr>
+          <w:rFonts w:hint="eastAsia" w:ascii="Times New Roman" w:hAnsi="Times New Roman" w:eastAsia="FangSong" w:cs="Times New Roman"/>
+        </w:rPr>
+        <w:t>的前提下改变条件</w:t>
+      </w:r>
+      <w:r>
+        <w:rPr>
+          <w:rFonts w:hint="eastAsia" w:ascii="Times New Roman" w:hAnsi="Times New Roman" w:eastAsia="Times New Roman" w:cs="Times New Roman"/>
+        </w:rPr>
+        <w:t>：①</w:t>
+      </w:r>
+      <w:r>
+        <w:rPr>
+          <w:rFonts w:ascii="Times New Roman" w:hAnsi="Times New Roman" w:eastAsia="Times New Roman" w:cs="Times New Roman"/>
+        </w:rPr>
+        <w:t xml:space="preserve"> Schlosser </w:t>
+      </w:r>
+      <w:r>
+        <w:rPr>
+          <w:rFonts w:hint="eastAsia" w:ascii="Times New Roman" w:hAnsi="Times New Roman" w:eastAsia="FangSong" w:cs="Times New Roman"/>
+        </w:rPr>
+        <w:t>改良法</w:t>
       </w:r>
       <w:r>
         <w:rPr>
@@ -29653,19 +30753,7 @@
         <w:rPr>
           <w:rFonts w:hint="eastAsia" w:ascii="Times New Roman" w:hAnsi="Times New Roman" w:eastAsia="FangSong" w:cs="Times New Roman"/>
         </w:rPr>
-        <w:t>叶立德碳上连有吸电子基</w:t>
-      </w:r>
-      <w:r>
-        <w:rPr>
-          <w:rFonts w:hint="eastAsia" w:ascii="Times New Roman" w:hAnsi="Times New Roman" w:eastAsia="Times New Roman" w:cs="Times New Roman"/>
-        </w:rPr>
-        <w:t>），</w:t>
-      </w:r>
-      <w:r>
-        <w:rPr>
-          <w:rFonts w:hint="eastAsia" w:ascii="Times New Roman" w:hAnsi="Times New Roman" w:eastAsia="FangSong" w:cs="Times New Roman"/>
-        </w:rPr>
-        <w:t>其氧杂磷杂环丁烷优先采取热力学有利取向并发生可逆分解</w:t>
+        <w:t>低温下以苯基锂处理甜菜碱中间体</w:t>
       </w:r>
       <w:r>
         <w:rPr>
@@ -29677,31 +30765,25 @@
         <w:rPr>
           <w:rFonts w:hint="eastAsia" w:ascii="Times New Roman" w:hAnsi="Times New Roman" w:eastAsia="FangSong" w:cs="Times New Roman"/>
         </w:rPr>
-        <w:t>主产物为</w:t>
-      </w:r>
-      <w:r>
-        <w:rPr>
-          <w:rFonts w:ascii="Times New Roman" w:hAnsi="Times New Roman" w:eastAsia="Times New Roman" w:cs="Times New Roman"/>
-        </w:rPr>
-        <w:t xml:space="preserve"> E </w:t>
-      </w:r>
-      <w:r>
-        <w:rPr>
-          <w:rFonts w:hint="eastAsia" w:ascii="Times New Roman" w:hAnsi="Times New Roman" w:eastAsia="FangSong" w:cs="Times New Roman"/>
-        </w:rPr>
-        <w:t>型</w:t>
-      </w:r>
-      <w:r>
-        <w:rPr>
-          <w:rFonts w:hint="eastAsia" w:ascii="Times New Roman" w:hAnsi="Times New Roman" w:eastAsia="Times New Roman" w:cs="Times New Roman"/>
-        </w:rPr>
-        <w:t>；</w:t>
-      </w:r>
-      <w:r>
-        <w:rPr>
-          <w:rFonts w:hint="eastAsia" w:ascii="Times New Roman" w:hAnsi="Times New Roman" w:eastAsia="FangSong" w:cs="Times New Roman"/>
-        </w:rPr>
-        <w:t>也可改用</w:t>
+        <w:t>使其构型反转后再分解</w:t>
+      </w:r>
+      <w:r>
+        <w:rPr>
+          <w:rFonts w:hint="eastAsia" w:ascii="Times New Roman" w:hAnsi="Times New Roman" w:eastAsia="Times New Roman" w:cs="Times New Roman"/>
+        </w:rPr>
+        <w:t>）；②</w:t>
+      </w:r>
+      <w:r>
+        <w:rPr>
+          <w:rFonts w:ascii="Times New Roman" w:hAnsi="Times New Roman" w:eastAsia="Times New Roman" w:cs="Times New Roman"/>
+        </w:rPr>
+        <w:t xml:space="preserve"> </w:t>
+      </w:r>
+      <w:r>
+        <w:rPr>
+          <w:rFonts w:hint="eastAsia" w:ascii="Times New Roman" w:hAnsi="Times New Roman" w:eastAsia="FangSong" w:cs="Times New Roman"/>
+        </w:rPr>
+        <w:t xml:space="preserve">改用</w:t>
       </w:r>
       <w:r>
         <w:rPr>
@@ -29713,55 +30795,25 @@
         <w:rPr>
           <w:rFonts w:hint="eastAsia" w:ascii="Times New Roman" w:hAnsi="Times New Roman" w:eastAsia="FangSong" w:cs="Times New Roman"/>
         </w:rPr>
-        <w:t>反应并使用膦酸酯</w:t>
-      </w:r>
-      <w:r>
-        <w:rPr>
-          <w:rFonts w:hint="eastAsia" w:ascii="Times New Roman" w:hAnsi="Times New Roman" w:eastAsia="Times New Roman" w:cs="Times New Roman"/>
-        </w:rPr>
-        <w:t>；</w:t>
-      </w:r>
-      <w:r>
-        <w:rPr>
-          <w:rFonts w:hint="eastAsia" w:ascii="Times New Roman" w:hAnsi="Times New Roman" w:eastAsia="FangSong" w:cs="Times New Roman"/>
-        </w:rPr>
-        <w:t>若必须用未被稳定的叶立德而需要</w:t>
-      </w:r>
-      <w:r>
-        <w:rPr>
-          <w:rFonts w:ascii="Times New Roman" w:hAnsi="Times New Roman" w:eastAsia="Times New Roman" w:cs="Times New Roman"/>
-        </w:rPr>
-        <w:t xml:space="preserve"> E </w:t>
-      </w:r>
-      <w:r>
-        <w:rPr>
-          <w:rFonts w:hint="eastAsia" w:ascii="Times New Roman" w:hAnsi="Times New Roman" w:eastAsia="FangSong" w:cs="Times New Roman"/>
-        </w:rPr>
-        <w:t>型</w:t>
-      </w:r>
-      <w:r>
-        <w:rPr>
-          <w:rFonts w:hint="eastAsia" w:ascii="Times New Roman" w:hAnsi="Times New Roman" w:eastAsia="Times New Roman" w:cs="Times New Roman"/>
-        </w:rPr>
-        <w:t>，</w:t>
-      </w:r>
-      <w:r>
-        <w:rPr>
-          <w:rFonts w:hint="eastAsia" w:ascii="Times New Roman" w:hAnsi="Times New Roman" w:eastAsia="FangSong" w:cs="Times New Roman"/>
-        </w:rPr>
-        <w:t>可用</w:t>
-      </w:r>
-      <w:r>
-        <w:rPr>
-          <w:rFonts w:ascii="Times New Roman" w:hAnsi="Times New Roman" w:eastAsia="Times New Roman" w:cs="Times New Roman"/>
-        </w:rPr>
-        <w:t xml:space="preserve"> Schlosser </w:t>
-      </w:r>
-      <w:r>
-        <w:rPr>
-          <w:rFonts w:hint="eastAsia" w:ascii="Times New Roman" w:hAnsi="Times New Roman" w:eastAsia="FangSong" w:cs="Times New Roman"/>
-        </w:rPr>
-        <w:t>改良法或添加锂盐调节</w:t>
+        <w:t>反应并选用取代基匹配的膦酸酯</w:t>
+      </w:r>
+      <w:r>
+        <w:rPr>
+          <w:rFonts w:hint="eastAsia" w:ascii="Times New Roman" w:hAnsi="Times New Roman" w:eastAsia="Times New Roman" w:cs="Times New Roman"/>
+        </w:rPr>
+        <w:t>；③</w:t>
+      </w:r>
+      <w:r>
+        <w:rPr>
+          <w:rFonts w:ascii="Times New Roman" w:hAnsi="Times New Roman" w:eastAsia="Times New Roman" w:cs="Times New Roman"/>
+        </w:rPr>
+        <w:t xml:space="preserve"> </w:t>
+      </w:r>
+      <w:r>
+        <w:rPr>
+          <w:rFonts w:hint="eastAsia" w:ascii="Times New Roman" w:hAnsi="Times New Roman" w:eastAsia="FangSong" w:cs="Times New Roman"/>
+        </w:rPr>
+        <w:t>添加锂盐调节</w:t>
       </w:r>
       <w:r>
         <w:rPr>
@@ -32444,7 +33496,31 @@
         <w:rPr>
           <w:rFonts w:hint="eastAsia" w:ascii="Times New Roman" w:hAnsi="Times New Roman" w:eastAsia="FangSong" w:cs="Times New Roman"/>
         </w:rPr>
-        <w:t>环己酮有两个</w:t>
+        <w:t>一取代产物</w:t>
+      </w:r>
+      <w:r>
+        <w:rPr>
+          <w:rFonts w:hint="eastAsia" w:ascii="Times New Roman" w:hAnsi="Times New Roman" w:eastAsia="Times New Roman" w:cs="Times New Roman"/>
+        </w:rPr>
+        <w:t>（2-</w:t>
+      </w:r>
+      <w:r>
+        <w:rPr>
+          <w:rFonts w:hint="eastAsia" w:ascii="Times New Roman" w:hAnsi="Times New Roman" w:eastAsia="FangSong" w:cs="Times New Roman"/>
+        </w:rPr>
+        <w:t>甲基环己酮</w:t>
+      </w:r>
+      <w:r>
+        <w:rPr>
+          <w:rFonts w:hint="eastAsia" w:ascii="Times New Roman" w:hAnsi="Times New Roman" w:eastAsia="Times New Roman" w:cs="Times New Roman"/>
+        </w:rPr>
+        <w:t>）</w:t>
+      </w:r>
+      <w:r>
+        <w:rPr>
+          <w:rFonts w:hint="eastAsia" w:ascii="Times New Roman" w:hAnsi="Times New Roman" w:eastAsia="FangSong" w:cs="Times New Roman"/>
+        </w:rPr>
+        <w:t>的</w:t>
       </w:r>
       <w:r>
         <w:rPr>
@@ -32456,13 +33532,31 @@
         <w:rPr>
           <w:rFonts w:hint="eastAsia" w:ascii="Times New Roman" w:hAnsi="Times New Roman" w:eastAsia="FangSong" w:cs="Times New Roman"/>
         </w:rPr>
-        <w:t>位</w:t>
-      </w:r>
-      <w:r>
-        <w:rPr>
-          <w:rFonts w:hint="eastAsia" w:ascii="Times New Roman" w:hAnsi="Times New Roman" w:eastAsia="Times New Roman" w:cs="Times New Roman"/>
-        </w:rPr>
-        <w:t>（2</w:t>
+        <w:t>位仍有活泼氢</w:t>
+      </w:r>
+      <w:r>
+        <w:rPr>
+          <w:rFonts w:hint="eastAsia" w:ascii="Times New Roman" w:hAnsi="Times New Roman" w:eastAsia="Times New Roman" w:cs="Times New Roman"/>
+        </w:rPr>
+        <w:t>，</w:t>
+      </w:r>
+      <w:r>
+        <w:rPr>
+          <w:rFonts w:hint="eastAsia" w:ascii="Times New Roman" w:hAnsi="Times New Roman" w:eastAsia="FangSong" w:cs="Times New Roman"/>
+        </w:rPr>
+        <w:t>会继续被烷基化</w:t>
+      </w:r>
+      <w:r>
+        <w:rPr>
+          <w:rFonts w:hint="eastAsia" w:ascii="Times New Roman" w:hAnsi="Times New Roman" w:eastAsia="Times New Roman" w:cs="Times New Roman"/>
+        </w:rPr>
+        <w:t>，</w:t>
+      </w:r>
+      <w:r>
+        <w:rPr>
+          <w:rFonts w:hint="eastAsia" w:ascii="Times New Roman" w:hAnsi="Times New Roman" w:eastAsia="FangSong" w:cs="Times New Roman"/>
+        </w:rPr>
+        <w:t>容易得到</w:t>
       </w:r>
       <w:r>
         <w:rPr>
@@ -32472,33 +33566,45 @@
       </w:r>
       <w:r>
         <w:rPr>
-          <w:rFonts w:hint="eastAsia" w:ascii="Times New Roman" w:hAnsi="Times New Roman" w:eastAsia="FangSong" w:cs="Times New Roman"/>
-        </w:rPr>
-        <w:t xml:space="preserve">位与</w:t>
-      </w:r>
-      <w:r>
-        <w:rPr>
-          <w:rFonts w:ascii="Times New Roman" w:hAnsi="Times New Roman" w:eastAsia="Times New Roman" w:cs="Times New Roman"/>
-        </w:rPr>
-        <w:t xml:space="preserve"> 6 </w:t>
-      </w:r>
-      <w:r>
-        <w:rPr>
-          <w:rFonts w:hint="eastAsia" w:ascii="Times New Roman" w:hAnsi="Times New Roman" w:eastAsia="FangSong" w:cs="Times New Roman"/>
-        </w:rPr>
-        <w:t>位</w:t>
-      </w:r>
-      <w:r>
-        <w:rPr>
-          <w:rFonts w:hint="eastAsia" w:ascii="Times New Roman" w:hAnsi="Times New Roman" w:eastAsia="Times New Roman" w:cs="Times New Roman"/>
-        </w:rPr>
-        <w:t>），</w:t>
-      </w:r>
-      <w:r>
-        <w:rPr>
-          <w:rFonts w:hint="eastAsia" w:ascii="Times New Roman" w:hAnsi="Times New Roman" w:eastAsia="FangSong" w:cs="Times New Roman"/>
-        </w:rPr>
-        <w:t>且生成的一取代产物仍可继续被烷基化</w:t>
+          <w:rFonts w:hint="eastAsia" w:ascii="Times New Roman" w:hAnsi="Times New Roman" w:eastAsia="Times New Roman" w:cs="Times New Roman"/>
+        </w:rPr>
+        <w:t>2,2-</w:t>
+      </w:r>
+      <w:r>
+        <w:rPr>
+          <w:rFonts w:hint="eastAsia" w:ascii="Times New Roman" w:hAnsi="Times New Roman" w:eastAsia="FangSong" w:cs="Times New Roman"/>
+        </w:rPr>
+        <w:t>二甲基或</w:t>
+      </w:r>
+      <w:r>
+        <w:rPr>
+          <w:rFonts w:ascii="Times New Roman" w:hAnsi="Times New Roman" w:eastAsia="Times New Roman" w:cs="Times New Roman"/>
+        </w:rPr>
+        <w:t xml:space="preserve"> </w:t>
+      </w:r>
+      <w:r>
+        <w:rPr>
+          <w:rFonts w:hint="eastAsia" w:ascii="Times New Roman" w:hAnsi="Times New Roman" w:eastAsia="Times New Roman" w:cs="Times New Roman"/>
+        </w:rPr>
+        <w:t>2,6-</w:t>
+      </w:r>
+      <w:r>
+        <w:rPr>
+          <w:rFonts w:hint="eastAsia" w:ascii="Times New Roman" w:hAnsi="Times New Roman" w:eastAsia="FangSong" w:cs="Times New Roman"/>
+        </w:rPr>
+        <w:t>二甲基环己酮等混合物</w:t>
+      </w:r>
+      <w:r>
+        <w:rPr>
+          <w:rFonts w:hint="eastAsia" w:ascii="Times New Roman" w:hAnsi="Times New Roman" w:eastAsia="Times New Roman" w:cs="Times New Roman"/>
+        </w:rPr>
+        <w:t>。</w:t>
+      </w:r>
+      <w:r>
+        <w:rPr>
+          <w:rFonts w:hint="eastAsia" w:ascii="Times New Roman" w:hAnsi="Times New Roman" w:eastAsia="FangSong" w:cs="Times New Roman"/>
+        </w:rPr>
+        <w:t>第三</w:t>
       </w:r>
       <w:r>
         <w:rPr>
@@ -32510,7 +33616,19 @@
         <w:rPr>
           <w:rFonts w:hint="eastAsia" w:ascii="Times New Roman" w:hAnsi="Times New Roman" w:eastAsia="FangSong" w:cs="Times New Roman"/>
         </w:rPr>
-        <w:t>容易得到</w:t>
+        <w:t>普通强碱</w:t>
+      </w:r>
+      <w:r>
+        <w:rPr>
+          <w:rFonts w:hint="eastAsia" w:ascii="Times New Roman" w:hAnsi="Times New Roman" w:eastAsia="Times New Roman" w:cs="Times New Roman"/>
+        </w:rPr>
+        <w:t>（</w:t>
+      </w:r>
+      <w:r>
+        <w:rPr>
+          <w:rFonts w:hint="eastAsia" w:ascii="Times New Roman" w:hAnsi="Times New Roman" w:eastAsia="FangSong" w:cs="Times New Roman"/>
+        </w:rPr>
+        <w:t>如</w:t>
       </w:r>
       <w:r>
         <w:rPr>
@@ -32522,43 +33640,13 @@
         <w:rPr>
           <w:rFonts w:hint="eastAsia" w:ascii="Times New Roman" w:hAnsi="Times New Roman" w:eastAsia="Times New Roman" w:cs="Times New Roman"/>
         </w:rPr>
-        <w:t>2,2-</w:t>
-      </w:r>
-      <w:r>
-        <w:rPr>
-          <w:rFonts w:hint="eastAsia" w:ascii="Times New Roman" w:hAnsi="Times New Roman" w:eastAsia="FangSong" w:cs="Times New Roman"/>
-        </w:rPr>
-        <w:t>二甲基或</w:t>
-      </w:r>
-      <w:r>
-        <w:rPr>
-          <w:rFonts w:ascii="Times New Roman" w:hAnsi="Times New Roman" w:eastAsia="Times New Roman" w:cs="Times New Roman"/>
-        </w:rPr>
-        <w:t xml:space="preserve"> </w:t>
-      </w:r>
-      <w:r>
-        <w:rPr>
-          <w:rFonts w:hint="eastAsia" w:ascii="Times New Roman" w:hAnsi="Times New Roman" w:eastAsia="Times New Roman" w:cs="Times New Roman"/>
-        </w:rPr>
-        <w:t>2,6-</w:t>
-      </w:r>
-      <w:r>
-        <w:rPr>
-          <w:rFonts w:hint="eastAsia" w:ascii="Times New Roman" w:hAnsi="Times New Roman" w:eastAsia="FangSong" w:cs="Times New Roman"/>
-        </w:rPr>
-        <w:t>二甲基等混合物</w:t>
-      </w:r>
-      <w:r>
-        <w:rPr>
-          <w:rFonts w:hint="eastAsia" w:ascii="Times New Roman" w:hAnsi="Times New Roman" w:eastAsia="Times New Roman" w:cs="Times New Roman"/>
-        </w:rPr>
-        <w:t>。</w:t>
-      </w:r>
-      <w:r>
-        <w:rPr>
-          <w:rFonts w:hint="eastAsia" w:ascii="Times New Roman" w:hAnsi="Times New Roman" w:eastAsia="FangSong" w:cs="Times New Roman"/>
-        </w:rPr>
-        <w:t>第三</w:t>
+        <w:t>NaOH、NaOEt）</w:t>
+      </w:r>
+      <w:r>
+        <w:rPr>
+          <w:rFonts w:hint="eastAsia" w:ascii="Times New Roman" w:hAnsi="Times New Roman" w:eastAsia="FangSong" w:cs="Times New Roman"/>
+        </w:rPr>
+        <w:t>条件下烯醇盐的生成与烷基化接近可逆</w:t>
       </w:r>
       <w:r>
         <w:rPr>
@@ -32570,37 +33658,7 @@
         <w:rPr>
           <w:rFonts w:hint="eastAsia" w:ascii="Times New Roman" w:hAnsi="Times New Roman" w:eastAsia="FangSong" w:cs="Times New Roman"/>
         </w:rPr>
-        <w:t>普通强碱</w:t>
-      </w:r>
-      <w:r>
-        <w:rPr>
-          <w:rFonts w:hint="eastAsia" w:ascii="Times New Roman" w:hAnsi="Times New Roman" w:eastAsia="Times New Roman" w:cs="Times New Roman"/>
-        </w:rPr>
-        <w:t>（</w:t>
-      </w:r>
-      <w:r>
-        <w:rPr>
-          <w:rFonts w:hint="eastAsia" w:ascii="Times New Roman" w:hAnsi="Times New Roman" w:eastAsia="FangSong" w:cs="Times New Roman"/>
-        </w:rPr>
-        <w:t>如</w:t>
-      </w:r>
-      <w:r>
-        <w:rPr>
-          <w:rFonts w:ascii="Times New Roman" w:hAnsi="Times New Roman" w:eastAsia="Times New Roman" w:cs="Times New Roman"/>
-        </w:rPr>
-        <w:t xml:space="preserve"> </w:t>
-      </w:r>
-      <w:r>
-        <w:rPr>
-          <w:rFonts w:hint="eastAsia" w:ascii="Times New Roman" w:hAnsi="Times New Roman" w:eastAsia="Times New Roman" w:cs="Times New Roman"/>
-        </w:rPr>
-        <w:t>NaOH）</w:t>
-      </w:r>
-      <w:r>
-        <w:rPr>
-          <w:rFonts w:hint="eastAsia" w:ascii="Times New Roman" w:hAnsi="Times New Roman" w:eastAsia="FangSong" w:cs="Times New Roman"/>
-        </w:rPr>
-        <w:t>在热力学控制下生成取代较少的烯醇盐</w:t>
+        <w:t>且反应温度较高</w:t>
       </w:r>
       <w:r>
         <w:rPr>
@@ -32612,7 +33670,7 @@
         <w:rPr>
           <w:rFonts w:hint="eastAsia" w:ascii="Times New Roman" w:hAnsi="Times New Roman" w:eastAsia="FangSong" w:cs="Times New Roman"/>
         </w:rPr>
-        <w:t>且反应温度较高会加剧多取代</w:t>
+        <w:t>会加剧多烷基化与自身缩合等副反应</w:t>
       </w:r>
       <w:r>
         <w:rPr>
@@ -32964,38 +34022,46 @@
           <w:b/>
           <w:bCs/>
         </w:rPr>
-        <w:t>B（</w:t>
-      </w:r>
-      <w:r>
-        <w:rPr>
-          <w:rFonts w:hint="eastAsia" w:ascii="Times New Roman" w:hAnsi="Times New Roman" w:eastAsia="FangSong" w:cs="Times New Roman"/>
+        <w:t xml:space="preserve">B（FGI</w:t>
+      </w:r>
+      <w:r>
+        <w:rPr>
+          <w:rFonts w:ascii="Times New Roman" w:hAnsi="Times New Roman" w:eastAsia="Times New Roman" w:cs="Times New Roman"/>
           <w:b/>
           <w:bCs/>
         </w:rPr>
-        <w:t>羟醛缩合</w:t>
-      </w:r>
-      <w:r>
-        <w:rPr>
-          <w:rFonts w:ascii="Times New Roman" w:hAnsi="Times New Roman" w:eastAsia="Times New Roman" w:cs="Times New Roman"/>
+        <w:t xml:space="preserve"> </w:t>
+      </w:r>
+      <w:r>
+        <w:rPr>
+          <w:rFonts w:hint="eastAsia" w:ascii="Times New Roman" w:hAnsi="Times New Roman" w:eastAsia="FangSong" w:cs="Times New Roman"/>
           <w:b/>
           <w:bCs/>
         </w:rPr>
-        <w:t xml:space="preserve"> + </w:t>
-      </w:r>
-      <w:r>
-        <w:rPr>
-          <w:rFonts w:hint="eastAsia" w:ascii="Times New Roman" w:hAnsi="Times New Roman" w:eastAsia="FangSong" w:cs="Times New Roman"/>
+        <w:t xml:space="preserve">回推为酮</w:t>
+      </w:r>
+      <w:r>
+        <w:rPr>
+          <w:rFonts w:ascii="Times New Roman" w:hAnsi="Times New Roman" w:eastAsia="Times New Roman" w:cs="Times New Roman"/>
           <w:b/>
           <w:bCs/>
         </w:rPr>
-        <w:t>还原</w:t>
-      </w:r>
-      <w:r>
-        <w:rPr>
-          <w:rFonts w:hint="eastAsia" w:ascii="Times New Roman" w:hAnsi="Times New Roman" w:eastAsia="Times New Roman" w:cs="Times New Roman"/>
+        <w:t xml:space="preserve"> + </w:t>
+      </w:r>
+      <w:r>
+        <w:rPr>
+          <w:rFonts w:hint="eastAsia" w:ascii="Times New Roman" w:hAnsi="Times New Roman" w:eastAsia="FangSong" w:cs="Times New Roman"/>
           <w:b/>
           <w:bCs/>
         </w:rPr>
+        <w:t>还原</w:t>
+      </w:r>
+      <w:r>
+        <w:rPr>
+          <w:rFonts w:hint="eastAsia" w:ascii="Times New Roman" w:hAnsi="Times New Roman" w:eastAsia="Times New Roman" w:cs="Times New Roman"/>
+          <w:b/>
+          <w:bCs/>
+        </w:rPr>
         <w:t>）</w:t>
       </w:r>
       <w:r>
@@ -33008,7 +34074,7 @@
         <w:rPr>
           <w:rFonts w:hint="eastAsia" w:ascii="Times New Roman" w:hAnsi="Times New Roman" w:eastAsia="FangSong" w:cs="Times New Roman"/>
         </w:rPr>
-        <w:t>先做</w:t>
+        <w:t>先把醇</w:t>
       </w:r>
       <w:r>
         <w:rPr>
@@ -33020,7 +34086,7 @@
         <w:rPr>
           <w:rFonts w:hint="eastAsia" w:ascii="Times New Roman" w:hAnsi="Times New Roman" w:eastAsia="FangSong" w:cs="Times New Roman"/>
         </w:rPr>
-        <w:t xml:space="preserve">把目标醇逆推为脱水后的烯烃</w:t>
+        <w:t xml:space="preserve">回推为酮</w:t>
       </w:r>
       <w:r>
         <w:rPr>
@@ -33032,7 +34098,7 @@
         <w:rPr>
           <w:rFonts w:hint="eastAsia" w:ascii="Times New Roman" w:hAnsi="Times New Roman" w:eastAsia="Times New Roman" w:cs="Times New Roman"/>
         </w:rPr>
-        <w:t>PhCH=CHCH</w:t>
+        <w:t>PhCOCH</w:t>
       </w:r>
       <w:r>
         <w:rPr>
@@ -33052,6 +34118,19 @@
           <w:rFonts w:hint="eastAsia" w:ascii="Times New Roman" w:hAnsi="Times New Roman" w:eastAsia="Times New Roman" w:cs="Times New Roman"/>
           <w:vertAlign w:val="subscript"/>
         </w:rPr>
+        <w:t>2</w:t>
+      </w:r>
+      <w:r>
+        <w:rPr>
+          <w:rFonts w:hint="eastAsia" w:ascii="Times New Roman" w:hAnsi="Times New Roman" w:eastAsia="Times New Roman" w:cs="Times New Roman"/>
+        </w:rPr>
+        <w:t>CH</w:t>
+      </w:r>
+      <w:r>
+        <w:rPr>
+          <w:rFonts w:hint="eastAsia" w:ascii="Times New Roman" w:hAnsi="Times New Roman" w:eastAsia="Times New Roman" w:cs="Times New Roman"/>
+          <w:vertAlign w:val="subscript"/>
+        </w:rPr>
         <w:t>3</w:t>
       </w:r>
       <w:r>
@@ -33064,7 +34143,19 @@
         <w:rPr>
           <w:rFonts w:hint="eastAsia" w:ascii="Times New Roman" w:hAnsi="Times New Roman" w:eastAsia="FangSong" w:cs="Times New Roman"/>
         </w:rPr>
-        <w:t>再逆推为苯甲醛与丁醛的交叉羟醛缩合</w:t>
+        <w:t>再逆推为苯与丁酰氯的</w:t>
+      </w:r>
+      <w:r>
+        <w:rPr>
+          <w:rFonts w:ascii="Times New Roman" w:hAnsi="Times New Roman" w:eastAsia="Times New Roman" w:cs="Times New Roman"/>
+        </w:rPr>
+        <w:t xml:space="preserve"> Friedel–Crafts </w:t>
+      </w:r>
+      <w:r>
+        <w:rPr>
+          <w:rFonts w:hint="eastAsia" w:ascii="Times New Roman" w:hAnsi="Times New Roman" w:eastAsia="FangSong" w:cs="Times New Roman"/>
+        </w:rPr>
+        <w:t>酰基化</w:t>
       </w:r>
       <w:r>
         <w:rPr>
@@ -33087,58 +34178,71 @@
         <w:rPr>
           <w:rFonts w:hint="eastAsia" w:ascii="Times New Roman" w:hAnsi="Times New Roman" w:eastAsia="Times New Roman" w:cs="Times New Roman"/>
         </w:rPr>
-        <w:t>：PhCHO</w:t>
-      </w:r>
-      <w:r>
-        <w:rPr>
-          <w:rFonts w:ascii="Times New Roman" w:hAnsi="Times New Roman" w:eastAsia="Times New Roman" w:cs="Times New Roman"/>
-        </w:rPr>
-        <w:t xml:space="preserve"> + CH</w:t>
-      </w:r>
-      <w:r>
-        <w:rPr>
-          <w:rFonts w:ascii="Times New Roman" w:hAnsi="Times New Roman" w:eastAsia="Times New Roman" w:cs="Times New Roman"/>
+        <w:t>：</w:t>
+      </w:r>
+      <w:r>
+        <w:rPr>
+          <w:rFonts w:hint="eastAsia" w:ascii="Times New Roman" w:hAnsi="Times New Roman" w:eastAsia="FangSong" w:cs="Times New Roman"/>
+        </w:rPr>
+        <w:t>苯</w:t>
+      </w:r>
+      <w:r>
+        <w:rPr>
+          <w:rFonts w:ascii="Times New Roman" w:hAnsi="Times New Roman" w:eastAsia="Times New Roman" w:cs="Times New Roman"/>
+        </w:rPr>
+        <w:t xml:space="preserve"> + </w:t>
+      </w:r>
+      <w:r>
+        <w:rPr>
+          <w:rFonts w:hint="eastAsia" w:ascii="Times New Roman" w:hAnsi="Times New Roman" w:eastAsia="Times New Roman" w:cs="Times New Roman"/>
+        </w:rPr>
+        <w:t>CH</w:t>
+      </w:r>
+      <w:r>
+        <w:rPr>
+          <w:rFonts w:hint="eastAsia" w:ascii="Times New Roman" w:hAnsi="Times New Roman" w:eastAsia="Times New Roman" w:cs="Times New Roman"/>
           <w:vertAlign w:val="subscript"/>
         </w:rPr>
         <w:t>3</w:t>
       </w:r>
       <w:r>
         <w:rPr>
-          <w:rFonts w:ascii="Times New Roman" w:hAnsi="Times New Roman" w:eastAsia="Times New Roman" w:cs="Times New Roman"/>
+          <w:rFonts w:hint="eastAsia" w:ascii="Times New Roman" w:hAnsi="Times New Roman" w:eastAsia="Times New Roman" w:cs="Times New Roman"/>
         </w:rPr>
         <w:t>CH</w:t>
       </w:r>
       <w:r>
         <w:rPr>
-          <w:rFonts w:ascii="Times New Roman" w:hAnsi="Times New Roman" w:eastAsia="Times New Roman" w:cs="Times New Roman"/>
+          <w:rFonts w:hint="eastAsia" w:ascii="Times New Roman" w:hAnsi="Times New Roman" w:eastAsia="Times New Roman" w:cs="Times New Roman"/>
           <w:vertAlign w:val="subscript"/>
         </w:rPr>
         <w:t>2</w:t>
       </w:r>
       <w:r>
         <w:rPr>
-          <w:rFonts w:ascii="Times New Roman" w:hAnsi="Times New Roman" w:eastAsia="Times New Roman" w:cs="Times New Roman"/>
+          <w:rFonts w:hint="eastAsia" w:ascii="Times New Roman" w:hAnsi="Times New Roman" w:eastAsia="Times New Roman" w:cs="Times New Roman"/>
         </w:rPr>
         <w:t>CH</w:t>
       </w:r>
       <w:r>
         <w:rPr>
-          <w:rFonts w:ascii="Times New Roman" w:hAnsi="Times New Roman" w:eastAsia="Times New Roman" w:cs="Times New Roman"/>
+          <w:rFonts w:hint="eastAsia" w:ascii="Times New Roman" w:hAnsi="Times New Roman" w:eastAsia="Times New Roman" w:cs="Times New Roman"/>
           <w:vertAlign w:val="subscript"/>
         </w:rPr>
         <w:t>2</w:t>
       </w:r>
       <w:r>
         <w:rPr>
-          <w:rFonts w:ascii="Times New Roman" w:hAnsi="Times New Roman" w:eastAsia="Times New Roman" w:cs="Times New Roman"/>
-        </w:rPr>
-        <w:t xml:space="preserve">CHO </w:t>
-      </w:r>
-      <w:r>
-        <w:rPr>
-          <w:rFonts w:hint="eastAsia" w:ascii="Times New Roman" w:hAnsi="Times New Roman" w:eastAsia="FangSong" w:cs="Times New Roman"/>
-        </w:rPr>
-        <w:t xml:space="preserve">在碱催化下交叉</w:t>
+          <w:rFonts w:hint="eastAsia" w:ascii="Times New Roman" w:hAnsi="Times New Roman" w:eastAsia="Times New Roman" w:cs="Times New Roman"/>
+        </w:rPr>
+        <w:t>COCl／AlCl</w:t>
+      </w:r>
+      <w:r>
+        <w:rPr>
+          <w:rFonts w:hint="eastAsia" w:ascii="Times New Roman" w:hAnsi="Times New Roman" w:eastAsia="Times New Roman" w:cs="Times New Roman"/>
+          <w:vertAlign w:val="subscript"/>
+        </w:rPr>
+        <w:t>3</w:t>
       </w:r>
       <w:r>
         <w:rPr>
@@ -33148,15 +34252,21 @@
       </w:r>
       <w:r>
         <w:rPr>
-          <w:rFonts w:hint="eastAsia" w:ascii="Times New Roman" w:hAnsi="Times New Roman" w:eastAsia="Times New Roman" w:cs="Times New Roman"/>
-        </w:rPr>
-        <w:t>Aldol，</w:t>
-      </w:r>
-      <w:r>
-        <w:rPr>
-          <w:rFonts w:hint="eastAsia" w:ascii="Times New Roman" w:hAnsi="Times New Roman" w:eastAsia="FangSong" w:cs="Times New Roman"/>
-        </w:rPr>
-        <w:t>脱水得到</w:t>
+          <w:rFonts w:hint="eastAsia" w:ascii="Times New Roman" w:hAnsi="Times New Roman" w:eastAsia="FangSong" w:cs="Times New Roman"/>
+        </w:rPr>
+        <w:t xml:space="preserve">经</w:t>
+      </w:r>
+      <w:r>
+        <w:rPr>
+          <w:rFonts w:ascii="Times New Roman" w:hAnsi="Times New Roman" w:eastAsia="Times New Roman" w:cs="Times New Roman"/>
+        </w:rPr>
+        <w:t xml:space="preserve"> Friedel–Crafts </w:t>
+      </w:r>
+      <w:r>
+        <w:rPr>
+          <w:rFonts w:hint="eastAsia" w:ascii="Times New Roman" w:hAnsi="Times New Roman" w:eastAsia="FangSong" w:cs="Times New Roman"/>
+        </w:rPr>
+        <w:t xml:space="preserve">酰基化得</w:t>
       </w:r>
       <w:r>
         <w:rPr>
@@ -33168,7 +34278,7 @@
         <w:rPr>
           <w:rFonts w:hint="eastAsia" w:ascii="Times New Roman" w:hAnsi="Times New Roman" w:eastAsia="Times New Roman" w:cs="Times New Roman"/>
         </w:rPr>
-        <w:t>PhCH=CHCH</w:t>
+        <w:t>PhCOCH</w:t>
       </w:r>
       <w:r>
         <w:rPr>
@@ -33188,6 +34298,19 @@
           <w:rFonts w:hint="eastAsia" w:ascii="Times New Roman" w:hAnsi="Times New Roman" w:eastAsia="Times New Roman" w:cs="Times New Roman"/>
           <w:vertAlign w:val="subscript"/>
         </w:rPr>
+        <w:t>2</w:t>
+      </w:r>
+      <w:r>
+        <w:rPr>
+          <w:rFonts w:hint="eastAsia" w:ascii="Times New Roman" w:hAnsi="Times New Roman" w:eastAsia="Times New Roman" w:cs="Times New Roman"/>
+        </w:rPr>
+        <w:t>CH</w:t>
+      </w:r>
+      <w:r>
+        <w:rPr>
+          <w:rFonts w:hint="eastAsia" w:ascii="Times New Roman" w:hAnsi="Times New Roman" w:eastAsia="Times New Roman" w:cs="Times New Roman"/>
+          <w:vertAlign w:val="subscript"/>
+        </w:rPr>
         <w:t>3</w:t>
       </w:r>
       <w:r>
@@ -33200,19 +34323,32 @@
         <w:rPr>
           <w:rFonts w:hint="eastAsia" w:ascii="Times New Roman" w:hAnsi="Times New Roman" w:eastAsia="FangSong" w:cs="Times New Roman"/>
         </w:rPr>
-        <w:t>再选择性还原双键</w:t>
-      </w:r>
-      <w:r>
-        <w:rPr>
-          <w:rFonts w:hint="eastAsia" w:ascii="Times New Roman" w:hAnsi="Times New Roman" w:eastAsia="Times New Roman" w:cs="Times New Roman"/>
-        </w:rPr>
-        <w:t>。</w:t>
-      </w:r>
-      <w:r>
-        <w:rPr>
-          <w:rFonts w:hint="eastAsia" w:ascii="Times New Roman" w:hAnsi="Times New Roman" w:eastAsia="FangSong" w:cs="Times New Roman"/>
-        </w:rPr>
-        <w:t>若需保留醇则还需还原羰基</w:t>
+        <w:t>再用</w:t>
+      </w:r>
+      <w:r>
+        <w:rPr>
+          <w:rFonts w:ascii="Times New Roman" w:hAnsi="Times New Roman" w:eastAsia="Times New Roman" w:cs="Times New Roman"/>
+        </w:rPr>
+        <w:t xml:space="preserve"> NaBH</w:t>
+      </w:r>
+      <w:r>
+        <w:rPr>
+          <w:rFonts w:ascii="Times New Roman" w:hAnsi="Times New Roman" w:eastAsia="Times New Roman" w:cs="Times New Roman"/>
+          <w:vertAlign w:val="subscript"/>
+        </w:rPr>
+        <w:t>4</w:t>
+      </w:r>
+      <w:r>
+        <w:rPr>
+          <w:rFonts w:ascii="Times New Roman" w:hAnsi="Times New Roman" w:eastAsia="Times New Roman" w:cs="Times New Roman"/>
+        </w:rPr>
+        <w:t xml:space="preserve"> </w:t>
+      </w:r>
+      <w:r>
+        <w:rPr>
+          <w:rFonts w:hint="eastAsia" w:ascii="Times New Roman" w:hAnsi="Times New Roman" w:eastAsia="FangSong" w:cs="Times New Roman"/>
+        </w:rPr>
+        <w:t>还原羰基</w:t>
       </w:r>
       <w:r>
         <w:rPr>
@@ -33224,13 +34360,143 @@
         <w:rPr>
           <w:rFonts w:hint="eastAsia" w:ascii="Times New Roman" w:hAnsi="Times New Roman" w:eastAsia="FangSong" w:cs="Times New Roman"/>
         </w:rPr>
-        <w:t>实际步骤更多</w:t>
-      </w:r>
-      <w:r>
-        <w:rPr>
-          <w:rFonts w:hint="eastAsia" w:ascii="Times New Roman" w:hAnsi="Times New Roman" w:eastAsia="Times New Roman" w:cs="Times New Roman"/>
-        </w:rPr>
-        <w:t>。</w:t>
+        <w:t>得目标仲醇</w:t>
+      </w:r>
+      <w:r>
+        <w:rPr>
+          <w:rFonts w:hint="eastAsia" w:ascii="Times New Roman" w:hAnsi="Times New Roman" w:eastAsia="Times New Roman" w:cs="Times New Roman"/>
+        </w:rPr>
+        <w:t>。（</w:t>
+      </w:r>
+      <w:r>
+        <w:rPr>
+          <w:rFonts w:hint="eastAsia" w:ascii="Times New Roman" w:hAnsi="Times New Roman" w:eastAsia="FangSong" w:cs="Times New Roman"/>
+        </w:rPr>
+        <w:t>注意</w:t>
+      </w:r>
+      <w:r>
+        <w:rPr>
+          <w:rFonts w:hint="eastAsia" w:ascii="Times New Roman" w:hAnsi="Times New Roman" w:eastAsia="Times New Roman" w:cs="Times New Roman"/>
+        </w:rPr>
+        <w:t>：</w:t>
+      </w:r>
+      <w:r>
+        <w:rPr>
+          <w:rFonts w:hint="eastAsia" w:ascii="Times New Roman" w:hAnsi="Times New Roman" w:eastAsia="FangSong" w:cs="Times New Roman"/>
+        </w:rPr>
+        <w:t>交叉</w:t>
+      </w:r>
+      <w:r>
+        <w:rPr>
+          <w:rFonts w:ascii="Times New Roman" w:hAnsi="Times New Roman" w:eastAsia="Times New Roman" w:cs="Times New Roman"/>
+        </w:rPr>
+        <w:t xml:space="preserve"> Aldol </w:t>
+      </w:r>
+      <w:r>
+        <w:rPr>
+          <w:rFonts w:hint="eastAsia" w:ascii="Times New Roman" w:hAnsi="Times New Roman" w:eastAsia="FangSong" w:cs="Times New Roman"/>
+        </w:rPr>
+        <w:t>在此不成立</w:t>
+      </w:r>
+      <w:r>
+        <w:rPr>
+          <w:rFonts w:hint="eastAsia" w:ascii="Times New Roman" w:hAnsi="Times New Roman" w:eastAsia="Times New Roman" w:cs="Times New Roman"/>
+        </w:rPr>
+        <w:t>——</w:t>
+      </w:r>
+      <w:r>
+        <w:rPr>
+          <w:rFonts w:hint="eastAsia" w:ascii="Times New Roman" w:hAnsi="Times New Roman" w:eastAsia="FangSong" w:cs="Times New Roman"/>
+        </w:rPr>
+        <w:t>苯甲醛与丁醛缩合脱水给的是</w:t>
+      </w:r>
+      <w:r>
+        <w:rPr>
+          <w:rFonts w:ascii="Times New Roman" w:hAnsi="Times New Roman" w:eastAsia="Times New Roman" w:cs="Times New Roman"/>
+        </w:rPr>
+        <w:t xml:space="preserve"> </w:t>
+      </w:r>
+      <w:r>
+        <w:rPr>
+          <w:rFonts w:hint="eastAsia" w:ascii="Times New Roman" w:hAnsi="Times New Roman" w:eastAsia="Times New Roman" w:cs="Times New Roman"/>
+        </w:rPr>
+        <w:t>PhCH=C(CH</w:t>
+      </w:r>
+      <w:r>
+        <w:rPr>
+          <w:rFonts w:hint="eastAsia" w:ascii="Times New Roman" w:hAnsi="Times New Roman" w:eastAsia="Times New Roman" w:cs="Times New Roman"/>
+          <w:vertAlign w:val="subscript"/>
+        </w:rPr>
+        <w:t>2</w:t>
+      </w:r>
+      <w:r>
+        <w:rPr>
+          <w:rFonts w:hint="eastAsia" w:ascii="Times New Roman" w:hAnsi="Times New Roman" w:eastAsia="Times New Roman" w:cs="Times New Roman"/>
+        </w:rPr>
+        <w:t>CH</w:t>
+      </w:r>
+      <w:r>
+        <w:rPr>
+          <w:rFonts w:hint="eastAsia" w:ascii="Times New Roman" w:hAnsi="Times New Roman" w:eastAsia="Times New Roman" w:cs="Times New Roman"/>
+          <w:vertAlign w:val="subscript"/>
+        </w:rPr>
+        <w:t>3</w:t>
+      </w:r>
+      <w:r>
+        <w:rPr>
+          <w:rFonts w:hint="eastAsia" w:ascii="Times New Roman" w:hAnsi="Times New Roman" w:eastAsia="Times New Roman" w:cs="Times New Roman"/>
+        </w:rPr>
+        <w:t>)CHO，</w:t>
+      </w:r>
+      <w:r>
+        <w:rPr>
+          <w:rFonts w:hint="eastAsia" w:ascii="Times New Roman" w:hAnsi="Times New Roman" w:eastAsia="FangSong" w:cs="Times New Roman"/>
+        </w:rPr>
+        <w:t>双键位置与取代情况都与</w:t>
+      </w:r>
+      <w:r>
+        <w:rPr>
+          <w:rFonts w:ascii="Times New Roman" w:hAnsi="Times New Roman" w:eastAsia="Times New Roman" w:cs="Times New Roman"/>
+        </w:rPr>
+        <w:t xml:space="preserve"> PhCH=CHCH</w:t>
+      </w:r>
+      <w:r>
+        <w:rPr>
+          <w:rFonts w:ascii="Times New Roman" w:hAnsi="Times New Roman" w:eastAsia="Times New Roman" w:cs="Times New Roman"/>
+          <w:vertAlign w:val="subscript"/>
+        </w:rPr>
+        <w:t>2</w:t>
+      </w:r>
+      <w:r>
+        <w:rPr>
+          <w:rFonts w:ascii="Times New Roman" w:hAnsi="Times New Roman" w:eastAsia="Times New Roman" w:cs="Times New Roman"/>
+        </w:rPr>
+        <w:t>CH</w:t>
+      </w:r>
+      <w:r>
+        <w:rPr>
+          <w:rFonts w:ascii="Times New Roman" w:hAnsi="Times New Roman" w:eastAsia="Times New Roman" w:cs="Times New Roman"/>
+          <w:vertAlign w:val="subscript"/>
+        </w:rPr>
+        <w:t>3</w:t>
+      </w:r>
+      <w:r>
+        <w:rPr>
+          <w:rFonts w:ascii="Times New Roman" w:hAnsi="Times New Roman" w:eastAsia="Times New Roman" w:cs="Times New Roman"/>
+        </w:rPr>
+        <w:t xml:space="preserve"> </w:t>
+      </w:r>
+      <w:r>
+        <w:rPr>
+          <w:rFonts w:hint="eastAsia" w:ascii="Times New Roman" w:hAnsi="Times New Roman" w:eastAsia="FangSong" w:cs="Times New Roman"/>
+        </w:rPr>
+        <w:t>不同</w:t>
+      </w:r>
+      <w:r>
+        <w:rPr>
+          <w:rFonts w:hint="eastAsia" w:ascii="Times New Roman" w:hAnsi="Times New Roman" w:eastAsia="Times New Roman" w:cs="Times New Roman"/>
+        </w:rPr>
+        <w:t>。）</w:t>
       </w:r>
     </w:p>
     <w:p>
@@ -33291,7 +34557,7 @@
         <w:rPr>
           <w:rFonts w:hint="eastAsia" w:ascii="Times New Roman" w:hAnsi="Times New Roman" w:eastAsia="FangSong" w:cs="Times New Roman"/>
         </w:rPr>
-        <w:t>且反应选择性好</w:t>
+        <w:t>反应选择性好</w:t>
       </w:r>
       <w:r>
         <w:rPr>
@@ -33315,55 +34581,43 @@
         <w:rPr>
           <w:rFonts w:hint="eastAsia" w:ascii="Times New Roman" w:hAnsi="Times New Roman" w:eastAsia="FangSong" w:cs="Times New Roman"/>
         </w:rPr>
-        <w:t>至少需要三步</w:t>
-      </w:r>
-      <w:r>
-        <w:rPr>
-          <w:rFonts w:hint="eastAsia" w:ascii="Times New Roman" w:hAnsi="Times New Roman" w:eastAsia="Times New Roman" w:cs="Times New Roman"/>
-        </w:rPr>
-        <w:t>（Aldol、</w:t>
-      </w:r>
-      <w:r>
-        <w:rPr>
-          <w:rFonts w:hint="eastAsia" w:ascii="Times New Roman" w:hAnsi="Times New Roman" w:eastAsia="FangSong" w:cs="Times New Roman"/>
-        </w:rPr>
-        <w:t>脱水</w:t>
-      </w:r>
-      <w:r>
-        <w:rPr>
-          <w:rFonts w:hint="eastAsia" w:ascii="Times New Roman" w:hAnsi="Times New Roman" w:eastAsia="Times New Roman" w:cs="Times New Roman"/>
-        </w:rPr>
-        <w:t>、</w:t>
-      </w:r>
-      <w:r>
-        <w:rPr>
-          <w:rFonts w:hint="eastAsia" w:ascii="Times New Roman" w:hAnsi="Times New Roman" w:eastAsia="FangSong" w:cs="Times New Roman"/>
-        </w:rPr>
-        <w:t>还原</w:t>
-      </w:r>
-      <w:r>
-        <w:rPr>
-          <w:rFonts w:hint="eastAsia" w:ascii="Times New Roman" w:hAnsi="Times New Roman" w:eastAsia="Times New Roman" w:cs="Times New Roman"/>
-        </w:rPr>
-        <w:t>），</w:t>
-      </w:r>
-      <w:r>
-        <w:rPr>
-          <w:rFonts w:hint="eastAsia" w:ascii="Times New Roman" w:hAnsi="Times New Roman" w:eastAsia="FangSong" w:cs="Times New Roman"/>
-        </w:rPr>
-        <w:t>且交叉</w:t>
-      </w:r>
-      <w:r>
-        <w:rPr>
-          <w:rFonts w:ascii="Times New Roman" w:hAnsi="Times New Roman" w:eastAsia="Times New Roman" w:cs="Times New Roman"/>
-        </w:rPr>
-        <w:t xml:space="preserve"> Aldol </w:t>
-      </w:r>
-      <w:r>
-        <w:rPr>
-          <w:rFonts w:hint="eastAsia" w:ascii="Times New Roman" w:hAnsi="Times New Roman" w:eastAsia="FangSong" w:cs="Times New Roman"/>
-        </w:rPr>
-        <w:t>存在自身缩合竞争</w:t>
+        <w:t>需两步</w:t>
+      </w:r>
+      <w:r>
+        <w:rPr>
+          <w:rFonts w:hint="eastAsia" w:ascii="Times New Roman" w:hAnsi="Times New Roman" w:eastAsia="Times New Roman" w:cs="Times New Roman"/>
+        </w:rPr>
+        <w:t>，</w:t>
+      </w:r>
+      <w:r>
+        <w:rPr>
+          <w:rFonts w:hint="eastAsia" w:ascii="Times New Roman" w:hAnsi="Times New Roman" w:eastAsia="FangSong" w:cs="Times New Roman"/>
+        </w:rPr>
+        <w:t>但依赖</w:t>
+      </w:r>
+      <w:r>
+        <w:rPr>
+          <w:rFonts w:ascii="Times New Roman" w:hAnsi="Times New Roman" w:eastAsia="Times New Roman" w:cs="Times New Roman"/>
+        </w:rPr>
+        <w:t xml:space="preserve"> Friedel–Crafts </w:t>
+      </w:r>
+      <w:r>
+        <w:rPr>
+          <w:rFonts w:hint="eastAsia" w:ascii="Times New Roman" w:hAnsi="Times New Roman" w:eastAsia="FangSong" w:cs="Times New Roman"/>
+        </w:rPr>
+        <w:t>酰基化的区域选择性</w:t>
+      </w:r>
+      <w:r>
+        <w:rPr>
+          <w:rFonts w:hint="eastAsia" w:ascii="Times New Roman" w:hAnsi="Times New Roman" w:eastAsia="Times New Roman" w:cs="Times New Roman"/>
+        </w:rPr>
+        <w:t>，</w:t>
+      </w:r>
+      <w:r>
+        <w:rPr>
+          <w:rFonts w:hint="eastAsia" w:ascii="Times New Roman" w:hAnsi="Times New Roman" w:eastAsia="FangSong" w:cs="Times New Roman"/>
+        </w:rPr>
+        <w:t>一旦苯环上已有取代基就容易失控</w:t>
       </w:r>
       <w:r>
         <w:rPr>
@@ -33975,19 +35229,51 @@
         <w:rPr>
           <w:rFonts w:hint="eastAsia" w:ascii="Times New Roman" w:hAnsi="Times New Roman" w:eastAsia="FangSong" w:cs="Times New Roman"/>
         </w:rPr>
-        <w:t>选择</w:t>
-      </w:r>
-      <w:r>
-        <w:rPr>
-          <w:rFonts w:ascii="Times New Roman" w:hAnsi="Times New Roman" w:eastAsia="Times New Roman" w:cs="Times New Roman"/>
-        </w:rPr>
-        <w:t xml:space="preserve"> TBS </w:t>
-      </w:r>
-      <w:r>
-        <w:rPr>
-          <w:rFonts w:hint="eastAsia" w:ascii="Times New Roman" w:hAnsi="Times New Roman" w:eastAsia="FangSong" w:cs="Times New Roman"/>
-        </w:rPr>
-        <w:t>而非缩醛</w:t>
+        <w:t>羟基的保护基应选硅醚</w:t>
+      </w:r>
+      <w:r>
+        <w:rPr>
+          <w:rFonts w:hint="eastAsia" w:ascii="Times New Roman" w:hAnsi="Times New Roman" w:eastAsia="Times New Roman" w:cs="Times New Roman"/>
+        </w:rPr>
+        <w:t>（TBS）</w:t>
+      </w:r>
+      <w:r>
+        <w:rPr>
+          <w:rFonts w:hint="eastAsia" w:ascii="Times New Roman" w:hAnsi="Times New Roman" w:eastAsia="FangSong" w:cs="Times New Roman"/>
+        </w:rPr>
+        <w:t>而不是缩醛</w:t>
+      </w:r>
+      <w:r>
+        <w:rPr>
+          <w:rFonts w:hint="eastAsia" w:ascii="Times New Roman" w:hAnsi="Times New Roman" w:eastAsia="Times New Roman" w:cs="Times New Roman"/>
+        </w:rPr>
+        <w:t>——</w:t>
+      </w:r>
+      <w:r>
+        <w:rPr>
+          <w:rFonts w:hint="eastAsia" w:ascii="Times New Roman" w:hAnsi="Times New Roman" w:eastAsia="FangSong" w:cs="Times New Roman"/>
+        </w:rPr>
+        <w:t>缩醛</w:t>
+      </w:r>
+      <w:r>
+        <w:rPr>
+          <w:rFonts w:hint="eastAsia" w:ascii="Times New Roman" w:hAnsi="Times New Roman" w:eastAsia="Times New Roman" w:cs="Times New Roman"/>
+        </w:rPr>
+        <w:t>／</w:t>
+      </w:r>
+      <w:r>
+        <w:rPr>
+          <w:rFonts w:hint="eastAsia" w:ascii="Times New Roman" w:hAnsi="Times New Roman" w:eastAsia="FangSong" w:cs="Times New Roman"/>
+        </w:rPr>
+        <w:t>缩酮保护的是</w:t>
+      </w:r>
+      <w:r>
+        <w:rPr>
+          <w:rFonts w:hint="eastAsia" w:ascii="Times New Roman" w:hAnsi="Times New Roman" w:eastAsia="FangSong" w:cs="Times New Roman"/>
+          <w:b/>
+          <w:bCs/>
+        </w:rPr>
+        <w:t xml:space="preserve">羰基</w:t>
       </w:r>
       <w:r>
         <w:rPr>
@@ -33999,7 +35285,25 @@
         <w:rPr>
           <w:rFonts w:hint="eastAsia" w:ascii="Times New Roman" w:hAnsi="Times New Roman" w:eastAsia="FangSong" w:cs="Times New Roman"/>
         </w:rPr>
-        <w:t>是因为酯基在酸性条件下可能水解</w:t>
+        <w:t>不能用来保护羟基</w:t>
+      </w:r>
+      <w:r>
+        <w:rPr>
+          <w:rFonts w:hint="eastAsia" w:ascii="Times New Roman" w:hAnsi="Times New Roman" w:eastAsia="Times New Roman" w:cs="Times New Roman"/>
+        </w:rPr>
+        <w:t>；TBS</w:t>
+      </w:r>
+      <w:r>
+        <w:rPr>
+          <w:rFonts w:ascii="Times New Roman" w:hAnsi="Times New Roman" w:eastAsia="Times New Roman" w:cs="Times New Roman"/>
+        </w:rPr>
+        <w:t xml:space="preserve"> </w:t>
+      </w:r>
+      <w:r>
+        <w:rPr>
+          <w:rFonts w:hint="eastAsia" w:ascii="Times New Roman" w:hAnsi="Times New Roman" w:eastAsia="FangSong" w:cs="Times New Roman"/>
+        </w:rPr>
+        <w:t>醚耐强碱与亲核试剂</w:t>
       </w:r>
       <w:r>
         <w:rPr>
@@ -34011,7 +35315,19 @@
         <w:rPr>
           <w:rFonts w:hint="eastAsia" w:ascii="Times New Roman" w:hAnsi="Times New Roman" w:eastAsia="FangSong" w:cs="Times New Roman"/>
         </w:rPr>
-        <w:t>而缩醛脱除需要酸性条件</w:t>
+        <w:t>且用氟离子</w:t>
+      </w:r>
+      <w:r>
+        <w:rPr>
+          <w:rFonts w:hint="eastAsia" w:ascii="Times New Roman" w:hAnsi="Times New Roman" w:eastAsia="Times New Roman" w:cs="Times New Roman"/>
+        </w:rPr>
+        <w:t>（TBAF）</w:t>
+      </w:r>
+      <w:r>
+        <w:rPr>
+          <w:rFonts w:hint="eastAsia" w:ascii="Times New Roman" w:hAnsi="Times New Roman" w:eastAsia="FangSong" w:cs="Times New Roman"/>
+        </w:rPr>
+        <w:t>在近中性条件脱除</w:t>
       </w:r>
       <w:r>
         <w:rPr>
@@ -34023,55 +35339,7 @@
         <w:rPr>
           <w:rFonts w:hint="eastAsia" w:ascii="Times New Roman" w:hAnsi="Times New Roman" w:eastAsia="FangSong" w:cs="Times New Roman"/>
         </w:rPr>
-        <w:t>二者冲突</w:t>
-      </w:r>
-      <w:r>
-        <w:rPr>
-          <w:rFonts w:hint="eastAsia" w:ascii="Times New Roman" w:hAnsi="Times New Roman" w:eastAsia="Times New Roman" w:cs="Times New Roman"/>
-        </w:rPr>
-        <w:t>；TBS</w:t>
-      </w:r>
-      <w:r>
-        <w:rPr>
-          <w:rFonts w:ascii="Times New Roman" w:hAnsi="Times New Roman" w:eastAsia="Times New Roman" w:cs="Times New Roman"/>
-        </w:rPr>
-        <w:t xml:space="preserve"> </w:t>
-      </w:r>
-      <w:r>
-        <w:rPr>
-          <w:rFonts w:hint="eastAsia" w:ascii="Times New Roman" w:hAnsi="Times New Roman" w:eastAsia="FangSong" w:cs="Times New Roman"/>
-        </w:rPr>
-        <w:t>用氟离子脱除</w:t>
-      </w:r>
-      <w:r>
-        <w:rPr>
-          <w:rFonts w:hint="eastAsia" w:ascii="Times New Roman" w:hAnsi="Times New Roman" w:eastAsia="Times New Roman" w:cs="Times New Roman"/>
-        </w:rPr>
-        <w:t>，</w:t>
-      </w:r>
-      <w:r>
-        <w:rPr>
-          <w:rFonts w:hint="eastAsia" w:ascii="Times New Roman" w:hAnsi="Times New Roman" w:eastAsia="FangSong" w:cs="Times New Roman"/>
-        </w:rPr>
-        <w:t>条件与酯基</w:t>
-      </w:r>
-      <w:r>
-        <w:rPr>
-          <w:rFonts w:hint="eastAsia" w:ascii="Times New Roman" w:hAnsi="Times New Roman" w:eastAsia="Times New Roman" w:cs="Times New Roman"/>
-        </w:rPr>
-        <w:t>、Grignard</w:t>
-      </w:r>
-      <w:r>
-        <w:rPr>
-          <w:rFonts w:ascii="Times New Roman" w:hAnsi="Times New Roman" w:eastAsia="Times New Roman" w:cs="Times New Roman"/>
-        </w:rPr>
-        <w:t xml:space="preserve"> </w:t>
-      </w:r>
-      <w:r>
-        <w:rPr>
-          <w:rFonts w:hint="eastAsia" w:ascii="Times New Roman" w:hAnsi="Times New Roman" w:eastAsia="FangSong" w:cs="Times New Roman"/>
-        </w:rPr>
-        <w:t>步骤都不冲突</w:t>
+        <w:t>不会像酸性脱保护那样波及酯基</w:t>
       </w:r>
       <w:r>
         <w:rPr>
@@ -35169,7 +36437,7 @@
           <w:b/>
           <w:bCs/>
         </w:rPr>
-        <w:t>1,2-</w:t>
+        <w:t>α-</w:t>
       </w:r>
       <w:r>
         <w:rPr>
@@ -35177,59 +36445,83 @@
           <w:b/>
           <w:bCs/>
         </w:rPr>
-        <w:t>加成后再氧化</w:t>
-      </w:r>
-      <w:r>
-        <w:rPr>
-          <w:rFonts w:hint="eastAsia" w:ascii="Times New Roman" w:hAnsi="Times New Roman" w:eastAsia="Times New Roman" w:cs="Times New Roman"/>
-        </w:rPr>
-        <w:t>，</w:t>
-      </w:r>
-      <w:r>
-        <w:rPr>
-          <w:rFonts w:hint="eastAsia" w:ascii="Times New Roman" w:hAnsi="Times New Roman" w:eastAsia="FangSong" w:cs="Times New Roman"/>
-        </w:rPr>
-        <w:t>或</w:t>
-      </w:r>
-      <w:r>
-        <w:rPr>
-          <w:rFonts w:ascii="Times New Roman" w:hAnsi="Times New Roman" w:eastAsia="Times New Roman" w:cs="Times New Roman"/>
-        </w:rPr>
-        <w:t xml:space="preserve"> </w:t>
-      </w:r>
-      <w:r>
-        <w:rPr>
-          <w:rFonts w:hint="eastAsia" w:ascii="Times New Roman" w:hAnsi="Times New Roman" w:eastAsia="FangSong" w:cs="Times New Roman"/>
+        <w:t>卤代羰基化合物与烯醇盐的</w:t>
+      </w:r>
+      <w:r>
+        <w:rPr>
+          <w:rFonts w:ascii="Times New Roman" w:hAnsi="Times New Roman" w:eastAsia="Times New Roman" w:cs="Times New Roman"/>
           <w:b/>
           <w:bCs/>
         </w:rPr>
-        <w:t xml:space="preserve">酰基负离子等价物对烯酮的加成</w:t>
-      </w:r>
-      <w:r>
-        <w:rPr>
-          <w:rFonts w:hint="eastAsia" w:ascii="Times New Roman" w:hAnsi="Times New Roman" w:eastAsia="Times New Roman" w:cs="Times New Roman"/>
-        </w:rPr>
-        <w:t>，</w:t>
-      </w:r>
-      <w:r>
-        <w:rPr>
-          <w:rFonts w:hint="eastAsia" w:ascii="Times New Roman" w:hAnsi="Times New Roman" w:eastAsia="FangSong" w:cs="Times New Roman"/>
-        </w:rPr>
-        <w:t>也可以由</w:t>
-      </w:r>
-      <w:r>
-        <w:rPr>
-          <w:rFonts w:ascii="Times New Roman" w:hAnsi="Times New Roman" w:eastAsia="Times New Roman" w:cs="Times New Roman"/>
-        </w:rPr>
-        <w:t xml:space="preserve"> </w:t>
-      </w:r>
-      <w:r>
-        <w:rPr>
-          <w:rFonts w:hint="eastAsia" w:ascii="Times New Roman" w:hAnsi="Times New Roman" w:eastAsia="Times New Roman" w:cs="Times New Roman"/>
+        <w:t xml:space="preserve"> SN2 </w:t>
+      </w:r>
+      <w:r>
+        <w:rPr>
+          <w:rFonts w:hint="eastAsia" w:ascii="Times New Roman" w:hAnsi="Times New Roman" w:eastAsia="FangSong" w:cs="Times New Roman"/>
           <w:b/>
           <w:bCs/>
         </w:rPr>
-        <w:t>1,3-</w:t>
+        <w:t xml:space="preserve">烷基化</w:t>
+      </w:r>
+      <w:r>
+        <w:rPr>
+          <w:rFonts w:hint="eastAsia" w:ascii="Times New Roman" w:hAnsi="Times New Roman" w:eastAsia="Times New Roman" w:cs="Times New Roman"/>
+        </w:rPr>
+        <w:t>（</w:t>
+      </w:r>
+      <w:r>
+        <w:rPr>
+          <w:rFonts w:hint="eastAsia" w:ascii="Times New Roman" w:hAnsi="Times New Roman" w:eastAsia="FangSong" w:cs="Times New Roman"/>
+        </w:rPr>
+        <w:t>如</w:t>
+      </w:r>
+      <w:r>
+        <w:rPr>
+          <w:rFonts w:ascii="Times New Roman" w:hAnsi="Times New Roman" w:eastAsia="Times New Roman" w:cs="Times New Roman"/>
+        </w:rPr>
+        <w:t xml:space="preserve"> </w:t>
+      </w:r>
+      <w:r>
+        <w:rPr>
+          <w:rFonts w:hint="eastAsia" w:ascii="Times New Roman" w:hAnsi="Times New Roman" w:eastAsia="Times New Roman" w:cs="Times New Roman"/>
+        </w:rPr>
+        <w:t>α-</w:t>
+      </w:r>
+      <w:r>
+        <w:rPr>
+          <w:rFonts w:hint="eastAsia" w:ascii="Times New Roman" w:hAnsi="Times New Roman" w:eastAsia="FangSong" w:cs="Times New Roman"/>
+        </w:rPr>
+        <w:t>溴代酮</w:t>
+      </w:r>
+      <w:r>
+        <w:rPr>
+          <w:rFonts w:ascii="Times New Roman" w:hAnsi="Times New Roman" w:eastAsia="Times New Roman" w:cs="Times New Roman"/>
+        </w:rPr>
+        <w:t xml:space="preserve"> + </w:t>
+      </w:r>
+      <w:r>
+        <w:rPr>
+          <w:rFonts w:hint="eastAsia" w:ascii="Times New Roman" w:hAnsi="Times New Roman" w:eastAsia="FangSong" w:cs="Times New Roman"/>
+        </w:rPr>
+        <w:t>乙酰乙酸乙酯烯醇盐</w:t>
+      </w:r>
+      <w:r>
+        <w:rPr>
+          <w:rFonts w:hint="eastAsia" w:ascii="Times New Roman" w:hAnsi="Times New Roman" w:eastAsia="Times New Roman" w:cs="Times New Roman"/>
+        </w:rPr>
+        <w:t>），</w:t>
+      </w:r>
+      <w:r>
+        <w:rPr>
+          <w:rFonts w:hint="eastAsia" w:ascii="Times New Roman" w:hAnsi="Times New Roman" w:eastAsia="FangSong" w:cs="Times New Roman"/>
+        </w:rPr>
+        <w:t>或</w:t>
+      </w:r>
+      <w:r>
+        <w:rPr>
+          <w:rFonts w:ascii="Times New Roman" w:hAnsi="Times New Roman" w:eastAsia="Times New Roman" w:cs="Times New Roman"/>
+        </w:rPr>
+        <w:t xml:space="preserve"> </w:t>
       </w:r>
       <w:r>
         <w:rPr>
@@ -35237,7 +36529,13 @@
           <w:b/>
           <w:bCs/>
         </w:rPr>
-        <w:t>二羰基的烷基化</w:t>
+        <w:t xml:space="preserve">酰基负离子等价物对烯酮的加成</w:t>
+      </w:r>
+      <w:r>
+        <w:rPr>
+          <w:rFonts w:hint="eastAsia" w:ascii="Times New Roman" w:hAnsi="Times New Roman" w:eastAsia="Times New Roman" w:cs="Times New Roman"/>
+        </w:rPr>
+        <w:t xml:space="preserve">（Stetter</w:t>
       </w:r>
       <w:r>
         <w:rPr>
@@ -35249,13 +36547,79 @@
         <w:rPr>
           <w:rFonts w:hint="eastAsia" w:ascii="Times New Roman" w:hAnsi="Times New Roman" w:eastAsia="FangSong" w:cs="Times New Roman"/>
         </w:rPr>
-        <w:t>构建</w:t>
-      </w:r>
-      <w:r>
-        <w:rPr>
-          <w:rFonts w:hint="eastAsia" w:ascii="Times New Roman" w:hAnsi="Times New Roman" w:eastAsia="Times New Roman" w:cs="Times New Roman"/>
-        </w:rPr>
-        <w:t>。</w:t>
+        <w:t>反应</w:t>
+      </w:r>
+      <w:r>
+        <w:rPr>
+          <w:rFonts w:hint="eastAsia" w:ascii="Times New Roman" w:hAnsi="Times New Roman" w:eastAsia="Times New Roman" w:cs="Times New Roman"/>
+        </w:rPr>
+        <w:t>、1,3-</w:t>
+      </w:r>
+      <w:r>
+        <w:rPr>
+          <w:rFonts w:hint="eastAsia" w:ascii="Times New Roman" w:hAnsi="Times New Roman" w:eastAsia="FangSong" w:cs="Times New Roman"/>
+        </w:rPr>
+        <w:t>二硫烷路线</w:t>
+      </w:r>
+      <w:r>
+        <w:rPr>
+          <w:rFonts w:hint="eastAsia" w:ascii="Times New Roman" w:hAnsi="Times New Roman" w:eastAsia="Times New Roman" w:cs="Times New Roman"/>
+        </w:rPr>
+        <w:t>）；</w:t>
+      </w:r>
+      <w:r>
+        <w:rPr>
+          <w:rFonts w:hint="eastAsia" w:ascii="Times New Roman" w:hAnsi="Times New Roman" w:eastAsia="FangSong" w:cs="Times New Roman"/>
+        </w:rPr>
+        <w:t>也可由</w:t>
+      </w:r>
+      <w:r>
+        <w:rPr>
+          <w:rFonts w:ascii="Times New Roman" w:hAnsi="Times New Roman" w:eastAsia="Times New Roman" w:cs="Times New Roman"/>
+        </w:rPr>
+        <w:t xml:space="preserve"> </w:t>
+      </w:r>
+      <w:r>
+        <w:rPr>
+          <w:rFonts w:hint="eastAsia" w:ascii="Times New Roman" w:hAnsi="Times New Roman" w:eastAsia="Times New Roman" w:cs="Times New Roman"/>
+        </w:rPr>
+        <w:t>1,3-</w:t>
+      </w:r>
+      <w:r>
+        <w:rPr>
+          <w:rFonts w:hint="eastAsia" w:ascii="Times New Roman" w:hAnsi="Times New Roman" w:eastAsia="FangSong" w:cs="Times New Roman"/>
+        </w:rPr>
+        <w:t>二羰基烷基化后选择性水解脱羧得到</w:t>
+      </w:r>
+      <w:r>
+        <w:rPr>
+          <w:rFonts w:hint="eastAsia" w:ascii="Times New Roman" w:hAnsi="Times New Roman" w:eastAsia="Times New Roman" w:cs="Times New Roman"/>
+        </w:rPr>
+        <w:t>（</w:t>
+      </w:r>
+      <w:r>
+        <w:rPr>
+          <w:rFonts w:hint="eastAsia" w:ascii="Times New Roman" w:hAnsi="Times New Roman" w:eastAsia="FangSong" w:cs="Times New Roman"/>
+        </w:rPr>
+        <w:t>此时会少一个羰基碳</w:t>
+      </w:r>
+      <w:r>
+        <w:rPr>
+          <w:rFonts w:hint="eastAsia" w:ascii="Times New Roman" w:hAnsi="Times New Roman" w:eastAsia="Times New Roman" w:cs="Times New Roman"/>
+        </w:rPr>
+        <w:t>，</w:t>
+      </w:r>
+      <w:r>
+        <w:rPr>
+          <w:rFonts w:hint="eastAsia" w:ascii="Times New Roman" w:hAnsi="Times New Roman" w:eastAsia="FangSong" w:cs="Times New Roman"/>
+        </w:rPr>
+        <w:t>须核对碳数</w:t>
+      </w:r>
+      <w:r>
+        <w:rPr>
+          <w:rFonts w:hint="eastAsia" w:ascii="Times New Roman" w:hAnsi="Times New Roman" w:eastAsia="Times New Roman" w:cs="Times New Roman"/>
+        </w:rPr>
+        <w:t>）。</w:t>
       </w:r>
       <w:r>
         <w:rPr>

--- a/06-学生侧材料/讲义/6-有机化学/有机合成与逆合成-超级充实版（自学完整）.docx
+++ b/06-学生侧材料/讲义/6-有机化学/有机合成与逆合成-超级充实版（自学完整）.docx
@@ -8872,12 +8872,28 @@
               </m:r>
             </m:e>
             <m:lim>
+              <m:sSub>
+                <m:e>
+                  <m:r>
+                    <m:rPr>
+                      <m:nor/>
+                      <m:sty m:val="p"/>
+                    </m:rPr>
+                    <m:t>Et</m:t>
+                  </m:r>
+                </m:e>
+                <m:sub>
+                  <m:r>
+                    <m:t>2</m:t>
+                  </m:r>
+                </m:sub>
+              </m:sSub>
               <m:r>
                 <m:rPr>
                   <m:nor/>
                   <m:sty m:val="p"/>
                 </m:rPr>
-                <m:t>Et2O 或 THF</m:t>
+                <m:t>O 或 THF</m:t>
               </m:r>
             </m:lim>
           </m:limUpp>

--- a/06-学生侧材料/讲义/6-有机化学/有机合成与逆合成-超级充实版（自学完整）.docx
+++ b/06-学生侧材料/讲义/6-有机化学/有机合成与逆合成-超级充实版（自学完整）.docx
@@ -1739,7 +1739,7 @@
     </w:p>
     <w:p>
       <w:pPr>
-        <w:pStyle w:val="MethodologyBlock"/>
+        <w:pStyle w:val="BodyText"/>
       </w:pPr>
       <w:r>
         <w:rPr>
@@ -1752,6 +1752,12 @@
           <w:rFonts w:ascii="Times New Roman" w:hAnsi="Times New Roman" w:eastAsia="Times New Roman" w:cs="Times New Roman"/>
         </w:rPr>
         <w:t xml:space="preserve"> </w:t>
+      </w:r>
+      <w:r>
+        <w:rPr>
+          <w:rFonts w:ascii="Times New Roman" w:hAnsi="Times New Roman" w:eastAsia="Times New Roman" w:cs="Times New Roman"/>
+        </w:rPr>
+        <w:t xml:space="preserve">&gt; </w:t>
       </w:r>
       <w:r>
         <w:rPr>
@@ -2085,7 +2091,7 @@
     </w:p>
     <w:p>
       <w:pPr>
-        <w:pStyle w:val="MistakeBlock"/>
+        <w:pStyle w:val="FirstParagraph"/>
       </w:pPr>
       <w:r>
         <w:rPr>
@@ -2098,6 +2104,12 @@
           <w:rFonts w:ascii="Times New Roman" w:hAnsi="Times New Roman" w:eastAsia="Times New Roman" w:cs="Times New Roman"/>
         </w:rPr>
         <w:t xml:space="preserve"> </w:t>
+      </w:r>
+      <w:r>
+        <w:rPr>
+          <w:rFonts w:ascii="Times New Roman" w:hAnsi="Times New Roman" w:eastAsia="Times New Roman" w:cs="Times New Roman"/>
+        </w:rPr>
+        <w:t xml:space="preserve">&gt; </w:t>
       </w:r>
       <w:r>
         <w:rPr>
@@ -3267,7 +3279,7 @@
     </w:tbl>
     <w:p>
       <w:pPr>
-        <w:pStyle w:val="MethodologyBlock"/>
+        <w:pStyle w:val="BodyText"/>
         <w:spacing w:before="120"/>
       </w:pPr>
       <w:r>
@@ -3281,6 +3293,12 @@
           <w:rFonts w:ascii="Times New Roman" w:hAnsi="Times New Roman" w:eastAsia="Times New Roman" w:cs="Times New Roman"/>
         </w:rPr>
         <w:t xml:space="preserve"> </w:t>
+      </w:r>
+      <w:r>
+        <w:rPr>
+          <w:rFonts w:ascii="Times New Roman" w:hAnsi="Times New Roman" w:eastAsia="Times New Roman" w:cs="Times New Roman"/>
+        </w:rPr>
+        <w:t xml:space="preserve">&gt; </w:t>
       </w:r>
       <w:r>
         <w:rPr>
@@ -4713,7 +4731,7 @@
         </w:rPr>
         <w:drawing>
           <wp:inline>
-            <wp:extent cx="3600000" cy="510069"/>
+            <wp:extent cx="2667000" cy="377877"/>
             <wp:effectExtent b="0" l="0" r="0" t="0"/>
             <wp:docPr descr="" title="" id="18" name="Picture"/>
             <a:graphic>
@@ -4734,7 +4752,7 @@
                   <pic:spPr bwMode="auto">
                     <a:xfrm>
                       <a:off x="0" y="0"/>
-                      <a:ext cx="3600000" cy="510069"/>
+                      <a:ext cx="2667000" cy="377877"/>
                     </a:xfrm>
                     <a:prstGeom prst="rect">
                       <a:avLst/>
@@ -5739,7 +5757,7 @@
     </w:p>
     <w:p>
       <w:pPr>
-        <w:pStyle w:val="MistakeBlock"/>
+        <w:pStyle w:val="BodyText"/>
       </w:pPr>
       <w:r>
         <w:rPr>
@@ -5752,6 +5770,12 @@
           <w:rFonts w:ascii="Times New Roman" w:hAnsi="Times New Roman" w:eastAsia="Times New Roman" w:cs="Times New Roman"/>
         </w:rPr>
         <w:t xml:space="preserve"> </w:t>
+      </w:r>
+      <w:r>
+        <w:rPr>
+          <w:rFonts w:ascii="Times New Roman" w:hAnsi="Times New Roman" w:eastAsia="Times New Roman" w:cs="Times New Roman"/>
+        </w:rPr>
+        <w:t xml:space="preserve">&gt; </w:t>
       </w:r>
       <w:r>
         <w:rPr>
@@ -6269,7 +6293,7 @@
         </w:rPr>
         <w:drawing>
           <wp:inline>
-            <wp:extent cx="3600000" cy="774626"/>
+            <wp:extent cx="2667000" cy="573869"/>
             <wp:effectExtent b="0" l="0" r="0" t="0"/>
             <wp:docPr descr="" title="" id="24" name="Picture"/>
             <a:graphic>
@@ -6290,7 +6314,7 @@
                   <pic:spPr bwMode="auto">
                     <a:xfrm>
                       <a:off x="0" y="0"/>
-                      <a:ext cx="3600000" cy="774626"/>
+                      <a:ext cx="2667000" cy="573869"/>
                     </a:xfrm>
                     <a:prstGeom prst="rect">
                       <a:avLst/>
@@ -7765,7 +7789,7 @@
     </w:p>
     <w:p>
       <w:pPr>
-        <w:pStyle w:val="MethodologyBlock"/>
+        <w:pStyle w:val="BodyText"/>
       </w:pPr>
       <w:r>
         <w:rPr>
@@ -7783,7 +7807,7 @@
         <w:rPr>
           <w:rFonts w:ascii="Times New Roman" w:hAnsi="Times New Roman" w:eastAsia="Times New Roman" w:cs="Times New Roman"/>
         </w:rPr>
-        <w:t xml:space="preserve">FGI </w:t>
+        <w:t xml:space="preserve">&gt; FGI </w:t>
       </w:r>
       <w:r>
         <w:rPr>
@@ -9617,7 +9641,7 @@
     </w:tbl>
     <w:p>
       <w:pPr>
-        <w:pStyle w:val="MistakeBlock"/>
+        <w:pStyle w:val="BodyText"/>
         <w:spacing w:before="120"/>
       </w:pPr>
       <w:r>
@@ -9636,7 +9660,7 @@
         <w:rPr>
           <w:rFonts w:ascii="Times New Roman" w:hAnsi="Times New Roman" w:eastAsia="Times New Roman" w:cs="Times New Roman"/>
         </w:rPr>
-        <w:t xml:space="preserve">Grignard </w:t>
+        <w:t xml:space="preserve">&gt; Grignard </w:t>
       </w:r>
       <w:r>
         <w:rPr>
@@ -11645,7 +11669,7 @@
     </w:p>
     <w:p>
       <w:pPr>
-        <w:pStyle w:val="MethodologyBlock"/>
+        <w:pStyle w:val="BodyText"/>
       </w:pPr>
       <w:r>
         <w:rPr>
@@ -11658,6 +11682,12 @@
           <w:rFonts w:ascii="Times New Roman" w:hAnsi="Times New Roman" w:eastAsia="Times New Roman" w:cs="Times New Roman"/>
         </w:rPr>
         <w:t xml:space="preserve"> </w:t>
+      </w:r>
+      <w:r>
+        <w:rPr>
+          <w:rFonts w:ascii="Times New Roman" w:hAnsi="Times New Roman" w:eastAsia="Times New Roman" w:cs="Times New Roman"/>
+        </w:rPr>
+        <w:t xml:space="preserve">&gt; </w:t>
       </w:r>
       <w:r>
         <w:rPr>
@@ -13467,7 +13497,7 @@
         </w:rPr>
         <w:drawing>
           <wp:inline>
-            <wp:extent cx="3600000" cy="437549"/>
+            <wp:extent cx="2667000" cy="324151"/>
             <wp:effectExtent b="0" l="0" r="0" t="0"/>
             <wp:docPr descr="" title="" id="41" name="Picture"/>
             <a:graphic>
@@ -13488,7 +13518,7 @@
                   <pic:spPr bwMode="auto">
                     <a:xfrm>
                       <a:off x="0" y="0"/>
-                      <a:ext cx="3600000" cy="437549"/>
+                      <a:ext cx="2667000" cy="324151"/>
                     </a:xfrm>
                     <a:prstGeom prst="rect">
                       <a:avLst/>
@@ -14821,7 +14851,7 @@
         </w:rPr>
         <w:drawing>
           <wp:inline>
-            <wp:extent cx="3600000" cy="535779"/>
+            <wp:extent cx="2667000" cy="396923"/>
             <wp:effectExtent b="0" l="0" r="0" t="0"/>
             <wp:docPr descr="" title="" id="45" name="Picture"/>
             <a:graphic>
@@ -14842,7 +14872,7 @@
                   <pic:spPr bwMode="auto">
                     <a:xfrm>
                       <a:off x="0" y="0"/>
-                      <a:ext cx="3600000" cy="535779"/>
+                      <a:ext cx="2667000" cy="396923"/>
                     </a:xfrm>
                     <a:prstGeom prst="rect">
                       <a:avLst/>
@@ -15315,7 +15345,7 @@
     </w:tbl>
     <w:p>
       <w:pPr>
-        <w:pStyle w:val="MistakeBlock"/>
+        <w:pStyle w:val="BodyText"/>
         <w:spacing w:before="120"/>
       </w:pPr>
       <w:r>
@@ -15323,6 +15353,18 @@
           <w:rFonts w:hint="eastAsia" w:ascii="Times New Roman" w:hAnsi="Times New Roman" w:eastAsia="FangSong" w:cs="Times New Roman"/>
         </w:rPr>
         <w:t xml:space="preserve">易错提醒</w:t>
+      </w:r>
+      <w:r>
+        <w:rPr>
+          <w:rFonts w:ascii="Times New Roman" w:hAnsi="Times New Roman" w:eastAsia="Times New Roman" w:cs="Times New Roman"/>
+        </w:rPr>
+        <w:t xml:space="preserve"> </w:t>
+      </w:r>
+      <w:r>
+        <w:rPr>
+          <w:rFonts w:ascii="Times New Roman" w:hAnsi="Times New Roman" w:eastAsia="Times New Roman" w:cs="Times New Roman"/>
+        </w:rPr>
+        <w:t xml:space="preserve">&gt;</w:t>
       </w:r>
       <w:r>
         <w:rPr>
@@ -16498,7 +16540,7 @@
     </w:p>
     <w:p>
       <w:pPr>
-        <w:pStyle w:val="MethodologyBlock"/>
+        <w:pStyle w:val="BodyText"/>
       </w:pPr>
       <w:r>
         <w:rPr>
@@ -16511,6 +16553,12 @@
           <w:rFonts w:ascii="Times New Roman" w:hAnsi="Times New Roman" w:eastAsia="Times New Roman" w:cs="Times New Roman"/>
         </w:rPr>
         <w:t xml:space="preserve"> </w:t>
+      </w:r>
+      <w:r>
+        <w:rPr>
+          <w:rFonts w:ascii="Times New Roman" w:hAnsi="Times New Roman" w:eastAsia="Times New Roman" w:cs="Times New Roman"/>
+        </w:rPr>
+        <w:t xml:space="preserve">&gt; </w:t>
       </w:r>
       <w:r>
         <w:rPr>
@@ -39470,22 +39518,6 @@
       <ns0:color ns0:themeColor="accent1" ns0:themeShade="BF" ns0:val="365F91"/>
     </ns0:rPr>
   </ns0:style>
-  <w:style w:type="paragraph" w:customStyle="1" w:styleId="MethodologyBlock">
-    <w:name w:val="Methodology Block"/>
-    <w:basedOn w:val="BodyText"/>
-    <w:qFormat/>
-    <ns0:rPr>
-      <w:rFonts ns0:ascii="Times New Roman" ns0:hAnsi="Times New Roman" ns0:eastAsia="FangSong" ns0:cs="Times New Roman"/>
-    </ns0:rPr>
-  </w:style>
-  <w:style w:type="paragraph" w:customStyle="1" w:styleId="MistakeBlock">
-    <w:name w:val="Mistake Block"/>
-    <w:basedOn w:val="BodyText"/>
-    <w:qFormat/>
-    <ns0:rPr>
-      <w:rFonts ns0:ascii="Times New Roman" ns0:hAnsi="Times New Roman" ns0:eastAsia="FangSong" ns0:cs="Times New Roman"/>
-    </ns0:rPr>
-  </w:style>
   <w:style w:type="paragraph" w:customStyle="1" w:styleId="SourceCode">
     <w:name w:val="Source Code"/>
     <w:basedOn w:val="Normal"/>
